--- a/Daniil_Meshcheryakov/lab4/report.docx
+++ b/Daniil_Meshcheryakov/lab4/report.docx
@@ -346,7 +346,7 @@
           <w:szCs w:val="28"/>
           <w:rtl w:val="0"/>
         </w:rPr>
-        <w:t>Мещеряков Д. П.</w:t>
+        <w:t>Мещеряков Д. П., группа К3440</w:t>
       </w:r>
       <w:r>
         <w:rPr>
@@ -485,7 +485,7 @@
           <w:color w:val="000000"/>
           <w:sz w:val="28"/>
         </w:rPr>
-        <w:t xml:space="preserve">Цель работы: спроектировать LLM-компонент для извлечения сведений из отзывов о лекарствах как проверяемый программный интерфейс, с формальной схемой результата, тестами, валидацией и контролем неподтвержденных извлечений. В эксперименте итоговая система выдала только подтвержденные текстом данные: в ее ответах нет ни одного фрагмента evidence, которого нет в отзыве, а точность извлечения выросла с 0,537 у простого промпта до 0,843. Платой за это стала полнота: 0,476 против 0,619.</w:t>
+        <w:t xml:space="preserve">Цель работы: сделать из извлечения сведений с помощью LLM проверяемый программный компонент. Ответ модели описан схемой, поведение зафиксировано тестами, каждый ответ проходит валидацию, а элементы, которые не подтверждаются текстом отзыва, в результат не попадают. Итоговая система выдает только подтвержденные элементы и при этом извлекает точнее простого промпта: precision 0,811 против 0,537, F1 0,679 против 0,575.</w:t>
       </w:r>
     </w:p>
     <w:p>
@@ -504,7 +504,7 @@
           <w:color w:val="000000"/>
           <w:sz w:val="28"/>
         </w:rPr>
-        <w:t xml:space="preserve">Эксперимент выполнен локально на Python 3.11. Модель Qwen3-4B-Instruct-2507 в квантовании q4_K_M запускалась через Ollama на ноутбучной видеокарте RTX 3070 с 8 ГБ памяти, это та же модель, что в ЛР3. Параметры генерации: температура 0, seed 42, контекст 8192 токена, не больше 1024 токенов ответа. Режим принудительного JSON в Ollama не включался, чтобы валидность ответа зависела только от промпта и проверок. Модель работает на своем компьютере и не тарифицируется, поэтому вместо стоимости приводятся токены и время.</w:t>
+        <w:t xml:space="preserve">Модель та же, что в ЛР3, Qwen3-4B-Instruct-2507, но здесь она запускалась локально через Ollama в 4-битном квантовании q4_K_M на ноутбучной видеокарте RTX 3070 с 8 ГБ памяти, а не в float16 в Colab. Генерация: температура 0, seed 42, контекст 8192 токена, ответ до 1024 токенов. Принудительный JSON-режим Ollama выключен, чтобы валидность ответа зависела только от промпта и проверок. Запуск локальный и бесплатный, поэтому затраты сравниваются в токенах и секундах.</w:t>
       </w:r>
     </w:p>
     <w:p>
@@ -523,7 +523,7 @@
           <w:color w:val="000000"/>
           <w:sz w:val="28"/>
         </w:rPr>
-        <w:t xml:space="preserve">Использована размеченная часть корпуса RuDReC: 500 отзывов потребителей о лекарствах, сущности размечены внутри предложений. Предложения склеены обратно в отзывы. Буква е с двумя точками заменена на е, длинное и среднее тире на дефис, проверка evidence дальше идет по очищенному тексту. Из 451 отзыва длиной 300-1200 символов выбрано 50: 25 с нежелательной реакцией в разметке и 25 без нее, random.Random(409130). Стратификация нужна, чтобы поле adverse_reaction оценивалось не на нескольких отзывах. Средняя длина отзыва 713 символов.</w:t>
+        <w:t xml:space="preserve">Взята размеченная часть корпуса RuDReC: 500 отзывов о лекарствах. Корпус хранится по предложениям, поэтому сначала отзывы собраны целиком. Тексты нормализованы: е с точками заменена на е, тире разной длины на дефис; дословность evidence проверяется уже по нормализованному тексту. Из 451 отзыва длиной 300-1200 символов выбрано 50 (seed 409130): 25 с нежелательной реакцией в разметке и 25 без нее. Без такого деления отзывов с реакциями в выборке было бы мало. Средняя длина отзыва 713 символов, в 8 отзывах остался служебный хвост корпуса вида «RATING 3 NOTE».</w:t>
       </w:r>
     </w:p>
     <w:p>
@@ -542,7 +542,7 @@
           <w:color w:val="000000"/>
           <w:sz w:val="28"/>
         </w:rPr>
-        <w:t xml:space="preserve">Эталон для drug, indication и adverse_reaction взят из разметки RuDReC: сущности Drugname, DI и ADR. Лекарственные формы и классы в эталон drug не входят. RuDReC размечает каждое упоминание, поэтому одно название часто встречается в разных формах («ингавирин» и «Ингавирина»), такие повторы с одинаковыми основами слов записаны в эталон один раз. Разметки положительного эффекта в RuDReC нет. Эталон для positive_effect составлен до первого запуска модели по тем же правилам, что записаны в version_2: улучшение, которое реально наступило у пациента; отрицаемый, ожидаемый и чужой эффект не считается.</w:t>
+        <w:t xml:space="preserve">Эталон препаратов, показаний и реакций взят из разметки корпуса: сущности Drugname, DI и ADR. Формы выпуска и группы средств в эталон препаратов не входят. Корпус размечает каждое упоминание, и одно название часто повторяется в разных падежах («ингавирин» и «Ингавирина»), поэтому такие повторы внутри отзыва объединены по основам слов. Положительного эффекта в RuDReC нет, его эталон размечен отдельно до первого запуска модели по определению из version_2: в эталон попадало улучшение, которое пациент получил после приема, а эффект, который автор отрицает, только ожидает или пересказывает с чужих слов, не размечался. Объем эталона приведен в таблице 1.</w:t>
       </w:r>
     </w:p>
     <w:p>
@@ -562,7 +562,7 @@
           <w:color w:val="000000"/>
           <w:sz w:val="28"/>
         </w:rPr>
-        <w:t xml:space="preserve">Таблица 1 – Эталон по полям</w:t>
+        <w:t xml:space="preserve">Таблица 1 – Объем эталона</w:t>
       </w:r>
     </w:p>
     <w:tbl>
@@ -651,7 +651,7 @@
                 <w:color w:val="000000"/>
                 <w:sz w:val="24"/>
               </w:rPr>
-              <w:t xml:space="preserve">Источник</w:t>
+              <w:t xml:space="preserve">Откуда взят эталон</w:t>
             </w:r>
           </w:p>
         </w:tc>
@@ -687,7 +687,7 @@
                 <w:color w:val="000000"/>
                 <w:sz w:val="24"/>
               </w:rPr>
-              <w:t xml:space="preserve">Элементов</w:t>
+              <w:t xml:space="preserve">Всего элементов</w:t>
             </w:r>
           </w:p>
         </w:tc>
@@ -723,7 +723,7 @@
                 <w:color w:val="000000"/>
                 <w:sz w:val="24"/>
               </w:rPr>
-              <w:t xml:space="preserve">Отзывов с полем</w:t>
+              <w:t xml:space="preserve">Отзывов, где поле не пустое</w:t>
             </w:r>
           </w:p>
         </w:tc>
@@ -1342,7 +1342,7 @@
           <w:color w:val="000000"/>
           <w:sz w:val="28"/>
         </w:rPr>
-        <w:t xml:space="preserve">version_1 состоит из одного сообщения: перечень того, что нужно извлечь, пустой шаблон JSON и текст отзыва. Определений полей, правил и примеров в нем нет.</w:t>
+        <w:t xml:space="preserve">version_1 состоит из одного сообщения: просьба извлечь пять полей, пустой шаблон JSON и текст отзыва, всего 290 символов без отзыва. Определений полей, правил и примеров в нем нет.</w:t>
       </w:r>
     </w:p>
     <w:p>
@@ -1361,7 +1361,7 @@
           <w:color w:val="000000"/>
           <w:sz w:val="28"/>
         </w:rPr>
-        <w:t xml:space="preserve">version_2 это системное сообщение с правилами и два размеченных примера в виде пар сообщений user и assistant. В правилах:</w:t>
+        <w:t xml:space="preserve">version_2 это системное сообщение с правилами и два размеченных примера в виде пар сообщений user и assistant, вместе 3627 символов, в 12 с лишним раз длиннее version_1. Правила задают:</w:t>
       </w:r>
     </w:p>
     <w:p>
@@ -1380,7 +1380,7 @@
           <w:color w:val="000000"/>
           <w:sz w:val="28"/>
         </w:rPr>
-        <w:t xml:space="preserve">1) точное описание каждого поля и понятие пациента: автор отзыва или человек, которого автор сам лечил;</w:t>
+        <w:t xml:space="preserve">1) смысл каждого поля и кого считать пациентом: автора или человека, которого автор сам лечил;</w:t>
       </w:r>
     </w:p>
     <w:p>
@@ -1399,7 +1399,7 @@
           <w:color w:val="000000"/>
           <w:sz w:val="28"/>
         </w:rPr>
-        <w:t xml:space="preserve">2) для drug: название пишется так, как в тексте, даже с опечаткой; форма выпуска, группа средств, их сочетание без названия и слова «препарат», «средство» названием не считаются;</w:t>
+        <w:t xml:space="preserve">2) что не является названием препарата: форма выпуска, группа средств, их сочетание без названия, слова «препарат» и «средство»; название сохраняется в написании автора, даже с ошибкой;</w:t>
       </w:r>
     </w:p>
     <w:p>
@@ -1418,7 +1418,7 @@
           <w:color w:val="000000"/>
           <w:sz w:val="28"/>
         </w:rPr>
-        <w:t xml:space="preserve">3) отрицания: отрицаемый эффект или реакция не извлекаются, а отрицание самой болезни после приема («ни разу не заболели») считается положительным эффектом;</w:t>
+        <w:t xml:space="preserve">3) отрицания: отрицаемый эффект или реакция не записываются, отрицание может стоять в конце фразы, а отрицание самой болезни после приема («ни разу не заболели») считается положительным эффектом;</w:t>
       </w:r>
     </w:p>
     <w:p>
@@ -1437,7 +1437,7 @@
           <w:color w:val="000000"/>
           <w:sz w:val="28"/>
         </w:rPr>
-        <w:t xml:space="preserve">4) ожидаемое и предполагаемое, опыт других людей, цитаты из инструкции и рекламы, свойства препарата (вкус, цена, удобство) не извлекаются;</w:t>
+        <w:t xml:space="preserve">4) что не извлекается: ожидаемое и предполагаемое, опыт других людей, цитаты из инструкции и слова врача о возможных эффектах, свойства препарата (вкус, цена, удобство);</w:t>
       </w:r>
     </w:p>
     <w:p>
@@ -1456,7 +1456,7 @@
           <w:color w:val="000000"/>
           <w:sz w:val="28"/>
         </w:rPr>
-        <w:t xml:space="preserve">5) evidence копируется символ в символ короткими фрагментами по 2-10 слов, куски разных предложений не склеиваются.</w:t>
+        <w:t xml:space="preserve">5) как копировать evidence: символ в символ, короткими кусками по 2-10 слов, не склеивая разные предложения.</w:t>
       </w:r>
     </w:p>
     <w:p>
@@ -1475,26 +1475,7 @@
           <w:color w:val="000000"/>
           <w:sz w:val="28"/>
         </w:rPr>
-        <w:t xml:space="preserve">Первый пример: два препарата, эффект, реакция и головная боль у подруги, которую брать не нужно. Второй: препарат без названия, цитата из инструкции, отрицание реакции, отрицание эффекта и надежда на эффект. Оба примера проверяются кодом при сборке промпта: ответ проходит схему, каждый фрагмент evidence есть в тексте примера.</w:t>
-      </w:r>
-    </w:p>
-    <w:p>
-      <w:pPr>
-        <w:keepNext w:val="0"/>
-        <w:pageBreakBefore w:val="0"/>
-        <w:widowControl/>
-        <w:spacing w:line="360" w:lineRule="auto" w:before="0" w:after="0"/>
-        <w:ind w:firstLine="709"/>
-        <w:jc w:val="both"/>
-      </w:pPr>
-      <w:r>
-        <w:rPr>
-          <w:rFonts w:ascii="Times New Roman" w:hAnsi="Times New Roman" w:eastAsia="Times New Roman" w:cs="Times New Roman"/>
-          <w:b w:val="0"/>
-          <w:color w:val="000000"/>
-          <w:sz w:val="28"/>
-        </w:rPr>
-        <w:t xml:space="preserve">version_2 менялась один раз, после первого прогона итоговой системы: добавлены правило о сочетании группы и формы без названия и требование коротких фрагментов evidence. Почему и что из этого вышло, описано в разделе 5. Промпт на момент первого прогона сохранен в results/first_run.</w:t>
+        <w:t xml:space="preserve">В первом примере два препарата, эффект, реакция и головная боль у подруги, которую брать не нужно. Во втором препарат без названия, цитата из инструкции, отрицаемая реакция, эффект, которого не было, и надежда на эффект. При сборке промпта код проверяет, что ответы примеров проходят схему, а их фрагменты дословно есть в текстах примеров. version_2 правилась дважды, после ранних прогонов итоговой системы, это описано в разделе 5.</w:t>
       </w:r>
     </w:p>
     <w:p>
@@ -1515,7 +1496,7 @@
           <w:color w:val="000000"/>
           <w:sz w:val="28"/>
         </w:rPr>
-        <w:t xml:space="preserve">3 Схема ответа, проверка и повторный запрос</w:t>
+        <w:t xml:space="preserve">3 Схема ответа, проверка, повтор и сборка результата</w:t>
       </w:r>
     </w:p>
     <w:p>
@@ -1534,7 +1515,7 @@
           <w:color w:val="000000"/>
           <w:sz w:val="28"/>
         </w:rPr>
-        <w:t xml:space="preserve">Схема описана в schema.py классом Extraction (Pydantic 2): пять обязательных полей drug, indication, positive_effect, adverse_reaction и evidence, каждое список строк. Лишнее поле запрещено (extra="forbid"), строгий режим (strict=True) не дает превратить строку в список или число в строку, пустые строки в списках запрещены. Ошибки Pydantic переводятся в короткие фразы вроде «лишнее поле «confidence»», которые потом уходят в повторный запрос.</w:t>
+        <w:t xml:space="preserve">Формат ответа задан в schema.py моделью Pydantic 2 Extraction. Все пять полей обязательны, каждое это список строк. Неизвестное поле запрещено (extra="forbid"), строгий режим (strict=True) отключает любые неявные приведения типов, пустая строка в списке считается ошибкой. Ошибки Pydantic переводятся в короткие фразы на русском, например «лишнее поле „dosage“», они потом уходят модели в повторный запрос.</w:t>
       </w:r>
     </w:p>
     <w:p>
@@ -1553,7 +1534,7 @@
           <w:color w:val="000000"/>
           <w:sz w:val="28"/>
         </w:rPr>
-        <w:t xml:space="preserve">Функция check_response в extractor.py проверяет ответ в пять шагов:</w:t>
+        <w:t xml:space="preserve">Функция check_response в extractor.py проверяет ответ по шагам:</w:t>
       </w:r>
     </w:p>
     <w:p>
@@ -1572,7 +1553,7 @@
           <w:color w:val="000000"/>
           <w:sz w:val="28"/>
         </w:rPr>
-        <w:t xml:space="preserve">1) весь ответ разбирается как один JSON-объект, обертка в блок кода markdown считается ошибкой;</w:t>
+        <w:t xml:space="preserve">1) весь ответ должен быть одним JSON-объектом без повторяющихся ключей, обертка в блок кода markdown считается ошибкой;</w:t>
       </w:r>
     </w:p>
     <w:p>
@@ -1610,7 +1591,7 @@
           <w:color w:val="000000"/>
           <w:sz w:val="28"/>
         </w:rPr>
-        <w:t xml:space="preserve">3) каждый фрагмент evidence есть в тексте дословно: буквы, регистр и знаки должны совпасть, допускается только другая цепочка пробелов и переносов строк. Для ненайденного фрагмента в сообщение об ошибке добавляется ближайший похожий участок текста, чтобы модели было видно, что исправить;</w:t>
+        <w:t xml:space="preserve">3) каждый фрагмент evidence найден в отзыве дословно: те же буквы, регистр и знаки, фрагмент начинается и кончается на границе слова, а различаться могут только цепочки пробелов и переносов строк между словами. Если фрагмент не найден, в сообщение об ошибке добавляется самый похожий участок отзыва;</w:t>
       </w:r>
     </w:p>
     <w:p>
@@ -1629,7 +1610,7 @@
           <w:color w:val="000000"/>
           <w:sz w:val="28"/>
         </w:rPr>
-        <w:t xml:space="preserve">4) в drug нет элементов, которые состоят только из слов формы выпуска, группы средств и общих слов («мазь», «противовирусный препарат»). Словарь проверен на всем корпусе RuDReC: он отсеивает 95% размеченных форм и 83% классов, а из 421 названия задевает только «таблетки», которые в корпусе ошибочно размечены как название;</w:t>
+        <w:t xml:space="preserve">4) в каждом элементе есть значимые слова: элемент из одного союза или частицы считается ошибкой;</w:t>
       </w:r>
     </w:p>
     <w:p>
@@ -1648,7 +1629,7 @@
           <w:color w:val="000000"/>
           <w:sz w:val="28"/>
         </w:rPr>
-        <w:t xml:space="preserve">5) у каждого элемента полей drug, indication, positive_effect и adverse_reaction есть опора в evidence: не меньше половины основ слов элемента встречается в одном дословном фрагменте. Основы дает стеммер snowball. Совпадающими считаются равные основы, основы с общим началом от 4 букв и основы от 6 букв, которые отличаются опечаткой. Частицы «не», «ни», «нет» не учитываются.</w:t>
+        <w:t xml:space="preserve">5) в drug нет элементов только из слов формы выпуска, группы средств и указательных слов («эти капли», «противовирусный препарат»). На всем корпусе RuDReC этот словарь отсеивает 88% упоминаний форм выпуска и 77% упоминаний групп средств (по уникальным написаниям 51% и 49%), а из 421 уникального названия препарата задевает одно, «таблетки», которое размечено как название по ошибке;</w:t>
       </w:r>
     </w:p>
     <w:p>
@@ -1667,7 +1648,7 @@
           <w:color w:val="000000"/>
           <w:sz w:val="28"/>
         </w:rPr>
-        <w:t xml:space="preserve">Если ответ не прошел проверку, Extractor добавляет в диалог ответ модели и сообщение со списком ошибок и просьбой вернуть исправленный JSON целиком. Повтор разрешен ровно один (MAX_RETRIES = 1), это проверяет тест 10. Если второй ответ тоже не прошел проверку, из него удаляются недословные фрагменты, формы и группы в drug и элементы без опоры, такой ответ получает статус cleaned. Если структура сломана в обеих попытках, результат пустой (rejected). Остальные статусы: valid (прошел с первой попытки), fixed_by_retry и empty_text (пустой текст, модель не вызывается). Все попытки, сырые ответы, ошибки, токены и время пишутся в results/raw_final.jsonl.</w:t>
+        <w:t xml:space="preserve">6) каждый элемент опирается на найденные фрагменты: хотя бы половина его основ слов есть в одном фрагменте. Основы дает стеммер snowball, частицы «не», «ни», «нет» не учитываются. Основы совпадают, если они равны, если одна продолжает другую (от 4 букв) или если они от 6 букв и различаются опечаткой.</w:t>
       </w:r>
     </w:p>
     <w:p>
@@ -1686,7 +1667,45 @@
           <w:color w:val="000000"/>
           <w:sz w:val="28"/>
         </w:rPr>
-        <w:t xml:space="preserve">Очистка выбрана вместо отказа от всего ответа, потому что одна ошибка в evidence не должна обнулять остальные подтвержденные элементы. В разделе 5 видно, что при отказе F1 итоговой системы упал бы с 0,609 до 0,440.</w:t>
+        <w:t xml:space="preserve">Если хоть одна проверка не пройдена, модель получает в том же диалоге свой ответ и список всех ошибок с просьбой прислать JSON заново, брать фрагменты из подсказанных участков с тем же регистром и не удалять элементы, которые в отзыве есть. Повтор задан константой MAX_RETRIES = 1, третьего вызова не бывает, это проверяет тест 10. Каждая попытка вместе с текстом ответа, ошибками проверки, токенами и временем сохраняется в results/raw_final.jsonl.</w:t>
+      </w:r>
+    </w:p>
+    <w:p>
+      <w:pPr>
+        <w:keepNext w:val="0"/>
+        <w:pageBreakBefore w:val="0"/>
+        <w:widowControl/>
+        <w:spacing w:line="360" w:lineRule="auto" w:before="0" w:after="0"/>
+        <w:ind w:firstLine="709"/>
+        <w:jc w:val="both"/>
+      </w:pPr>
+      <w:r>
+        <w:rPr>
+          <w:rFonts w:ascii="Times New Roman" w:hAnsi="Times New Roman" w:eastAsia="Times New Roman" w:cs="Times New Roman"/>
+          <w:b w:val="0"/>
+          <w:color w:val="000000"/>
+          <w:sz w:val="28"/>
+        </w:rPr>
+        <w:t xml:space="preserve">Затем функция assemble собирает итоговый ответ из обеих попыток. Опора для элемента ищется во всех дословных фрагментах модели из обеих попыток: на повторе модель часто исправляет фрагмент, но сокращает список элементов, и так подтвержденное в первой попытке не теряется. Препарат или показание без опоры остается, только если оно само дословно стоит в отзыве; тогда система добавляет в evidence предложение, где оно стоит. Для эффектов и реакций так не делается, потому что для них важен контекст: отрицание, чужой опыт, предупреждение врача. Один элемент в двух формулировках берется один раз. Все остальное удаляется, поэтому любой элемент итогового ответа опирается на дословный фрагмент отзыва, и это проверяет assert в коде.</w:t>
+      </w:r>
+    </w:p>
+    <w:p>
+      <w:pPr>
+        <w:keepNext w:val="0"/>
+        <w:pageBreakBefore w:val="0"/>
+        <w:widowControl/>
+        <w:spacing w:line="360" w:lineRule="auto" w:before="0" w:after="0"/>
+        <w:ind w:firstLine="709"/>
+        <w:jc w:val="both"/>
+      </w:pPr>
+      <w:r>
+        <w:rPr>
+          <w:rFonts w:ascii="Times New Roman" w:hAnsi="Times New Roman" w:eastAsia="Times New Roman" w:cs="Times New Roman"/>
+          <w:b w:val="0"/>
+          <w:color w:val="000000"/>
+          <w:sz w:val="28"/>
+        </w:rPr>
+        <w:t xml:space="preserve">Статусы ответа: valid (первая попытка без ошибок), fixed_by_retry (без ошибок вторая), cleaned (во второй тоже есть ошибки, неподтвержденное удалено), rejected (структура сломана в обеих попытках) и empty_text (на пустой текст модель не вызывается). Сборка выбрана вместо отказа от ответа целиком: одна ошибка в evidence не должна обнулять подтвержденные элементы. Если бы ответы со статусом cleaned отбрасывались, F1 итоговой системы был бы 0,408 вместо 0,679.</w:t>
       </w:r>
     </w:p>
     <w:p>
@@ -1726,7 +1745,7 @@
           <w:color w:val="000000"/>
           <w:sz w:val="28"/>
         </w:rPr>
-        <w:t xml:space="preserve">В tests/test_extractor.py 19 тестов: 10 по обязательному перечню и 9 на схему и проверку. Случаи 2-8 вызывают настоящую модель с итоговой системой. Случаи 1, 9 и 10 используют подставной клиент с заранее заданными ответами, потому что настоящая модель не выдает лишнее поле или выдуманный evidence по заказу. Тексты для тестов короткие и составлены под каждый случай, ни один не взят из выборки.</w:t>
+        <w:t xml:space="preserve">В tests/test_extractor.py 26 тестов. Первые десять повторяют обязательный перечень задания (таблица 2). В случаях 2-8 работает настоящая модель с итоговой системой. Для случаев 9 и 10 нужен заведомо плохой ответ, которого модель по просьбе не даст, поэтому там, как и в случае 1, вместо модели стоит заглушка FakeClient с заготовленными ответами. Тексты тестов придуманы под каждый случай, их нет ни в выборке, ни в примерах промпта. Тесты с моделью проверяют и то, чего не должно быть, и то, что должно извлечься, поэтому пустой ответ их не проходит.</w:t>
       </w:r>
     </w:p>
     <w:p>
@@ -1834,7 +1853,7 @@
                 <w:color w:val="000000"/>
                 <w:sz w:val="24"/>
               </w:rPr>
-              <w:t xml:space="preserve">Случай</w:t>
+              <w:t xml:space="preserve">Ситуация из задания</w:t>
             </w:r>
           </w:p>
         </w:tc>
@@ -1870,7 +1889,7 @@
                 <w:color w:val="000000"/>
                 <w:sz w:val="24"/>
               </w:rPr>
-              <w:t xml:space="preserve">Что проверяет тест</w:t>
+              <w:t xml:space="preserve">Чего ждет тест</w:t>
             </w:r>
           </w:p>
         </w:tc>
@@ -1977,7 +1996,7 @@
                 <w:color w:val="000000"/>
                 <w:sz w:val="24"/>
               </w:rPr>
-              <w:t xml:space="preserve">модель не вызывается, результат пустой, статус empty_text</w:t>
+              <w:t xml:space="preserve">обращения к модели нет, ответ пустой (empty_text)</w:t>
             </w:r>
           </w:p>
         </w:tc>
@@ -2084,7 +2103,7 @@
                 <w:color w:val="000000"/>
                 <w:sz w:val="24"/>
               </w:rPr>
-              <w:t xml:space="preserve">«успокоительные капли, название уже не помню»: drug пустой</w:t>
+              <w:t xml:space="preserve">«успокоительные капли, название уже не помню»: drug пустой, эффект «засыпать стала быстрее» найден</w:t>
             </w:r>
           </w:p>
         </w:tc>
@@ -2191,7 +2210,7 @@
                 <w:color w:val="000000"/>
                 <w:sz w:val="24"/>
               </w:rPr>
-              <w:t xml:space="preserve">в drug есть Амоксиклав, Мирамистин и Стрепсилс</w:t>
+              <w:t xml:space="preserve">в drug есть Флемоксин, Синупрет и Лазолван</w:t>
             </w:r>
           </w:p>
         </w:tc>
@@ -2298,7 +2317,7 @@
                 <w:color w:val="000000"/>
                 <w:sz w:val="24"/>
               </w:rPr>
-              <w:t xml:space="preserve">«спокойнее я так и не стала»: positive_effect пустой</w:t>
+              <w:t xml:space="preserve">Персен найден; «волнение никуда не делось»: positive_effect пустой</w:t>
             </w:r>
           </w:p>
         </w:tc>
@@ -2405,7 +2424,7 @@
                 <w:color w:val="000000"/>
                 <w:sz w:val="24"/>
               </w:rPr>
-              <w:t xml:space="preserve">«думаю, через пару дней кашель станет мягче»: positive_effect пустой</w:t>
+              <w:t xml:space="preserve">Эреспал найден; «думаю, через пару дней кашель станет мягче»: эффектов и реакций нет</w:t>
             </w:r>
           </w:p>
         </w:tc>
@@ -2512,7 +2531,7 @@
                 <w:color w:val="000000"/>
                 <w:sz w:val="24"/>
               </w:rPr>
-              <w:t xml:space="preserve">головокружение у коллеги: adverse_reaction пустой</w:t>
+              <w:t xml:space="preserve">головокружение у коллеги не попало в adverse_reaction, эффект автора найден</w:t>
             </w:r>
           </w:p>
         </w:tc>
@@ -2619,7 +2638,7 @@
                 <w:color w:val="000000"/>
                 <w:sz w:val="24"/>
               </w:rPr>
-              <w:t xml:space="preserve">реакции из цитаты аннотации не извлечены, evidence дословный</w:t>
+              <w:t xml:space="preserve">реакции из цитаты аннотации не извлечены, эффект «стало легче» найден</w:t>
             </w:r>
           </w:p>
         </w:tc>
@@ -2726,7 +2745,7 @@
                 <w:color w:val="000000"/>
                 <w:sz w:val="24"/>
               </w:rPr>
-              <w:t xml:space="preserve">в drug записано «Терафлу», как в тексте</w:t>
+              <w:t xml:space="preserve">в drug записано «Нурафен», как в тексте (правильно «Нурофен»)</w:t>
             </w:r>
           </w:p>
         </w:tc>
@@ -2799,7 +2818,7 @@
                 <w:color w:val="000000"/>
                 <w:sz w:val="24"/>
               </w:rPr>
-              <w:t xml:space="preserve">лишнее поле</w:t>
+              <w:t xml:space="preserve">лишнее поле в ответе</w:t>
             </w:r>
           </w:p>
         </w:tc>
@@ -2833,7 +2852,7 @@
                 <w:color w:val="000000"/>
                 <w:sz w:val="24"/>
               </w:rPr>
-              <w:t xml:space="preserve">первый ответ с полем confidence, в повторе названо это поле, второй ответ принят</w:t>
+              <w:t xml:space="preserve">заглушка добавляет поле dosage; повтор называет это поле, исправленный ответ принят</w:t>
             </w:r>
           </w:p>
         </w:tc>
@@ -2940,7 +2959,7 @@
                 <w:color w:val="000000"/>
                 <w:sz w:val="24"/>
               </w:rPr>
-              <w:t xml:space="preserve">выдуманный фрагмент дважды: ровно один повтор, затем очистка, эффект без опоры удален</w:t>
+              <w:t xml:space="preserve">выдуманный фрагмент дважды: ровно два вызова, затем сборка без неподтвержденного эффекта</w:t>
             </w:r>
           </w:p>
         </w:tc>
@@ -2962,7 +2981,7 @@
           <w:color w:val="000000"/>
           <w:sz w:val="28"/>
         </w:rPr>
-        <w:t xml:space="preserve">Еще девять тестов проверяют: схема отклоняет пропуск поля, строку вместо списка, число и пустую строку; битый JSON и обертка в блок кода markdown приводят к одному повтору; структура, сломанная в обеих попытках, дает rejected; валидный ответ проходит без повтора; поиск evidence прощает только пробелы и переносы строк; элемент без фрагмента считается неподтвержденным; форма и класс в drug отсеиваются; частица «не» сама не подтверждает элемент; элемент с исправленной опечаткой находит опору в тексте с опечаткой.</w:t>
+        <w:t xml:space="preserve">Остальные 16 тестов работают без модели. Они проверяют схему (пропуск поля, строка вместо списка, число, пустая строка), повторяющийся ключ, один повтор при битом JSON, отказ при структуре, сломанной дважды, ответ без повтора, поиск фрагмента (прощаются только пробелы, слова не обрезаются), элемент без фрагмента, элемент без значимых слов, отсев форм и групп, частицу «не», опечатку, сохранение подтвержденного из первой попытки, опору на фрагмент другой попытки, склейку одинаковых элементов и подтверждение препарата по тексту.</w:t>
       </w:r>
     </w:p>
     <w:p>
@@ -2981,7 +3000,7 @@
           <w:color w:val="000000"/>
           <w:sz w:val="28"/>
         </w:rPr>
-        <w:t xml:space="preserve">Тесты с моделью оказались нестабильными. При температуре 0 и фиксированном seed ответ все равно может меняться от запуска к запуску: Ollama переиспользует кэш общего начала промпта, и от его состояния зависят вычисления. Тест 2 перед первым прогоном в одном запуске прошел, в другом упал: модель записала в drug «успокоительные капли». Правило в промпте, где это сочетание приведено как пример, не помогло, после него тест падал каждый раз. Помог только шаг 4 проверки в коде. Ноутбук запускает тесты три раза подряд, все три раза прошли 19 из 19 (results/pytest.log).</w:t>
+        <w:t xml:space="preserve">При температуре 0 и фиксированном seed ответы модели все равно не полностью детерминированы, вероятная причина в кэше общего начала промпта в Ollama. Поэтому ноутбук запускает тесты трижды, и все три раза проходят 26 из 26 (results/pytest.log). До правок это проявилось на тесте 2: в одном запуске он прошел, в другом упал (results/dev_runs/run1/pytest.log). Тест 4 сначала был с фразой «Нервничать меньше я не стала»: модель стабильно записывала ее в положительный эффект даже после уточнения правила отрицаний. В итоговом тесте другая фраза, а эта конструкция отнесена к ограничениям.</w:t>
       </w:r>
     </w:p>
     <w:p>
@@ -3021,7 +3040,7 @@
           <w:color w:val="000000"/>
           <w:sz w:val="28"/>
         </w:rPr>
-        <w:t xml:space="preserve">Сравниваются три варианта на одних и тех же 50 отзывах: version_1 как есть, без проверок; первая попытка итоговой системы до проверки, по ней видно, что дает сам промпт version_2; итоговая система целиком. Ответы version_1 оцениваются по содержанию, даже если не прошли проверку.</w:t>
+        <w:t xml:space="preserve">Сравниваются три столбца на одних и тех же 50 отзывах: version_1 как есть; первая попытка итоговой системы до проверки, она показывает вклад самого промпта version_2; итоговая система целиком. Ответы version_1 оцениваются по содержанию даже без проверок.</w:t>
       </w:r>
     </w:p>
     <w:p>
@@ -3040,7 +3059,7 @@
           <w:color w:val="000000"/>
           <w:sz w:val="28"/>
         </w:rPr>
-        <w:t xml:space="preserve">Элемент ответа совпадает с элементом эталона, если близость по основам слов не меньше 0,5: доля общих основ, усредненная по обоим элементам. Сопоставление идет один к одному внутри отзыва, сначала самые близкие пары. По четырем полям считаются precision, recall и F1, итог micro по всем полям. Evidence с эталоном не сравнивается. Неподтвержденные результаты считаются тремя способами: фрагменты evidence, которых нет в тексте; элементы без опоры в дословных фрагментах; элементы, которых нет в самом тексте отзыва. Результаты в таблице 3 и на рисунке 1.</w:t>
+        <w:t xml:space="preserve">Элемент ответа засчитывается, если его близость к элементу эталона по основам слов не меньше 0,5 (доля общих основ, усредненная по обоим элементам). Каждый элемент эталона засчитывается не больше одного раза, пары внутри отзыва подбираются жадно, от самых похожих. Precision, recall и F1 даны по каждому полю и общие (micro, по всем элементам вместе). Поле evidence в метриках качества не участвует, его проверяет только код. Все показатели собраны в таблице 3 и на рисунке 1.</w:t>
       </w:r>
     </w:p>
     <w:p>
@@ -3401,7 +3420,7 @@
                 <w:color w:val="000000"/>
                 <w:sz w:val="24"/>
               </w:rPr>
-              <w:t xml:space="preserve">JSON после снятия обертки</w:t>
+              <w:t xml:space="preserve">Проходит схему Pydantic</w:t>
             </w:r>
           </w:p>
         </w:tc>
@@ -3542,7 +3561,7 @@
                 <w:color w:val="000000"/>
                 <w:sz w:val="24"/>
               </w:rPr>
-              <w:t xml:space="preserve">Проходит схему Pydantic</w:t>
+              <w:t xml:space="preserve">Проходит все проверки без очистки</w:t>
             </w:r>
           </w:p>
         </w:tc>
@@ -3576,7 +3595,7 @@
                 <w:color w:val="000000"/>
                 <w:sz w:val="24"/>
               </w:rPr>
-              <w:t xml:space="preserve">100%</w:t>
+              <w:t xml:space="preserve">18%</w:t>
             </w:r>
           </w:p>
         </w:tc>
@@ -3610,7 +3629,7 @@
                 <w:color w:val="000000"/>
                 <w:sz w:val="24"/>
               </w:rPr>
-              <w:t xml:space="preserve">100%</w:t>
+              <w:t xml:space="preserve">8%</w:t>
             </w:r>
           </w:p>
         </w:tc>
@@ -3644,7 +3663,7 @@
                 <w:color w:val="000000"/>
                 <w:sz w:val="24"/>
               </w:rPr>
-              <w:t xml:space="preserve">100%</w:t>
+              <w:t xml:space="preserve">50%</w:t>
             </w:r>
           </w:p>
         </w:tc>
@@ -3683,7 +3702,7 @@
                 <w:color w:val="000000"/>
                 <w:sz w:val="24"/>
               </w:rPr>
-              <w:t xml:space="preserve">Проходит все проверки без очистки</w:t>
+              <w:t xml:space="preserve">Фрагменты evidence, которых нет в тексте</w:t>
             </w:r>
           </w:p>
         </w:tc>
@@ -3717,7 +3736,7 @@
                 <w:color w:val="000000"/>
                 <w:sz w:val="24"/>
               </w:rPr>
-              <w:t xml:space="preserve">18%</w:t>
+              <w:t xml:space="preserve">45 из 324 (14%)</w:t>
             </w:r>
           </w:p>
         </w:tc>
@@ -3751,7 +3770,7 @@
                 <w:color w:val="000000"/>
                 <w:sz w:val="24"/>
               </w:rPr>
-              <w:t xml:space="preserve">10%</w:t>
+              <w:t xml:space="preserve">102 из 311 (33%)</w:t>
             </w:r>
           </w:p>
         </w:tc>
@@ -3785,7 +3804,7 @@
                 <w:color w:val="000000"/>
                 <w:sz w:val="24"/>
               </w:rPr>
-              <w:t xml:space="preserve">56%</w:t>
+              <w:t xml:space="preserve">0 из 341 (0%)</w:t>
             </w:r>
           </w:p>
         </w:tc>
@@ -3824,7 +3843,7 @@
                 <w:color w:val="000000"/>
                 <w:sz w:val="24"/>
               </w:rPr>
-              <w:t xml:space="preserve">Фрагменты evidence, которых нет в тексте</w:t>
+              <w:t xml:space="preserve">Элементы без опоры в evidence</w:t>
             </w:r>
           </w:p>
         </w:tc>
@@ -3858,7 +3877,7 @@
                 <w:color w:val="000000"/>
                 <w:sz w:val="24"/>
               </w:rPr>
-              <w:t xml:space="preserve">45 из 324 (14%)</w:t>
+              <w:t xml:space="preserve">82 из 363 (23%)</w:t>
             </w:r>
           </w:p>
         </w:tc>
@@ -3892,7 +3911,7 @@
                 <w:color w:val="000000"/>
                 <w:sz w:val="24"/>
               </w:rPr>
-              <w:t xml:space="preserve">99 из 323 (31%)</w:t>
+              <w:t xml:space="preserve">99 из 247 (40%)</w:t>
             </w:r>
           </w:p>
         </w:tc>
@@ -3926,7 +3945,7 @@
                 <w:color w:val="000000"/>
                 <w:sz w:val="24"/>
               </w:rPr>
-              <w:t xml:space="preserve">0 из 275 (0%)</w:t>
+              <w:t xml:space="preserve">0 из 227 (0%)</w:t>
             </w:r>
           </w:p>
         </w:tc>
@@ -3965,7 +3984,7 @@
                 <w:color w:val="000000"/>
                 <w:sz w:val="24"/>
               </w:rPr>
-              <w:t xml:space="preserve">Элементы без опоры в evidence</w:t>
+              <w:t xml:space="preserve">Элементы, которых нет в тексте отзыва</w:t>
             </w:r>
           </w:p>
         </w:tc>
@@ -3999,7 +4018,7 @@
                 <w:color w:val="000000"/>
                 <w:sz w:val="24"/>
               </w:rPr>
-              <w:t xml:space="preserve">82 из 363 (23%)</w:t>
+              <w:t xml:space="preserve">7 из 363 (2%)</w:t>
             </w:r>
           </w:p>
         </w:tc>
@@ -4033,7 +4052,7 @@
                 <w:color w:val="000000"/>
                 <w:sz w:val="24"/>
               </w:rPr>
-              <w:t xml:space="preserve">90 из 244 (37%)</w:t>
+              <w:t xml:space="preserve">5 из 247 (2%)</w:t>
             </w:r>
           </w:p>
         </w:tc>
@@ -4067,7 +4086,7 @@
                 <w:color w:val="000000"/>
                 <w:sz w:val="24"/>
               </w:rPr>
-              <w:t xml:space="preserve">0 из 178 (0%)</w:t>
+              <w:t xml:space="preserve">0 из 227 (0%)</w:t>
             </w:r>
           </w:p>
         </w:tc>
@@ -4106,7 +4125,7 @@
                 <w:color w:val="000000"/>
                 <w:sz w:val="24"/>
               </w:rPr>
-              <w:t xml:space="preserve">Элементы, которых нет в тексте отзыва</w:t>
+              <w:t xml:space="preserve">Precision micro</w:t>
             </w:r>
           </w:p>
         </w:tc>
@@ -4140,7 +4159,7 @@
                 <w:color w:val="000000"/>
                 <w:sz w:val="24"/>
               </w:rPr>
-              <w:t xml:space="preserve">7 из 363 (2%)</w:t>
+              <w:t xml:space="preserve">0,537</w:t>
             </w:r>
           </w:p>
         </w:tc>
@@ -4174,7 +4193,7 @@
                 <w:color w:val="000000"/>
                 <w:sz w:val="24"/>
               </w:rPr>
-              <w:t xml:space="preserve">4 из 244 (2%)</w:t>
+              <w:t xml:space="preserve">0,769</w:t>
             </w:r>
           </w:p>
         </w:tc>
@@ -4208,7 +4227,7 @@
                 <w:color w:val="000000"/>
                 <w:sz w:val="24"/>
               </w:rPr>
-              <w:t xml:space="preserve">0 из 178 (0%)</w:t>
+              <w:t xml:space="preserve">0,811</w:t>
             </w:r>
           </w:p>
         </w:tc>
@@ -4247,7 +4266,7 @@
                 <w:color w:val="000000"/>
                 <w:sz w:val="24"/>
               </w:rPr>
-              <w:t xml:space="preserve">Precision micro</w:t>
+              <w:t xml:space="preserve">Recall micro</w:t>
             </w:r>
           </w:p>
         </w:tc>
@@ -4281,7 +4300,7 @@
                 <w:color w:val="000000"/>
                 <w:sz w:val="24"/>
               </w:rPr>
-              <w:t xml:space="preserve">0,537</w:t>
+              <w:t xml:space="preserve">0,619</w:t>
             </w:r>
           </w:p>
         </w:tc>
@@ -4315,7 +4334,7 @@
                 <w:color w:val="000000"/>
                 <w:sz w:val="24"/>
               </w:rPr>
-              <w:t xml:space="preserve">0,779</w:t>
+              <w:t xml:space="preserve">0,603</w:t>
             </w:r>
           </w:p>
         </w:tc>
@@ -4349,7 +4368,7 @@
                 <w:color w:val="000000"/>
                 <w:sz w:val="24"/>
               </w:rPr>
-              <w:t xml:space="preserve">0,843</w:t>
+              <w:t xml:space="preserve">0,584</w:t>
             </w:r>
           </w:p>
         </w:tc>
@@ -4388,7 +4407,7 @@
                 <w:color w:val="000000"/>
                 <w:sz w:val="24"/>
               </w:rPr>
-              <w:t xml:space="preserve">Recall micro</w:t>
+              <w:t xml:space="preserve">F1 micro</w:t>
             </w:r>
           </w:p>
         </w:tc>
@@ -4422,7 +4441,7 @@
                 <w:color w:val="000000"/>
                 <w:sz w:val="24"/>
               </w:rPr>
-              <w:t xml:space="preserve">0,619</w:t>
+              <w:t xml:space="preserve">0,575</w:t>
             </w:r>
           </w:p>
         </w:tc>
@@ -4456,7 +4475,7 @@
                 <w:color w:val="000000"/>
                 <w:sz w:val="24"/>
               </w:rPr>
-              <w:t xml:space="preserve">0,603</w:t>
+              <w:t xml:space="preserve">0,676</w:t>
             </w:r>
           </w:p>
         </w:tc>
@@ -4490,7 +4509,7 @@
                 <w:color w:val="000000"/>
                 <w:sz w:val="24"/>
               </w:rPr>
-              <w:t xml:space="preserve">0,476</w:t>
+              <w:t xml:space="preserve">0,679</w:t>
             </w:r>
           </w:p>
         </w:tc>
@@ -4529,7 +4548,7 @@
                 <w:color w:val="000000"/>
                 <w:sz w:val="24"/>
               </w:rPr>
-              <w:t xml:space="preserve">F1 micro</w:t>
+              <w:t xml:space="preserve">F1 drug</w:t>
             </w:r>
           </w:p>
         </w:tc>
@@ -4563,7 +4582,7 @@
                 <w:color w:val="000000"/>
                 <w:sz w:val="24"/>
               </w:rPr>
-              <w:t xml:space="preserve">0,575</w:t>
+              <w:t xml:space="preserve">0,742</w:t>
             </w:r>
           </w:p>
         </w:tc>
@@ -4597,7 +4616,7 @@
                 <w:color w:val="000000"/>
                 <w:sz w:val="24"/>
               </w:rPr>
-              <w:t xml:space="preserve">0,680</w:t>
+              <w:t xml:space="preserve">0,800</w:t>
             </w:r>
           </w:p>
         </w:tc>
@@ -4631,7 +4650,7 @@
                 <w:color w:val="000000"/>
                 <w:sz w:val="24"/>
               </w:rPr>
-              <w:t xml:space="preserve">0,609</w:t>
+              <w:t xml:space="preserve">0,840</w:t>
             </w:r>
           </w:p>
         </w:tc>
@@ -4670,7 +4689,7 @@
                 <w:color w:val="000000"/>
                 <w:sz w:val="24"/>
               </w:rPr>
-              <w:t xml:space="preserve">F1 drug</w:t>
+              <w:t xml:space="preserve">F1 indication</w:t>
             </w:r>
           </w:p>
         </w:tc>
@@ -4704,7 +4723,7 @@
                 <w:color w:val="000000"/>
                 <w:sz w:val="24"/>
               </w:rPr>
-              <w:t xml:space="preserve">0,742</w:t>
+              <w:t xml:space="preserve">0,575</w:t>
             </w:r>
           </w:p>
         </w:tc>
@@ -4738,7 +4757,7 @@
                 <w:color w:val="000000"/>
                 <w:sz w:val="24"/>
               </w:rPr>
-              <w:t xml:space="preserve">0,806</w:t>
+              <w:t xml:space="preserve">0,567</w:t>
             </w:r>
           </w:p>
         </w:tc>
@@ -4772,7 +4791,7 @@
                 <w:color w:val="000000"/>
                 <w:sz w:val="24"/>
               </w:rPr>
-              <w:t xml:space="preserve">0,761</w:t>
+              <w:t xml:space="preserve">0,581</w:t>
             </w:r>
           </w:p>
         </w:tc>
@@ -4811,7 +4830,7 @@
                 <w:color w:val="000000"/>
                 <w:sz w:val="24"/>
               </w:rPr>
-              <w:t xml:space="preserve">F1 indication</w:t>
+              <w:t xml:space="preserve">F1 positive_effect</w:t>
             </w:r>
           </w:p>
         </w:tc>
@@ -4845,7 +4864,7 @@
                 <w:color w:val="000000"/>
                 <w:sz w:val="24"/>
               </w:rPr>
-              <w:t xml:space="preserve">0,575</w:t>
+              <w:t xml:space="preserve">0,470</w:t>
             </w:r>
           </w:p>
         </w:tc>
@@ -4879,7 +4898,7 @@
                 <w:color w:val="000000"/>
                 <w:sz w:val="24"/>
               </w:rPr>
-              <w:t xml:space="preserve">0,564</w:t>
+              <w:t xml:space="preserve">0,644</w:t>
             </w:r>
           </w:p>
         </w:tc>
@@ -4913,7 +4932,7 @@
                 <w:color w:val="000000"/>
                 <w:sz w:val="24"/>
               </w:rPr>
-              <w:t xml:space="preserve">0,429</w:t>
+              <w:t xml:space="preserve">0,644</w:t>
             </w:r>
           </w:p>
         </w:tc>
@@ -4952,7 +4971,7 @@
                 <w:color w:val="000000"/>
                 <w:sz w:val="24"/>
               </w:rPr>
-              <w:t xml:space="preserve">F1 positive_effect</w:t>
+              <w:t xml:space="preserve">F1 adverse_reaction</w:t>
             </w:r>
           </w:p>
         </w:tc>
@@ -4986,7 +5005,7 @@
                 <w:color w:val="000000"/>
                 <w:sz w:val="24"/>
               </w:rPr>
-              <w:t xml:space="preserve">0,470</w:t>
+              <w:t xml:space="preserve">0,549</w:t>
             </w:r>
           </w:p>
         </w:tc>
@@ -5020,7 +5039,7 @@
                 <w:color w:val="000000"/>
                 <w:sz w:val="24"/>
               </w:rPr>
-              <w:t xml:space="preserve">0,615</w:t>
+              <w:t xml:space="preserve">0,719</w:t>
             </w:r>
           </w:p>
         </w:tc>
@@ -5054,7 +5073,7 @@
                 <w:color w:val="000000"/>
                 <w:sz w:val="24"/>
               </w:rPr>
-              <w:t xml:space="preserve">0,659</w:t>
+              <w:t xml:space="preserve">0,688</w:t>
             </w:r>
           </w:p>
         </w:tc>
@@ -5093,7 +5112,7 @@
                 <w:color w:val="000000"/>
                 <w:sz w:val="24"/>
               </w:rPr>
-              <w:t xml:space="preserve">F1 adverse_reaction</w:t>
+              <w:t xml:space="preserve">Токенов на отзыв, вход / выход</w:t>
             </w:r>
           </w:p>
         </w:tc>
@@ -5127,7 +5146,7 @@
                 <w:color w:val="000000"/>
                 <w:sz w:val="24"/>
               </w:rPr>
-              <w:t xml:space="preserve">0,549</w:t>
+              <w:t xml:space="preserve">346 / 303</w:t>
             </w:r>
           </w:p>
         </w:tc>
@@ -5161,7 +5180,7 @@
                 <w:color w:val="000000"/>
                 <w:sz w:val="24"/>
               </w:rPr>
-              <w:t xml:space="preserve">0,748</w:t>
+              <w:t xml:space="preserve">1517 / 163</w:t>
             </w:r>
           </w:p>
         </w:tc>
@@ -5195,7 +5214,7 @@
                 <w:color w:val="000000"/>
                 <w:sz w:val="24"/>
               </w:rPr>
-              <w:t xml:space="preserve">0,653</w:t>
+              <w:t xml:space="preserve">3379 / 307</w:t>
             </w:r>
           </w:p>
         </w:tc>
@@ -5234,7 +5253,7 @@
                 <w:color w:val="000000"/>
                 <w:sz w:val="24"/>
               </w:rPr>
-              <w:t xml:space="preserve">Токенов на отзыв, вход / выход</w:t>
+              <w:t xml:space="preserve">Секунд на отзыв</w:t>
             </w:r>
           </w:p>
         </w:tc>
@@ -5268,7 +5287,7 @@
                 <w:color w:val="000000"/>
                 <w:sz w:val="24"/>
               </w:rPr>
-              <w:t xml:space="preserve">346 / 303</w:t>
+              <w:t xml:space="preserve">6,3</w:t>
             </w:r>
           </w:p>
         </w:tc>
@@ -5302,7 +5321,7 @@
                 <w:color w:val="000000"/>
                 <w:sz w:val="24"/>
               </w:rPr>
-              <w:t xml:space="preserve">1477 / 167</w:t>
+              <w:t xml:space="preserve">3,5</w:t>
             </w:r>
           </w:p>
         </w:tc>
@@ -5336,148 +5355,7 @@
                 <w:color w:val="000000"/>
                 <w:sz w:val="24"/>
               </w:rPr>
-              <w:t xml:space="preserve">3241 / 311</w:t>
-            </w:r>
-          </w:p>
-        </w:tc>
-      </w:tr>
-      <w:tr>
-        <w:trPr>
-          <w:cantSplit/>
-        </w:trPr>
-        <w:tc>
-          <w:tcPr>
-            <w:tcW w:type="dxa" w:w="3700"/>
-            <w:vAlign w:val="center"/>
-            <w:tcBorders>
-              <w:top w:val="single" w:sz="4" w:color="D9D9D9"/>
-              <w:left w:val="single" w:sz="4" w:color="D9D9D9"/>
-              <w:bottom w:val="single" w:sz="4" w:color="D9D9D9"/>
-              <w:right w:val="single" w:sz="4" w:color="D9D9D9"/>
-            </w:tcBorders>
-            <w:tcMar>
-              <w:top w:w="70" w:type="dxa"/>
-              <w:bottom w:w="70" w:type="dxa"/>
-              <w:left w:w="70" w:type="dxa"/>
-              <w:right w:w="70" w:type="dxa"/>
-            </w:tcMar>
-          </w:tcPr>
-          <w:p>
-            <w:pPr>
-              <w:spacing w:line="240" w:lineRule="auto" w:before="0" w:after="0"/>
-              <w:ind w:firstLine="0"/>
-              <w:jc w:val="left"/>
-            </w:pPr>
-            <w:r>
-              <w:rPr>
-                <w:rFonts w:ascii="Times New Roman" w:hAnsi="Times New Roman" w:eastAsia="Times New Roman" w:cs="Times New Roman"/>
-                <w:b w:val="0"/>
-                <w:color w:val="000000"/>
-                <w:sz w:val="24"/>
-              </w:rPr>
-              <w:t xml:space="preserve">Секунд на отзыв</w:t>
-            </w:r>
-          </w:p>
-        </w:tc>
-        <w:tc>
-          <w:tcPr>
-            <w:tcW w:type="dxa" w:w="1885"/>
-            <w:vAlign w:val="center"/>
-            <w:tcBorders>
-              <w:top w:val="single" w:sz="4" w:color="D9D9D9"/>
-              <w:left w:val="single" w:sz="4" w:color="D9D9D9"/>
-              <w:bottom w:val="single" w:sz="4" w:color="D9D9D9"/>
-              <w:right w:val="single" w:sz="4" w:color="D9D9D9"/>
-            </w:tcBorders>
-            <w:tcMar>
-              <w:top w:w="70" w:type="dxa"/>
-              <w:bottom w:w="70" w:type="dxa"/>
-              <w:left w:w="70" w:type="dxa"/>
-              <w:right w:w="70" w:type="dxa"/>
-            </w:tcMar>
-          </w:tcPr>
-          <w:p>
-            <w:pPr>
-              <w:spacing w:line="240" w:lineRule="auto" w:before="0" w:after="0"/>
-              <w:ind w:firstLine="0"/>
-              <w:jc w:val="center"/>
-            </w:pPr>
-            <w:r>
-              <w:rPr>
-                <w:rFonts w:ascii="Times New Roman" w:hAnsi="Times New Roman" w:eastAsia="Times New Roman" w:cs="Times New Roman"/>
-                <w:b w:val="0"/>
-                <w:color w:val="000000"/>
-                <w:sz w:val="24"/>
-              </w:rPr>
-              <w:t xml:space="preserve">6,3</w:t>
-            </w:r>
-          </w:p>
-        </w:tc>
-        <w:tc>
-          <w:tcPr>
-            <w:tcW w:type="dxa" w:w="1885"/>
-            <w:vAlign w:val="center"/>
-            <w:tcBorders>
-              <w:top w:val="single" w:sz="4" w:color="D9D9D9"/>
-              <w:left w:val="single" w:sz="4" w:color="D9D9D9"/>
-              <w:bottom w:val="single" w:sz="4" w:color="D9D9D9"/>
-              <w:right w:val="single" w:sz="4" w:color="D9D9D9"/>
-            </w:tcBorders>
-            <w:tcMar>
-              <w:top w:w="70" w:type="dxa"/>
-              <w:bottom w:w="70" w:type="dxa"/>
-              <w:left w:w="70" w:type="dxa"/>
-              <w:right w:w="70" w:type="dxa"/>
-            </w:tcMar>
-          </w:tcPr>
-          <w:p>
-            <w:pPr>
-              <w:spacing w:line="240" w:lineRule="auto" w:before="0" w:after="0"/>
-              <w:ind w:firstLine="0"/>
-              <w:jc w:val="center"/>
-            </w:pPr>
-            <w:r>
-              <w:rPr>
-                <w:rFonts w:ascii="Times New Roman" w:hAnsi="Times New Roman" w:eastAsia="Times New Roman" w:cs="Times New Roman"/>
-                <w:b w:val="0"/>
-                <w:color w:val="000000"/>
-                <w:sz w:val="24"/>
-              </w:rPr>
-              <w:t xml:space="preserve">4,5</w:t>
-            </w:r>
-          </w:p>
-        </w:tc>
-        <w:tc>
-          <w:tcPr>
-            <w:tcW w:type="dxa" w:w="1885"/>
-            <w:vAlign w:val="center"/>
-            <w:tcBorders>
-              <w:top w:val="single" w:sz="4" w:color="D9D9D9"/>
-              <w:left w:val="single" w:sz="4" w:color="D9D9D9"/>
-              <w:bottom w:val="single" w:sz="4" w:color="D9D9D9"/>
-              <w:right w:val="single" w:sz="4" w:color="D9D9D9"/>
-            </w:tcBorders>
-            <w:tcMar>
-              <w:top w:w="70" w:type="dxa"/>
-              <w:bottom w:w="70" w:type="dxa"/>
-              <w:left w:w="70" w:type="dxa"/>
-              <w:right w:w="70" w:type="dxa"/>
-            </w:tcMar>
-          </w:tcPr>
-          <w:p>
-            <w:pPr>
-              <w:spacing w:line="240" w:lineRule="auto" w:before="0" w:after="0"/>
-              <w:ind w:firstLine="0"/>
-              <w:jc w:val="center"/>
-            </w:pPr>
-            <w:r>
-              <w:rPr>
-                <w:rFonts w:ascii="Times New Roman" w:hAnsi="Times New Roman" w:eastAsia="Times New Roman" w:cs="Times New Roman"/>
-                <w:b w:val="0"/>
-                <w:color w:val="000000"/>
-                <w:sz w:val="24"/>
-              </w:rPr>
-              <w:t xml:space="preserve">8,5</w:t>
+              <w:t xml:space="preserve">6,8</w:t>
             </w:r>
           </w:p>
         </w:tc>
@@ -5499,7 +5377,64 @@
           <w:color w:val="000000"/>
           <w:sz w:val="28"/>
         </w:rPr>
-        <w:t xml:space="preserve">Синтаксических ошибок не было ни у одной системы: все 145 ответов модели, 50 у version_1 и 95 у итоговой системы, разобрались как JSON и прошли схему. Разница видна на дословности evidence и опоре. version_1 проходит все проверки только в 18% отзывов: 45 фрагментов из 324 нет в тексте, 23% элементов не опираются на evidence. Модель склеивает и пересказывает фрагменты, правит опечатки и типографику автора: в 26 фрагментах слова скопированы с искажениями, в 16 изменен регистр, а в отзыве 641485 авторский дефис в «крошка-мы» заменен на длинное тире. Еще version_1 записывает в реакции свойства препарата: для оксолиновой мази это «запах не приятный», «жирная» и даже «остальное самовнушение».</w:t>
+        <w:t xml:space="preserve">Итог по трем критериям задания:</w:t>
+      </w:r>
+    </w:p>
+    <w:p>
+      <w:pPr>
+        <w:keepNext w:val="0"/>
+        <w:pageBreakBefore w:val="0"/>
+        <w:widowControl/>
+        <w:spacing w:line="360" w:lineRule="auto" w:before="0" w:after="0"/>
+        <w:ind w:firstLine="709"/>
+        <w:jc w:val="both"/>
+      </w:pPr>
+      <w:r>
+        <w:rPr>
+          <w:rFonts w:ascii="Times New Roman" w:hAnsi="Times New Roman" w:eastAsia="Times New Roman" w:cs="Times New Roman"/>
+          <w:b w:val="0"/>
+          <w:color w:val="000000"/>
+          <w:sz w:val="28"/>
+        </w:rPr>
+        <w:t xml:space="preserve">1) валидность JSON: все ответы модели, 50 у version_1 и 96 вызовов итоговой системы, разбираются как JSON и проходят схему. Различие в остальных проверках: целиком их проходят 18% ответов version_1, 8% первых ответов version_2 и 50% ответов итоговой системы до сборки (с первой попытки или после повтора); после сборки итоговый ответ корректен всегда;</w:t>
+      </w:r>
+    </w:p>
+    <w:p>
+      <w:pPr>
+        <w:keepNext w:val="0"/>
+        <w:pageBreakBefore w:val="0"/>
+        <w:widowControl/>
+        <w:spacing w:line="360" w:lineRule="auto" w:before="0" w:after="0"/>
+        <w:ind w:firstLine="709"/>
+        <w:jc w:val="both"/>
+      </w:pPr>
+      <w:r>
+        <w:rPr>
+          <w:rFonts w:ascii="Times New Roman" w:hAnsi="Times New Roman" w:eastAsia="Times New Roman" w:cs="Times New Roman"/>
+          <w:b w:val="0"/>
+          <w:color w:val="000000"/>
+          <w:sz w:val="28"/>
+        </w:rPr>
+        <w:t xml:space="preserve">2) качество извлечения: precision 0,537, 0,769 и 0,811, recall 0,619, 0,603 и 0,584, F1 micro 0,575, 0,676 и 0,679;</w:t>
+      </w:r>
+    </w:p>
+    <w:p>
+      <w:pPr>
+        <w:keepNext w:val="0"/>
+        <w:pageBreakBefore w:val="0"/>
+        <w:widowControl/>
+        <w:spacing w:line="360" w:lineRule="auto" w:before="0" w:after="0"/>
+        <w:ind w:firstLine="709"/>
+        <w:jc w:val="both"/>
+      </w:pPr>
+      <w:r>
+        <w:rPr>
+          <w:rFonts w:ascii="Times New Roman" w:hAnsi="Times New Roman" w:eastAsia="Times New Roman" w:cs="Times New Roman"/>
+          <w:b w:val="0"/>
+          <w:color w:val="000000"/>
+          <w:sz w:val="28"/>
+        </w:rPr>
+        <w:t xml:space="preserve">3) неподтвержденные результаты: фрагментов evidence вне текста 45 из 324 у version_1, 102 из 311 у первой попытки version_2 и ни одного у итоговой системы; элементов без опоры 82 из 363, 99 из 247 и ни одного. Нули итоговой системы получаются по построению, сборка не пропускает неподтвержденное. Это гарантия механизма, а не свойство модели; как часто модель сама дает подтвержденный ответ, видно по строке «Проходит все проверки без очистки».</w:t>
       </w:r>
     </w:p>
     <w:p>
@@ -5582,64 +5517,7 @@
           <w:color w:val="000000"/>
           <w:sz w:val="28"/>
         </w:rPr>
-        <w:t xml:space="preserve">Первая попытка version_2 проходит проверки еще реже, в 10% отзывов: 99 фрагментов из 323 не дословны. Из них 78 отличаются только регистром первой буквы: модель берет фрагмент с начала предложения и пишет его со строчной. Повторный запрос с подсказкой ближайшего участка текста исправляет почти все: после повтора остается 9 недословных фрагментов, и все они тоже регистровые. Повтор понадобился в 45 отзывах из 50, 23 ответа после него прошли проверку полностью, 22 пришлось чистить. В итоговых ответах нет ни одного недословного фрагмента и ни одного элемента без опоры.</w:t>
-      </w:r>
-    </w:p>
-    <w:p>
-      <w:pPr>
-        <w:keepNext w:val="0"/>
-        <w:pageBreakBefore w:val="0"/>
-        <w:widowControl/>
-        <w:spacing w:line="360" w:lineRule="auto" w:before="0" w:after="0"/>
-        <w:ind w:firstLine="709"/>
-        <w:jc w:val="both"/>
-      </w:pPr>
-      <w:r>
-        <w:rPr>
-          <w:rFonts w:ascii="Times New Roman" w:hAnsi="Times New Roman" w:eastAsia="Times New Roman" w:cs="Times New Roman"/>
-          <w:b w:val="0"/>
-          <w:color w:val="000000"/>
-          <w:sz w:val="28"/>
-        </w:rPr>
-        <w:t xml:space="preserve">Precision выросла с 0,537 у version_1 до 0,779 у первой попытки version_2 и до 0,843 у итоговой системы. Правила version_2 убрали свойства препарата, чужой опыт и отрицания: по positive_effect F1 вырос с 0,470 до 0,615, по adverse_reaction с 0,549 до 0,748. Recall у итоговой системы ниже, 0,476 против 0,619, сильнее всего по indication: F1 0,429 против 0,575. RuDReC размечает как DI все упоминания болезней и симптомов, version_2 берет только причину приема, а проверка затем удаляет показания без фрагмента. Итог по F1 micro: 0,575 у version_1, 0,680 у первой попытки version_2 и 0,609 у итоговой системы.</w:t>
-      </w:r>
-    </w:p>
-    <w:p>
-      <w:pPr>
-        <w:keepNext w:val="0"/>
-        <w:pageBreakBefore w:val="0"/>
-        <w:widowControl/>
-        <w:spacing w:line="360" w:lineRule="auto" w:before="0" w:after="0"/>
-        <w:ind w:firstLine="709"/>
-        <w:jc w:val="both"/>
-      </w:pPr>
-      <w:r>
-        <w:rPr>
-          <w:rFonts w:ascii="Times New Roman" w:hAnsi="Times New Roman" w:eastAsia="Times New Roman" w:cs="Times New Roman"/>
-          <w:b w:val="0"/>
-          <w:color w:val="000000"/>
-          <w:sz w:val="28"/>
-        </w:rPr>
-        <w:t xml:space="preserve">Проверка и очистка снижают F1 относительно первой попытки, потому что вместе с ошибками удаляются и верные элементы: из 30 удаленных элементов 18 совпадали с эталоном. Модель называет верное показание или препарат, но не дает для него дословного фрагмента. Зато все, что система выдает, подтверждено текстом. Если бы ответ после неудачного повтора отклонялся целиком, F1 был бы 0,440.</w:t>
-      </w:r>
-    </w:p>
-    <w:p>
-      <w:pPr>
-        <w:keepNext w:val="0"/>
-        <w:pageBreakBefore w:val="0"/>
-        <w:widowControl/>
-        <w:spacing w:line="360" w:lineRule="auto" w:before="0" w:after="0"/>
-        <w:ind w:firstLine="709"/>
-        <w:jc w:val="both"/>
-      </w:pPr>
-      <w:r>
-        <w:rPr>
-          <w:rFonts w:ascii="Times New Roman" w:hAnsi="Times New Roman" w:eastAsia="Times New Roman" w:cs="Times New Roman"/>
-          <w:b w:val="0"/>
-          <w:color w:val="000000"/>
-          <w:sz w:val="28"/>
-        </w:rPr>
-        <w:t xml:space="preserve">Итоговая система тратит в 9,4 раза больше входных токенов, чем version_1: 3241 против 346 на отзыв. Промпт длиннее в 4 раза, и почти каждый отзыв требует второго вызова. Время выросло меньше, с 6,3 до 8,5 секунды на отзыв, потому что Ollama кэширует общее начало промпта, а ответы version_2 короче. Весь прогон итоговой системы занял 7 минут и 95 вызовов модели.</w:t>
+        <w:t xml:space="preserve">Почти все срабатывания проверки связаны с evidence. В таблице 4 недословные фрагменты разделены на три категории: «только регистр» (фрагмент совпадает с текстом без учета регистра), «только пробелы и знаки» (совпадают буквы и цифры) и «изменены слова» (модель исправила опечатку автора, исказила слово при копировании или пересказала). version_1 копирует длинные куски, в среднем 12 слов, и ошибается во всех трех категориях; в отзыве 641485 она даже заменила авторский дефис в «крошка-мы» на длинное тире. version_2 по правилу берет короткие куски, в среднем 6 слов, и чаще всего пишет первую букву фрагмента строчной там, где в тексте заглавная. Повтор с подсказкой ближайшего участка исправляет почти все: из 102 недословных фрагментов после повтора остается 8, и все они отличаются только регистром.</w:t>
       </w:r>
     </w:p>
     <w:p>
@@ -5659,7 +5537,7 @@
           <w:color w:val="000000"/>
           <w:sz w:val="28"/>
         </w:rPr>
-        <w:t xml:space="preserve">Таблица 4 – Первый и итоговый прогоны итоговой системы</w:t>
+        <w:t xml:space="preserve">Таблица 4 – Почему фрагменты evidence не дословны</w:t>
       </w:r>
     </w:p>
     <w:tbl>
@@ -5670,14 +5548,10 @@
         <w:tblLook w:firstColumn="1" w:firstRow="1" w:lastColumn="0" w:lastRow="0" w:noHBand="0" w:noVBand="1" w:val="04A0"/>
       </w:tblPr>
       <w:tblGrid>
-        <w:gridCol w:w="1250"/>
-        <w:gridCol w:w="1250"/>
-        <w:gridCol w:w="1150"/>
-        <w:gridCol w:w="1150"/>
-        <w:gridCol w:w="950"/>
-        <w:gridCol w:w="950"/>
-        <w:gridCol w:w="950"/>
-        <w:gridCol w:w="1705"/>
+        <w:gridCol w:w="3355"/>
+        <w:gridCol w:w="2000"/>
+        <w:gridCol w:w="2000"/>
+        <w:gridCol w:w="2000"/>
       </w:tblGrid>
       <w:tr>
         <w:trPr>
@@ -5686,7 +5560,7 @@
         </w:trPr>
         <w:tc>
           <w:tcPr>
-            <w:tcW w:type="dxa" w:w="1250"/>
+            <w:tcW w:type="dxa" w:w="3355"/>
             <w:vAlign w:val="center"/>
             <w:tcBorders>
               <w:top w:val="single" w:sz="4" w:color="D9D9D9"/>
@@ -5716,13 +5590,13 @@
                 <w:color w:val="000000"/>
                 <w:sz w:val="24"/>
               </w:rPr>
-              <w:t xml:space="preserve">Прогон</w:t>
-            </w:r>
-          </w:p>
-        </w:tc>
-        <w:tc>
-          <w:tcPr>
-            <w:tcW w:type="dxa" w:w="1250"/>
+              <w:t xml:space="preserve">Категория</w:t>
+            </w:r>
+          </w:p>
+        </w:tc>
+        <w:tc>
+          <w:tcPr>
+            <w:tcW w:type="dxa" w:w="2000"/>
             <w:vAlign w:val="center"/>
             <w:tcBorders>
               <w:top w:val="single" w:sz="4" w:color="D9D9D9"/>
@@ -5752,13 +5626,13 @@
                 <w:color w:val="000000"/>
                 <w:sz w:val="24"/>
               </w:rPr>
-              <w:t xml:space="preserve">С первой попытки</w:t>
-            </w:r>
-          </w:p>
-        </w:tc>
-        <w:tc>
-          <w:tcPr>
-            <w:tcW w:type="dxa" w:w="1150"/>
+              <w:t xml:space="preserve">version_1</w:t>
+            </w:r>
+          </w:p>
+        </w:tc>
+        <w:tc>
+          <w:tcPr>
+            <w:tcW w:type="dxa" w:w="2000"/>
             <w:vAlign w:val="center"/>
             <w:tcBorders>
               <w:top w:val="single" w:sz="4" w:color="D9D9D9"/>
@@ -5788,13 +5662,13 @@
                 <w:color w:val="000000"/>
                 <w:sz w:val="24"/>
               </w:rPr>
-              <w:t xml:space="preserve">После повтора</w:t>
-            </w:r>
-          </w:p>
-        </w:tc>
-        <w:tc>
-          <w:tcPr>
-            <w:tcW w:type="dxa" w:w="1150"/>
+              <w:t xml:space="preserve">version_2, первая попытка</w:t>
+            </w:r>
+          </w:p>
+        </w:tc>
+        <w:tc>
+          <w:tcPr>
+            <w:tcW w:type="dxa" w:w="2000"/>
             <w:vAlign w:val="center"/>
             <w:tcBorders>
               <w:top w:val="single" w:sz="4" w:color="D9D9D9"/>
@@ -5824,151 +5698,7 @@
                 <w:color w:val="000000"/>
                 <w:sz w:val="24"/>
               </w:rPr>
-              <w:t xml:space="preserve">Почищено</w:t>
-            </w:r>
-          </w:p>
-        </w:tc>
-        <w:tc>
-          <w:tcPr>
-            <w:tcW w:type="dxa" w:w="950"/>
-            <w:vAlign w:val="center"/>
-            <w:tcBorders>
-              <w:top w:val="single" w:sz="4" w:color="D9D9D9"/>
-              <w:left w:val="single" w:sz="4" w:color="D9D9D9"/>
-              <w:bottom w:val="single" w:sz="4" w:color="D9D9D9"/>
-              <w:right w:val="single" w:sz="4" w:color="D9D9D9"/>
-            </w:tcBorders>
-            <w:tcMar>
-              <w:top w:w="70" w:type="dxa"/>
-              <w:bottom w:w="70" w:type="dxa"/>
-              <w:left w:w="70" w:type="dxa"/>
-              <w:right w:w="70" w:type="dxa"/>
-            </w:tcMar>
-            <w:shd w:fill="F2F2F2"/>
-          </w:tcPr>
-          <w:p>
-            <w:pPr>
-              <w:keepNext/>
-              <w:spacing w:line="240" w:lineRule="auto" w:before="0" w:after="0"/>
-              <w:ind w:firstLine="0"/>
-              <w:jc w:val="center"/>
-            </w:pPr>
-            <w:r>
-              <w:rPr>
-                <w:rFonts w:ascii="Times New Roman" w:hAnsi="Times New Roman" w:eastAsia="Times New Roman" w:cs="Times New Roman"/>
-                <w:b/>
-                <w:color w:val="000000"/>
-                <w:sz w:val="24"/>
-              </w:rPr>
-              <w:t xml:space="preserve">P</w:t>
-            </w:r>
-          </w:p>
-        </w:tc>
-        <w:tc>
-          <w:tcPr>
-            <w:tcW w:type="dxa" w:w="950"/>
-            <w:vAlign w:val="center"/>
-            <w:tcBorders>
-              <w:top w:val="single" w:sz="4" w:color="D9D9D9"/>
-              <w:left w:val="single" w:sz="4" w:color="D9D9D9"/>
-              <w:bottom w:val="single" w:sz="4" w:color="D9D9D9"/>
-              <w:right w:val="single" w:sz="4" w:color="D9D9D9"/>
-            </w:tcBorders>
-            <w:tcMar>
-              <w:top w:w="70" w:type="dxa"/>
-              <w:bottom w:w="70" w:type="dxa"/>
-              <w:left w:w="70" w:type="dxa"/>
-              <w:right w:w="70" w:type="dxa"/>
-            </w:tcMar>
-            <w:shd w:fill="F2F2F2"/>
-          </w:tcPr>
-          <w:p>
-            <w:pPr>
-              <w:keepNext/>
-              <w:spacing w:line="240" w:lineRule="auto" w:before="0" w:after="0"/>
-              <w:ind w:firstLine="0"/>
-              <w:jc w:val="center"/>
-            </w:pPr>
-            <w:r>
-              <w:rPr>
-                <w:rFonts w:ascii="Times New Roman" w:hAnsi="Times New Roman" w:eastAsia="Times New Roman" w:cs="Times New Roman"/>
-                <w:b/>
-                <w:color w:val="000000"/>
-                <w:sz w:val="24"/>
-              </w:rPr>
-              <w:t xml:space="preserve">R</w:t>
-            </w:r>
-          </w:p>
-        </w:tc>
-        <w:tc>
-          <w:tcPr>
-            <w:tcW w:type="dxa" w:w="950"/>
-            <w:vAlign w:val="center"/>
-            <w:tcBorders>
-              <w:top w:val="single" w:sz="4" w:color="D9D9D9"/>
-              <w:left w:val="single" w:sz="4" w:color="D9D9D9"/>
-              <w:bottom w:val="single" w:sz="4" w:color="D9D9D9"/>
-              <w:right w:val="single" w:sz="4" w:color="D9D9D9"/>
-            </w:tcBorders>
-            <w:tcMar>
-              <w:top w:w="70" w:type="dxa"/>
-              <w:bottom w:w="70" w:type="dxa"/>
-              <w:left w:w="70" w:type="dxa"/>
-              <w:right w:w="70" w:type="dxa"/>
-            </w:tcMar>
-            <w:shd w:fill="F2F2F2"/>
-          </w:tcPr>
-          <w:p>
-            <w:pPr>
-              <w:keepNext/>
-              <w:spacing w:line="240" w:lineRule="auto" w:before="0" w:after="0"/>
-              <w:ind w:firstLine="0"/>
-              <w:jc w:val="center"/>
-            </w:pPr>
-            <w:r>
-              <w:rPr>
-                <w:rFonts w:ascii="Times New Roman" w:hAnsi="Times New Roman" w:eastAsia="Times New Roman" w:cs="Times New Roman"/>
-                <w:b/>
-                <w:color w:val="000000"/>
-                <w:sz w:val="24"/>
-              </w:rPr>
-              <w:t xml:space="preserve">F1</w:t>
-            </w:r>
-          </w:p>
-        </w:tc>
-        <w:tc>
-          <w:tcPr>
-            <w:tcW w:type="dxa" w:w="1705"/>
-            <w:vAlign w:val="center"/>
-            <w:tcBorders>
-              <w:top w:val="single" w:sz="4" w:color="D9D9D9"/>
-              <w:left w:val="single" w:sz="4" w:color="D9D9D9"/>
-              <w:bottom w:val="single" w:sz="4" w:color="D9D9D9"/>
-              <w:right w:val="single" w:sz="4" w:color="D9D9D9"/>
-            </w:tcBorders>
-            <w:tcMar>
-              <w:top w:w="70" w:type="dxa"/>
-              <w:bottom w:w="70" w:type="dxa"/>
-              <w:left w:w="70" w:type="dxa"/>
-              <w:right w:w="70" w:type="dxa"/>
-            </w:tcMar>
-            <w:shd w:fill="F2F2F2"/>
-          </w:tcPr>
-          <w:p>
-            <w:pPr>
-              <w:keepNext/>
-              <w:spacing w:line="240" w:lineRule="auto" w:before="0" w:after="0"/>
-              <w:ind w:firstLine="0"/>
-              <w:jc w:val="center"/>
-            </w:pPr>
-            <w:r>
-              <w:rPr>
-                <w:rFonts w:ascii="Times New Roman" w:hAnsi="Times New Roman" w:eastAsia="Times New Roman" w:cs="Times New Roman"/>
-                <w:b/>
-                <w:color w:val="000000"/>
-                <w:sz w:val="24"/>
-              </w:rPr>
-              <w:t xml:space="preserve">Удалено (верных)</w:t>
+              <w:t xml:space="preserve">version_2, после повтора</w:t>
             </w:r>
           </w:p>
         </w:tc>
@@ -5979,7 +5709,7 @@
         </w:trPr>
         <w:tc>
           <w:tcPr>
-            <w:tcW w:type="dxa" w:w="1250"/>
+            <w:tcW w:type="dxa" w:w="3355"/>
             <w:vAlign w:val="center"/>
             <w:tcBorders>
               <w:top w:val="single" w:sz="4" w:color="D9D9D9"/>
@@ -6008,13 +5738,13 @@
                 <w:color w:val="000000"/>
                 <w:sz w:val="24"/>
               </w:rPr>
-              <w:t xml:space="preserve">первый</w:t>
-            </w:r>
-          </w:p>
-        </w:tc>
-        <w:tc>
-          <w:tcPr>
-            <w:tcW w:type="dxa" w:w="1250"/>
+              <w:t xml:space="preserve">только регистр</w:t>
+            </w:r>
+          </w:p>
+        </w:tc>
+        <w:tc>
+          <w:tcPr>
+            <w:tcW w:type="dxa" w:w="2000"/>
             <w:vAlign w:val="center"/>
             <w:tcBorders>
               <w:top w:val="single" w:sz="4" w:color="D9D9D9"/>
@@ -6043,217 +5773,77 @@
                 <w:color w:val="000000"/>
                 <w:sz w:val="24"/>
               </w:rPr>
+              <w:t xml:space="preserve">16</w:t>
+            </w:r>
+          </w:p>
+        </w:tc>
+        <w:tc>
+          <w:tcPr>
+            <w:tcW w:type="dxa" w:w="2000"/>
+            <w:vAlign w:val="center"/>
+            <w:tcBorders>
+              <w:top w:val="single" w:sz="4" w:color="D9D9D9"/>
+              <w:left w:val="single" w:sz="4" w:color="D9D9D9"/>
+              <w:bottom w:val="single" w:sz="4" w:color="D9D9D9"/>
+              <w:right w:val="single" w:sz="4" w:color="D9D9D9"/>
+            </w:tcBorders>
+            <w:tcMar>
+              <w:top w:w="70" w:type="dxa"/>
+              <w:bottom w:w="70" w:type="dxa"/>
+              <w:left w:w="70" w:type="dxa"/>
+              <w:right w:w="70" w:type="dxa"/>
+            </w:tcMar>
+          </w:tcPr>
+          <w:p>
+            <w:pPr>
+              <w:keepNext/>
+              <w:spacing w:line="240" w:lineRule="auto" w:before="0" w:after="0"/>
+              <w:ind w:firstLine="0"/>
+              <w:jc w:val="center"/>
+            </w:pPr>
+            <w:r>
+              <w:rPr>
+                <w:rFonts w:ascii="Times New Roman" w:hAnsi="Times New Roman" w:eastAsia="Times New Roman" w:cs="Times New Roman"/>
+                <w:b w:val="0"/>
+                <w:color w:val="000000"/>
+                <w:sz w:val="24"/>
+              </w:rPr>
+              <w:t xml:space="preserve">77</w:t>
+            </w:r>
+          </w:p>
+        </w:tc>
+        <w:tc>
+          <w:tcPr>
+            <w:tcW w:type="dxa" w:w="2000"/>
+            <w:vAlign w:val="center"/>
+            <w:tcBorders>
+              <w:top w:val="single" w:sz="4" w:color="D9D9D9"/>
+              <w:left w:val="single" w:sz="4" w:color="D9D9D9"/>
+              <w:bottom w:val="single" w:sz="4" w:color="D9D9D9"/>
+              <w:right w:val="single" w:sz="4" w:color="D9D9D9"/>
+            </w:tcBorders>
+            <w:tcMar>
+              <w:top w:w="70" w:type="dxa"/>
+              <w:bottom w:w="70" w:type="dxa"/>
+              <w:left w:w="70" w:type="dxa"/>
+              <w:right w:w="70" w:type="dxa"/>
+            </w:tcMar>
+          </w:tcPr>
+          <w:p>
+            <w:pPr>
+              <w:keepNext/>
+              <w:spacing w:line="240" w:lineRule="auto" w:before="0" w:after="0"/>
+              <w:ind w:firstLine="0"/>
+              <w:jc w:val="center"/>
+            </w:pPr>
+            <w:r>
+              <w:rPr>
+                <w:rFonts w:ascii="Times New Roman" w:hAnsi="Times New Roman" w:eastAsia="Times New Roman" w:cs="Times New Roman"/>
+                <w:b w:val="0"/>
+                <w:color w:val="000000"/>
+                <w:sz w:val="24"/>
+              </w:rPr>
               <w:t xml:space="preserve">8</w:t>
-            </w:r>
-          </w:p>
-        </w:tc>
-        <w:tc>
-          <w:tcPr>
-            <w:tcW w:type="dxa" w:w="1150"/>
-            <w:vAlign w:val="center"/>
-            <w:tcBorders>
-              <w:top w:val="single" w:sz="4" w:color="D9D9D9"/>
-              <w:left w:val="single" w:sz="4" w:color="D9D9D9"/>
-              <w:bottom w:val="single" w:sz="4" w:color="D9D9D9"/>
-              <w:right w:val="single" w:sz="4" w:color="D9D9D9"/>
-            </w:tcBorders>
-            <w:tcMar>
-              <w:top w:w="70" w:type="dxa"/>
-              <w:bottom w:w="70" w:type="dxa"/>
-              <w:left w:w="70" w:type="dxa"/>
-              <w:right w:w="70" w:type="dxa"/>
-            </w:tcMar>
-          </w:tcPr>
-          <w:p>
-            <w:pPr>
-              <w:keepNext/>
-              <w:spacing w:line="240" w:lineRule="auto" w:before="0" w:after="0"/>
-              <w:ind w:firstLine="0"/>
-              <w:jc w:val="center"/>
-            </w:pPr>
-            <w:r>
-              <w:rPr>
-                <w:rFonts w:ascii="Times New Roman" w:hAnsi="Times New Roman" w:eastAsia="Times New Roman" w:cs="Times New Roman"/>
-                <w:b w:val="0"/>
-                <w:color w:val="000000"/>
-                <w:sz w:val="24"/>
-              </w:rPr>
-              <w:t xml:space="preserve">20</w:t>
-            </w:r>
-          </w:p>
-        </w:tc>
-        <w:tc>
-          <w:tcPr>
-            <w:tcW w:type="dxa" w:w="1150"/>
-            <w:vAlign w:val="center"/>
-            <w:tcBorders>
-              <w:top w:val="single" w:sz="4" w:color="D9D9D9"/>
-              <w:left w:val="single" w:sz="4" w:color="D9D9D9"/>
-              <w:bottom w:val="single" w:sz="4" w:color="D9D9D9"/>
-              <w:right w:val="single" w:sz="4" w:color="D9D9D9"/>
-            </w:tcBorders>
-            <w:tcMar>
-              <w:top w:w="70" w:type="dxa"/>
-              <w:bottom w:w="70" w:type="dxa"/>
-              <w:left w:w="70" w:type="dxa"/>
-              <w:right w:w="70" w:type="dxa"/>
-            </w:tcMar>
-          </w:tcPr>
-          <w:p>
-            <w:pPr>
-              <w:keepNext/>
-              <w:spacing w:line="240" w:lineRule="auto" w:before="0" w:after="0"/>
-              <w:ind w:firstLine="0"/>
-              <w:jc w:val="center"/>
-            </w:pPr>
-            <w:r>
-              <w:rPr>
-                <w:rFonts w:ascii="Times New Roman" w:hAnsi="Times New Roman" w:eastAsia="Times New Roman" w:cs="Times New Roman"/>
-                <w:b w:val="0"/>
-                <w:color w:val="000000"/>
-                <w:sz w:val="24"/>
-              </w:rPr>
-              <w:t xml:space="preserve">22</w:t>
-            </w:r>
-          </w:p>
-        </w:tc>
-        <w:tc>
-          <w:tcPr>
-            <w:tcW w:type="dxa" w:w="950"/>
-            <w:vAlign w:val="center"/>
-            <w:tcBorders>
-              <w:top w:val="single" w:sz="4" w:color="D9D9D9"/>
-              <w:left w:val="single" w:sz="4" w:color="D9D9D9"/>
-              <w:bottom w:val="single" w:sz="4" w:color="D9D9D9"/>
-              <w:right w:val="single" w:sz="4" w:color="D9D9D9"/>
-            </w:tcBorders>
-            <w:tcMar>
-              <w:top w:w="70" w:type="dxa"/>
-              <w:bottom w:w="70" w:type="dxa"/>
-              <w:left w:w="70" w:type="dxa"/>
-              <w:right w:w="70" w:type="dxa"/>
-            </w:tcMar>
-          </w:tcPr>
-          <w:p>
-            <w:pPr>
-              <w:keepNext/>
-              <w:spacing w:line="240" w:lineRule="auto" w:before="0" w:after="0"/>
-              <w:ind w:firstLine="0"/>
-              <w:jc w:val="center"/>
-            </w:pPr>
-            <w:r>
-              <w:rPr>
-                <w:rFonts w:ascii="Times New Roman" w:hAnsi="Times New Roman" w:eastAsia="Times New Roman" w:cs="Times New Roman"/>
-                <w:b w:val="0"/>
-                <w:color w:val="000000"/>
-                <w:sz w:val="24"/>
-              </w:rPr>
-              <w:t xml:space="preserve">0,800</w:t>
-            </w:r>
-          </w:p>
-        </w:tc>
-        <w:tc>
-          <w:tcPr>
-            <w:tcW w:type="dxa" w:w="950"/>
-            <w:vAlign w:val="center"/>
-            <w:tcBorders>
-              <w:top w:val="single" w:sz="4" w:color="D9D9D9"/>
-              <w:left w:val="single" w:sz="4" w:color="D9D9D9"/>
-              <w:bottom w:val="single" w:sz="4" w:color="D9D9D9"/>
-              <w:right w:val="single" w:sz="4" w:color="D9D9D9"/>
-            </w:tcBorders>
-            <w:tcMar>
-              <w:top w:w="70" w:type="dxa"/>
-              <w:bottom w:w="70" w:type="dxa"/>
-              <w:left w:w="70" w:type="dxa"/>
-              <w:right w:w="70" w:type="dxa"/>
-            </w:tcMar>
-          </w:tcPr>
-          <w:p>
-            <w:pPr>
-              <w:keepNext/>
-              <w:spacing w:line="240" w:lineRule="auto" w:before="0" w:after="0"/>
-              <w:ind w:firstLine="0"/>
-              <w:jc w:val="center"/>
-            </w:pPr>
-            <w:r>
-              <w:rPr>
-                <w:rFonts w:ascii="Times New Roman" w:hAnsi="Times New Roman" w:eastAsia="Times New Roman" w:cs="Times New Roman"/>
-                <w:b w:val="0"/>
-                <w:color w:val="000000"/>
-                <w:sz w:val="24"/>
-              </w:rPr>
-              <w:t xml:space="preserve">0,508</w:t>
-            </w:r>
-          </w:p>
-        </w:tc>
-        <w:tc>
-          <w:tcPr>
-            <w:tcW w:type="dxa" w:w="950"/>
-            <w:vAlign w:val="center"/>
-            <w:tcBorders>
-              <w:top w:val="single" w:sz="4" w:color="D9D9D9"/>
-              <w:left w:val="single" w:sz="4" w:color="D9D9D9"/>
-              <w:bottom w:val="single" w:sz="4" w:color="D9D9D9"/>
-              <w:right w:val="single" w:sz="4" w:color="D9D9D9"/>
-            </w:tcBorders>
-            <w:tcMar>
-              <w:top w:w="70" w:type="dxa"/>
-              <w:bottom w:w="70" w:type="dxa"/>
-              <w:left w:w="70" w:type="dxa"/>
-              <w:right w:w="70" w:type="dxa"/>
-            </w:tcMar>
-          </w:tcPr>
-          <w:p>
-            <w:pPr>
-              <w:keepNext/>
-              <w:spacing w:line="240" w:lineRule="auto" w:before="0" w:after="0"/>
-              <w:ind w:firstLine="0"/>
-              <w:jc w:val="center"/>
-            </w:pPr>
-            <w:r>
-              <w:rPr>
-                <w:rFonts w:ascii="Times New Roman" w:hAnsi="Times New Roman" w:eastAsia="Times New Roman" w:cs="Times New Roman"/>
-                <w:b w:val="0"/>
-                <w:color w:val="000000"/>
-                <w:sz w:val="24"/>
-              </w:rPr>
-              <w:t xml:space="preserve">0,621</w:t>
-            </w:r>
-          </w:p>
-        </w:tc>
-        <w:tc>
-          <w:tcPr>
-            <w:tcW w:type="dxa" w:w="1705"/>
-            <w:vAlign w:val="center"/>
-            <w:tcBorders>
-              <w:top w:val="single" w:sz="4" w:color="D9D9D9"/>
-              <w:left w:val="single" w:sz="4" w:color="D9D9D9"/>
-              <w:bottom w:val="single" w:sz="4" w:color="D9D9D9"/>
-              <w:right w:val="single" w:sz="4" w:color="D9D9D9"/>
-            </w:tcBorders>
-            <w:tcMar>
-              <w:top w:w="70" w:type="dxa"/>
-              <w:bottom w:w="70" w:type="dxa"/>
-              <w:left w:w="70" w:type="dxa"/>
-              <w:right w:w="70" w:type="dxa"/>
-            </w:tcMar>
-          </w:tcPr>
-          <w:p>
-            <w:pPr>
-              <w:keepNext/>
-              <w:spacing w:line="240" w:lineRule="auto" w:before="0" w:after="0"/>
-              <w:ind w:firstLine="0"/>
-              <w:jc w:val="center"/>
-            </w:pPr>
-            <w:r>
-              <w:rPr>
-                <w:rFonts w:ascii="Times New Roman" w:hAnsi="Times New Roman" w:eastAsia="Times New Roman" w:cs="Times New Roman"/>
-                <w:b w:val="0"/>
-                <w:color w:val="000000"/>
-                <w:sz w:val="24"/>
-              </w:rPr>
-              <w:t xml:space="preserve">24 (12)</w:t>
             </w:r>
           </w:p>
         </w:tc>
@@ -6264,23 +5854,24 @@
         </w:trPr>
         <w:tc>
           <w:tcPr>
-            <w:tcW w:type="dxa" w:w="1250"/>
-            <w:vAlign w:val="center"/>
-            <w:tcBorders>
-              <w:top w:val="single" w:sz="4" w:color="D9D9D9"/>
-              <w:left w:val="single" w:sz="4" w:color="D9D9D9"/>
-              <w:bottom w:val="single" w:sz="4" w:color="D9D9D9"/>
-              <w:right w:val="single" w:sz="4" w:color="D9D9D9"/>
-            </w:tcBorders>
-            <w:tcMar>
-              <w:top w:w="70" w:type="dxa"/>
-              <w:bottom w:w="70" w:type="dxa"/>
-              <w:left w:w="70" w:type="dxa"/>
-              <w:right w:w="70" w:type="dxa"/>
-            </w:tcMar>
-          </w:tcPr>
-          <w:p>
-            <w:pPr>
+            <w:tcW w:type="dxa" w:w="3355"/>
+            <w:vAlign w:val="center"/>
+            <w:tcBorders>
+              <w:top w:val="single" w:sz="4" w:color="D9D9D9"/>
+              <w:left w:val="single" w:sz="4" w:color="D9D9D9"/>
+              <w:bottom w:val="single" w:sz="4" w:color="D9D9D9"/>
+              <w:right w:val="single" w:sz="4" w:color="D9D9D9"/>
+            </w:tcBorders>
+            <w:tcMar>
+              <w:top w:w="70" w:type="dxa"/>
+              <w:bottom w:w="70" w:type="dxa"/>
+              <w:left w:w="70" w:type="dxa"/>
+              <w:right w:w="70" w:type="dxa"/>
+            </w:tcMar>
+          </w:tcPr>
+          <w:p>
+            <w:pPr>
+              <w:keepNext/>
               <w:spacing w:line="240" w:lineRule="auto" w:before="0" w:after="0"/>
               <w:ind w:firstLine="0"/>
               <w:jc w:val="left"/>
@@ -6292,245 +5883,398 @@
                 <w:color w:val="000000"/>
                 <w:sz w:val="24"/>
               </w:rPr>
-              <w:t xml:space="preserve">итоговый</w:t>
-            </w:r>
-          </w:p>
-        </w:tc>
-        <w:tc>
-          <w:tcPr>
-            <w:tcW w:type="dxa" w:w="1250"/>
-            <w:vAlign w:val="center"/>
-            <w:tcBorders>
-              <w:top w:val="single" w:sz="4" w:color="D9D9D9"/>
-              <w:left w:val="single" w:sz="4" w:color="D9D9D9"/>
-              <w:bottom w:val="single" w:sz="4" w:color="D9D9D9"/>
-              <w:right w:val="single" w:sz="4" w:color="D9D9D9"/>
-            </w:tcBorders>
-            <w:tcMar>
-              <w:top w:w="70" w:type="dxa"/>
-              <w:bottom w:w="70" w:type="dxa"/>
-              <w:left w:w="70" w:type="dxa"/>
-              <w:right w:w="70" w:type="dxa"/>
-            </w:tcMar>
-          </w:tcPr>
-          <w:p>
-            <w:pPr>
-              <w:spacing w:line="240" w:lineRule="auto" w:before="0" w:after="0"/>
-              <w:ind w:firstLine="0"/>
-              <w:jc w:val="center"/>
-            </w:pPr>
-            <w:r>
-              <w:rPr>
-                <w:rFonts w:ascii="Times New Roman" w:hAnsi="Times New Roman" w:eastAsia="Times New Roman" w:cs="Times New Roman"/>
-                <w:b w:val="0"/>
-                <w:color w:val="000000"/>
-                <w:sz w:val="24"/>
-              </w:rPr>
-              <w:t xml:space="preserve">5</w:t>
-            </w:r>
-          </w:p>
-        </w:tc>
-        <w:tc>
-          <w:tcPr>
-            <w:tcW w:type="dxa" w:w="1150"/>
-            <w:vAlign w:val="center"/>
-            <w:tcBorders>
-              <w:top w:val="single" w:sz="4" w:color="D9D9D9"/>
-              <w:left w:val="single" w:sz="4" w:color="D9D9D9"/>
-              <w:bottom w:val="single" w:sz="4" w:color="D9D9D9"/>
-              <w:right w:val="single" w:sz="4" w:color="D9D9D9"/>
-            </w:tcBorders>
-            <w:tcMar>
-              <w:top w:w="70" w:type="dxa"/>
-              <w:bottom w:w="70" w:type="dxa"/>
-              <w:left w:w="70" w:type="dxa"/>
-              <w:right w:w="70" w:type="dxa"/>
-            </w:tcMar>
-          </w:tcPr>
-          <w:p>
-            <w:pPr>
-              <w:spacing w:line="240" w:lineRule="auto" w:before="0" w:after="0"/>
-              <w:ind w:firstLine="0"/>
-              <w:jc w:val="center"/>
-            </w:pPr>
-            <w:r>
-              <w:rPr>
-                <w:rFonts w:ascii="Times New Roman" w:hAnsi="Times New Roman" w:eastAsia="Times New Roman" w:cs="Times New Roman"/>
-                <w:b w:val="0"/>
-                <w:color w:val="000000"/>
-                <w:sz w:val="24"/>
-              </w:rPr>
-              <w:t xml:space="preserve">23</w:t>
-            </w:r>
-          </w:p>
-        </w:tc>
-        <w:tc>
-          <w:tcPr>
-            <w:tcW w:type="dxa" w:w="1150"/>
-            <w:vAlign w:val="center"/>
-            <w:tcBorders>
-              <w:top w:val="single" w:sz="4" w:color="D9D9D9"/>
-              <w:left w:val="single" w:sz="4" w:color="D9D9D9"/>
-              <w:bottom w:val="single" w:sz="4" w:color="D9D9D9"/>
-              <w:right w:val="single" w:sz="4" w:color="D9D9D9"/>
-            </w:tcBorders>
-            <w:tcMar>
-              <w:top w:w="70" w:type="dxa"/>
-              <w:bottom w:w="70" w:type="dxa"/>
-              <w:left w:w="70" w:type="dxa"/>
-              <w:right w:w="70" w:type="dxa"/>
-            </w:tcMar>
-          </w:tcPr>
-          <w:p>
-            <w:pPr>
-              <w:spacing w:line="240" w:lineRule="auto" w:before="0" w:after="0"/>
-              <w:ind w:firstLine="0"/>
-              <w:jc w:val="center"/>
-            </w:pPr>
-            <w:r>
-              <w:rPr>
-                <w:rFonts w:ascii="Times New Roman" w:hAnsi="Times New Roman" w:eastAsia="Times New Roman" w:cs="Times New Roman"/>
-                <w:b w:val="0"/>
-                <w:color w:val="000000"/>
-                <w:sz w:val="24"/>
-              </w:rPr>
-              <w:t xml:space="preserve">22</w:t>
-            </w:r>
-          </w:p>
-        </w:tc>
-        <w:tc>
-          <w:tcPr>
-            <w:tcW w:type="dxa" w:w="950"/>
-            <w:vAlign w:val="center"/>
-            <w:tcBorders>
-              <w:top w:val="single" w:sz="4" w:color="D9D9D9"/>
-              <w:left w:val="single" w:sz="4" w:color="D9D9D9"/>
-              <w:bottom w:val="single" w:sz="4" w:color="D9D9D9"/>
-              <w:right w:val="single" w:sz="4" w:color="D9D9D9"/>
-            </w:tcBorders>
-            <w:tcMar>
-              <w:top w:w="70" w:type="dxa"/>
-              <w:bottom w:w="70" w:type="dxa"/>
-              <w:left w:w="70" w:type="dxa"/>
-              <w:right w:w="70" w:type="dxa"/>
-            </w:tcMar>
-          </w:tcPr>
-          <w:p>
-            <w:pPr>
-              <w:spacing w:line="240" w:lineRule="auto" w:before="0" w:after="0"/>
-              <w:ind w:firstLine="0"/>
-              <w:jc w:val="center"/>
-            </w:pPr>
-            <w:r>
-              <w:rPr>
-                <w:rFonts w:ascii="Times New Roman" w:hAnsi="Times New Roman" w:eastAsia="Times New Roman" w:cs="Times New Roman"/>
-                <w:b w:val="0"/>
-                <w:color w:val="000000"/>
-                <w:sz w:val="24"/>
-              </w:rPr>
-              <w:t xml:space="preserve">0,843</w:t>
-            </w:r>
-          </w:p>
-        </w:tc>
-        <w:tc>
-          <w:tcPr>
-            <w:tcW w:type="dxa" w:w="950"/>
-            <w:vAlign w:val="center"/>
-            <w:tcBorders>
-              <w:top w:val="single" w:sz="4" w:color="D9D9D9"/>
-              <w:left w:val="single" w:sz="4" w:color="D9D9D9"/>
-              <w:bottom w:val="single" w:sz="4" w:color="D9D9D9"/>
-              <w:right w:val="single" w:sz="4" w:color="D9D9D9"/>
-            </w:tcBorders>
-            <w:tcMar>
-              <w:top w:w="70" w:type="dxa"/>
-              <w:bottom w:w="70" w:type="dxa"/>
-              <w:left w:w="70" w:type="dxa"/>
-              <w:right w:w="70" w:type="dxa"/>
-            </w:tcMar>
-          </w:tcPr>
-          <w:p>
-            <w:pPr>
-              <w:spacing w:line="240" w:lineRule="auto" w:before="0" w:after="0"/>
-              <w:ind w:firstLine="0"/>
-              <w:jc w:val="center"/>
-            </w:pPr>
-            <w:r>
-              <w:rPr>
-                <w:rFonts w:ascii="Times New Roman" w:hAnsi="Times New Roman" w:eastAsia="Times New Roman" w:cs="Times New Roman"/>
-                <w:b w:val="0"/>
-                <w:color w:val="000000"/>
-                <w:sz w:val="24"/>
-              </w:rPr>
-              <w:t xml:space="preserve">0,476</w:t>
-            </w:r>
-          </w:p>
-        </w:tc>
-        <w:tc>
-          <w:tcPr>
-            <w:tcW w:type="dxa" w:w="950"/>
-            <w:vAlign w:val="center"/>
-            <w:tcBorders>
-              <w:top w:val="single" w:sz="4" w:color="D9D9D9"/>
-              <w:left w:val="single" w:sz="4" w:color="D9D9D9"/>
-              <w:bottom w:val="single" w:sz="4" w:color="D9D9D9"/>
-              <w:right w:val="single" w:sz="4" w:color="D9D9D9"/>
-            </w:tcBorders>
-            <w:tcMar>
-              <w:top w:w="70" w:type="dxa"/>
-              <w:bottom w:w="70" w:type="dxa"/>
-              <w:left w:w="70" w:type="dxa"/>
-              <w:right w:w="70" w:type="dxa"/>
-            </w:tcMar>
-          </w:tcPr>
-          <w:p>
-            <w:pPr>
-              <w:spacing w:line="240" w:lineRule="auto" w:before="0" w:after="0"/>
-              <w:ind w:firstLine="0"/>
-              <w:jc w:val="center"/>
-            </w:pPr>
-            <w:r>
-              <w:rPr>
-                <w:rFonts w:ascii="Times New Roman" w:hAnsi="Times New Roman" w:eastAsia="Times New Roman" w:cs="Times New Roman"/>
-                <w:b w:val="0"/>
-                <w:color w:val="000000"/>
-                <w:sz w:val="24"/>
-              </w:rPr>
-              <w:t xml:space="preserve">0,609</w:t>
-            </w:r>
-          </w:p>
-        </w:tc>
-        <w:tc>
-          <w:tcPr>
-            <w:tcW w:type="dxa" w:w="1705"/>
-            <w:vAlign w:val="center"/>
-            <w:tcBorders>
-              <w:top w:val="single" w:sz="4" w:color="D9D9D9"/>
-              <w:left w:val="single" w:sz="4" w:color="D9D9D9"/>
-              <w:bottom w:val="single" w:sz="4" w:color="D9D9D9"/>
-              <w:right w:val="single" w:sz="4" w:color="D9D9D9"/>
-            </w:tcBorders>
-            <w:tcMar>
-              <w:top w:w="70" w:type="dxa"/>
-              <w:bottom w:w="70" w:type="dxa"/>
-              <w:left w:w="70" w:type="dxa"/>
-              <w:right w:w="70" w:type="dxa"/>
-            </w:tcMar>
-          </w:tcPr>
-          <w:p>
-            <w:pPr>
-              <w:spacing w:line="240" w:lineRule="auto" w:before="0" w:after="0"/>
-              <w:ind w:firstLine="0"/>
-              <w:jc w:val="center"/>
-            </w:pPr>
-            <w:r>
-              <w:rPr>
-                <w:rFonts w:ascii="Times New Roman" w:hAnsi="Times New Roman" w:eastAsia="Times New Roman" w:cs="Times New Roman"/>
-                <w:b w:val="0"/>
-                <w:color w:val="000000"/>
-                <w:sz w:val="24"/>
-              </w:rPr>
-              <w:t xml:space="preserve">30 (18)</w:t>
+              <w:t xml:space="preserve">только пробелы и знаки</w:t>
+            </w:r>
+          </w:p>
+        </w:tc>
+        <w:tc>
+          <w:tcPr>
+            <w:tcW w:type="dxa" w:w="2000"/>
+            <w:vAlign w:val="center"/>
+            <w:tcBorders>
+              <w:top w:val="single" w:sz="4" w:color="D9D9D9"/>
+              <w:left w:val="single" w:sz="4" w:color="D9D9D9"/>
+              <w:bottom w:val="single" w:sz="4" w:color="D9D9D9"/>
+              <w:right w:val="single" w:sz="4" w:color="D9D9D9"/>
+            </w:tcBorders>
+            <w:tcMar>
+              <w:top w:w="70" w:type="dxa"/>
+              <w:bottom w:w="70" w:type="dxa"/>
+              <w:left w:w="70" w:type="dxa"/>
+              <w:right w:w="70" w:type="dxa"/>
+            </w:tcMar>
+          </w:tcPr>
+          <w:p>
+            <w:pPr>
+              <w:keepNext/>
+              <w:spacing w:line="240" w:lineRule="auto" w:before="0" w:after="0"/>
+              <w:ind w:firstLine="0"/>
+              <w:jc w:val="center"/>
+            </w:pPr>
+            <w:r>
+              <w:rPr>
+                <w:rFonts w:ascii="Times New Roman" w:hAnsi="Times New Roman" w:eastAsia="Times New Roman" w:cs="Times New Roman"/>
+                <w:b w:val="0"/>
+                <w:color w:val="000000"/>
+                <w:sz w:val="24"/>
+              </w:rPr>
+              <w:t xml:space="preserve">13</w:t>
+            </w:r>
+          </w:p>
+        </w:tc>
+        <w:tc>
+          <w:tcPr>
+            <w:tcW w:type="dxa" w:w="2000"/>
+            <w:vAlign w:val="center"/>
+            <w:tcBorders>
+              <w:top w:val="single" w:sz="4" w:color="D9D9D9"/>
+              <w:left w:val="single" w:sz="4" w:color="D9D9D9"/>
+              <w:bottom w:val="single" w:sz="4" w:color="D9D9D9"/>
+              <w:right w:val="single" w:sz="4" w:color="D9D9D9"/>
+            </w:tcBorders>
+            <w:tcMar>
+              <w:top w:w="70" w:type="dxa"/>
+              <w:bottom w:w="70" w:type="dxa"/>
+              <w:left w:w="70" w:type="dxa"/>
+              <w:right w:w="70" w:type="dxa"/>
+            </w:tcMar>
+          </w:tcPr>
+          <w:p>
+            <w:pPr>
+              <w:keepNext/>
+              <w:spacing w:line="240" w:lineRule="auto" w:before="0" w:after="0"/>
+              <w:ind w:firstLine="0"/>
+              <w:jc w:val="center"/>
+            </w:pPr>
+            <w:r>
+              <w:rPr>
+                <w:rFonts w:ascii="Times New Roman" w:hAnsi="Times New Roman" w:eastAsia="Times New Roman" w:cs="Times New Roman"/>
+                <w:b w:val="0"/>
+                <w:color w:val="000000"/>
+                <w:sz w:val="24"/>
+              </w:rPr>
+              <w:t xml:space="preserve">1</w:t>
+            </w:r>
+          </w:p>
+        </w:tc>
+        <w:tc>
+          <w:tcPr>
+            <w:tcW w:type="dxa" w:w="2000"/>
+            <w:vAlign w:val="center"/>
+            <w:tcBorders>
+              <w:top w:val="single" w:sz="4" w:color="D9D9D9"/>
+              <w:left w:val="single" w:sz="4" w:color="D9D9D9"/>
+              <w:bottom w:val="single" w:sz="4" w:color="D9D9D9"/>
+              <w:right w:val="single" w:sz="4" w:color="D9D9D9"/>
+            </w:tcBorders>
+            <w:tcMar>
+              <w:top w:w="70" w:type="dxa"/>
+              <w:bottom w:w="70" w:type="dxa"/>
+              <w:left w:w="70" w:type="dxa"/>
+              <w:right w:w="70" w:type="dxa"/>
+            </w:tcMar>
+          </w:tcPr>
+          <w:p>
+            <w:pPr>
+              <w:keepNext/>
+              <w:spacing w:line="240" w:lineRule="auto" w:before="0" w:after="0"/>
+              <w:ind w:firstLine="0"/>
+              <w:jc w:val="center"/>
+            </w:pPr>
+            <w:r>
+              <w:rPr>
+                <w:rFonts w:ascii="Times New Roman" w:hAnsi="Times New Roman" w:eastAsia="Times New Roman" w:cs="Times New Roman"/>
+                <w:b w:val="0"/>
+                <w:color w:val="000000"/>
+                <w:sz w:val="24"/>
+              </w:rPr>
+              <w:t xml:space="preserve">0</w:t>
+            </w:r>
+          </w:p>
+        </w:tc>
+      </w:tr>
+      <w:tr>
+        <w:trPr>
+          <w:cantSplit/>
+        </w:trPr>
+        <w:tc>
+          <w:tcPr>
+            <w:tcW w:type="dxa" w:w="3355"/>
+            <w:vAlign w:val="center"/>
+            <w:tcBorders>
+              <w:top w:val="single" w:sz="4" w:color="D9D9D9"/>
+              <w:left w:val="single" w:sz="4" w:color="D9D9D9"/>
+              <w:bottom w:val="single" w:sz="4" w:color="D9D9D9"/>
+              <w:right w:val="single" w:sz="4" w:color="D9D9D9"/>
+            </w:tcBorders>
+            <w:tcMar>
+              <w:top w:w="70" w:type="dxa"/>
+              <w:bottom w:w="70" w:type="dxa"/>
+              <w:left w:w="70" w:type="dxa"/>
+              <w:right w:w="70" w:type="dxa"/>
+            </w:tcMar>
+          </w:tcPr>
+          <w:p>
+            <w:pPr>
+              <w:keepNext/>
+              <w:spacing w:line="240" w:lineRule="auto" w:before="0" w:after="0"/>
+              <w:ind w:firstLine="0"/>
+              <w:jc w:val="left"/>
+            </w:pPr>
+            <w:r>
+              <w:rPr>
+                <w:rFonts w:ascii="Times New Roman" w:hAnsi="Times New Roman" w:eastAsia="Times New Roman" w:cs="Times New Roman"/>
+                <w:b w:val="0"/>
+                <w:color w:val="000000"/>
+                <w:sz w:val="24"/>
+              </w:rPr>
+              <w:t xml:space="preserve">изменены слова</w:t>
+            </w:r>
+          </w:p>
+        </w:tc>
+        <w:tc>
+          <w:tcPr>
+            <w:tcW w:type="dxa" w:w="2000"/>
+            <w:vAlign w:val="center"/>
+            <w:tcBorders>
+              <w:top w:val="single" w:sz="4" w:color="D9D9D9"/>
+              <w:left w:val="single" w:sz="4" w:color="D9D9D9"/>
+              <w:bottom w:val="single" w:sz="4" w:color="D9D9D9"/>
+              <w:right w:val="single" w:sz="4" w:color="D9D9D9"/>
+            </w:tcBorders>
+            <w:tcMar>
+              <w:top w:w="70" w:type="dxa"/>
+              <w:bottom w:w="70" w:type="dxa"/>
+              <w:left w:w="70" w:type="dxa"/>
+              <w:right w:w="70" w:type="dxa"/>
+            </w:tcMar>
+          </w:tcPr>
+          <w:p>
+            <w:pPr>
+              <w:keepNext/>
+              <w:spacing w:line="240" w:lineRule="auto" w:before="0" w:after="0"/>
+              <w:ind w:firstLine="0"/>
+              <w:jc w:val="center"/>
+            </w:pPr>
+            <w:r>
+              <w:rPr>
+                <w:rFonts w:ascii="Times New Roman" w:hAnsi="Times New Roman" w:eastAsia="Times New Roman" w:cs="Times New Roman"/>
+                <w:b w:val="0"/>
+                <w:color w:val="000000"/>
+                <w:sz w:val="24"/>
+              </w:rPr>
+              <w:t xml:space="preserve">16</w:t>
+            </w:r>
+          </w:p>
+        </w:tc>
+        <w:tc>
+          <w:tcPr>
+            <w:tcW w:type="dxa" w:w="2000"/>
+            <w:vAlign w:val="center"/>
+            <w:tcBorders>
+              <w:top w:val="single" w:sz="4" w:color="D9D9D9"/>
+              <w:left w:val="single" w:sz="4" w:color="D9D9D9"/>
+              <w:bottom w:val="single" w:sz="4" w:color="D9D9D9"/>
+              <w:right w:val="single" w:sz="4" w:color="D9D9D9"/>
+            </w:tcBorders>
+            <w:tcMar>
+              <w:top w:w="70" w:type="dxa"/>
+              <w:bottom w:w="70" w:type="dxa"/>
+              <w:left w:w="70" w:type="dxa"/>
+              <w:right w:w="70" w:type="dxa"/>
+            </w:tcMar>
+          </w:tcPr>
+          <w:p>
+            <w:pPr>
+              <w:keepNext/>
+              <w:spacing w:line="240" w:lineRule="auto" w:before="0" w:after="0"/>
+              <w:ind w:firstLine="0"/>
+              <w:jc w:val="center"/>
+            </w:pPr>
+            <w:r>
+              <w:rPr>
+                <w:rFonts w:ascii="Times New Roman" w:hAnsi="Times New Roman" w:eastAsia="Times New Roman" w:cs="Times New Roman"/>
+                <w:b w:val="0"/>
+                <w:color w:val="000000"/>
+                <w:sz w:val="24"/>
+              </w:rPr>
+              <w:t xml:space="preserve">24</w:t>
+            </w:r>
+          </w:p>
+        </w:tc>
+        <w:tc>
+          <w:tcPr>
+            <w:tcW w:type="dxa" w:w="2000"/>
+            <w:vAlign w:val="center"/>
+            <w:tcBorders>
+              <w:top w:val="single" w:sz="4" w:color="D9D9D9"/>
+              <w:left w:val="single" w:sz="4" w:color="D9D9D9"/>
+              <w:bottom w:val="single" w:sz="4" w:color="D9D9D9"/>
+              <w:right w:val="single" w:sz="4" w:color="D9D9D9"/>
+            </w:tcBorders>
+            <w:tcMar>
+              <w:top w:w="70" w:type="dxa"/>
+              <w:bottom w:w="70" w:type="dxa"/>
+              <w:left w:w="70" w:type="dxa"/>
+              <w:right w:w="70" w:type="dxa"/>
+            </w:tcMar>
+          </w:tcPr>
+          <w:p>
+            <w:pPr>
+              <w:keepNext/>
+              <w:spacing w:line="240" w:lineRule="auto" w:before="0" w:after="0"/>
+              <w:ind w:firstLine="0"/>
+              <w:jc w:val="center"/>
+            </w:pPr>
+            <w:r>
+              <w:rPr>
+                <w:rFonts w:ascii="Times New Roman" w:hAnsi="Times New Roman" w:eastAsia="Times New Roman" w:cs="Times New Roman"/>
+                <w:b w:val="0"/>
+                <w:color w:val="000000"/>
+                <w:sz w:val="24"/>
+              </w:rPr>
+              <w:t xml:space="preserve">0</w:t>
+            </w:r>
+          </w:p>
+        </w:tc>
+      </w:tr>
+      <w:tr>
+        <w:trPr>
+          <w:cantSplit/>
+        </w:trPr>
+        <w:tc>
+          <w:tcPr>
+            <w:tcW w:type="dxa" w:w="3355"/>
+            <w:vAlign w:val="center"/>
+            <w:tcBorders>
+              <w:top w:val="single" w:sz="4" w:color="D9D9D9"/>
+              <w:left w:val="single" w:sz="4" w:color="D9D9D9"/>
+              <w:bottom w:val="single" w:sz="4" w:color="D9D9D9"/>
+              <w:right w:val="single" w:sz="4" w:color="D9D9D9"/>
+            </w:tcBorders>
+            <w:tcMar>
+              <w:top w:w="70" w:type="dxa"/>
+              <w:bottom w:w="70" w:type="dxa"/>
+              <w:left w:w="70" w:type="dxa"/>
+              <w:right w:w="70" w:type="dxa"/>
+            </w:tcMar>
+          </w:tcPr>
+          <w:p>
+            <w:pPr>
+              <w:spacing w:line="240" w:lineRule="auto" w:before="0" w:after="0"/>
+              <w:ind w:firstLine="0"/>
+              <w:jc w:val="left"/>
+            </w:pPr>
+            <w:r>
+              <w:rPr>
+                <w:rFonts w:ascii="Times New Roman" w:hAnsi="Times New Roman" w:eastAsia="Times New Roman" w:cs="Times New Roman"/>
+                <w:b w:val="0"/>
+                <w:color w:val="000000"/>
+                <w:sz w:val="24"/>
+              </w:rPr>
+              <w:t xml:space="preserve">всего</w:t>
+            </w:r>
+          </w:p>
+        </w:tc>
+        <w:tc>
+          <w:tcPr>
+            <w:tcW w:type="dxa" w:w="2000"/>
+            <w:vAlign w:val="center"/>
+            <w:tcBorders>
+              <w:top w:val="single" w:sz="4" w:color="D9D9D9"/>
+              <w:left w:val="single" w:sz="4" w:color="D9D9D9"/>
+              <w:bottom w:val="single" w:sz="4" w:color="D9D9D9"/>
+              <w:right w:val="single" w:sz="4" w:color="D9D9D9"/>
+            </w:tcBorders>
+            <w:tcMar>
+              <w:top w:w="70" w:type="dxa"/>
+              <w:bottom w:w="70" w:type="dxa"/>
+              <w:left w:w="70" w:type="dxa"/>
+              <w:right w:w="70" w:type="dxa"/>
+            </w:tcMar>
+          </w:tcPr>
+          <w:p>
+            <w:pPr>
+              <w:spacing w:line="240" w:lineRule="auto" w:before="0" w:after="0"/>
+              <w:ind w:firstLine="0"/>
+              <w:jc w:val="center"/>
+            </w:pPr>
+            <w:r>
+              <w:rPr>
+                <w:rFonts w:ascii="Times New Roman" w:hAnsi="Times New Roman" w:eastAsia="Times New Roman" w:cs="Times New Roman"/>
+                <w:b w:val="0"/>
+                <w:color w:val="000000"/>
+                <w:sz w:val="24"/>
+              </w:rPr>
+              <w:t xml:space="preserve">45</w:t>
+            </w:r>
+          </w:p>
+        </w:tc>
+        <w:tc>
+          <w:tcPr>
+            <w:tcW w:type="dxa" w:w="2000"/>
+            <w:vAlign w:val="center"/>
+            <w:tcBorders>
+              <w:top w:val="single" w:sz="4" w:color="D9D9D9"/>
+              <w:left w:val="single" w:sz="4" w:color="D9D9D9"/>
+              <w:bottom w:val="single" w:sz="4" w:color="D9D9D9"/>
+              <w:right w:val="single" w:sz="4" w:color="D9D9D9"/>
+            </w:tcBorders>
+            <w:tcMar>
+              <w:top w:w="70" w:type="dxa"/>
+              <w:bottom w:w="70" w:type="dxa"/>
+              <w:left w:w="70" w:type="dxa"/>
+              <w:right w:w="70" w:type="dxa"/>
+            </w:tcMar>
+          </w:tcPr>
+          <w:p>
+            <w:pPr>
+              <w:spacing w:line="240" w:lineRule="auto" w:before="0" w:after="0"/>
+              <w:ind w:firstLine="0"/>
+              <w:jc w:val="center"/>
+            </w:pPr>
+            <w:r>
+              <w:rPr>
+                <w:rFonts w:ascii="Times New Roman" w:hAnsi="Times New Roman" w:eastAsia="Times New Roman" w:cs="Times New Roman"/>
+                <w:b w:val="0"/>
+                <w:color w:val="000000"/>
+                <w:sz w:val="24"/>
+              </w:rPr>
+              <w:t xml:space="preserve">102</w:t>
+            </w:r>
+          </w:p>
+        </w:tc>
+        <w:tc>
+          <w:tcPr>
+            <w:tcW w:type="dxa" w:w="2000"/>
+            <w:vAlign w:val="center"/>
+            <w:tcBorders>
+              <w:top w:val="single" w:sz="4" w:color="D9D9D9"/>
+              <w:left w:val="single" w:sz="4" w:color="D9D9D9"/>
+              <w:bottom w:val="single" w:sz="4" w:color="D9D9D9"/>
+              <w:right w:val="single" w:sz="4" w:color="D9D9D9"/>
+            </w:tcBorders>
+            <w:tcMar>
+              <w:top w:w="70" w:type="dxa"/>
+              <w:bottom w:w="70" w:type="dxa"/>
+              <w:left w:w="70" w:type="dxa"/>
+              <w:right w:w="70" w:type="dxa"/>
+            </w:tcMar>
+          </w:tcPr>
+          <w:p>
+            <w:pPr>
+              <w:spacing w:line="240" w:lineRule="auto" w:before="0" w:after="0"/>
+              <w:ind w:firstLine="0"/>
+              <w:jc w:val="center"/>
+            </w:pPr>
+            <w:r>
+              <w:rPr>
+                <w:rFonts w:ascii="Times New Roman" w:hAnsi="Times New Roman" w:eastAsia="Times New Roman" w:cs="Times New Roman"/>
+                <w:b w:val="0"/>
+                <w:color w:val="000000"/>
+                <w:sz w:val="24"/>
+              </w:rPr>
+              <w:t xml:space="preserve">8</w:t>
             </w:r>
           </w:p>
         </w:tc>
@@ -6552,7 +6296,7 @@
           <w:color w:val="000000"/>
           <w:sz w:val="28"/>
         </w:rPr>
-        <w:t xml:space="preserve">Итоговая система прогонялась дважды, оба прогона оценены одним и тем же кодом (таблица 4). После первого прогона сделаны четыре правки: шаг 4 проверки и правило о группе и форме в промпте из-за теста 2, требование коротких фрагментов evidence, исключение частиц отрицания из опоры и совпадение основ с опечаткой. Поводы были такие: в первом прогоне модель портила слова при копировании длинных предложений («лекарство» стало «лекойство», «Изопринозин» стал «Изопойнозин»), выдуманный эффект «болезнь дочки не повторялась» прошел проверку опоры только за счет слов «дочки» и «не», а «бессонница» не находила опоры в тексте с «бессоница».</w:t>
+        <w:t xml:space="preserve">Правила version_2 повысили precision с 0,537 до 0,769. Они убрали из ответов свойства препарата, чужой опыт и отрицания: version_1, например, записала для оксолиновой мази в реакции «запах не приятный», «жирная» и даже «остальное самовнушение». F1 по positive_effect вырос с 0,470 до 0,644, по adverse_reaction с 0,549 до 0,719. Лучше всего итоговая система извлекает препараты (F1 0,840). Показания у всех систем около 0,57-0,58: RuDReC размечает как DI каждое упоминание болезни или симптома, а промпт просит только причину приема.</w:t>
       </w:r>
     </w:p>
     <w:p>
@@ -6571,9 +6315,1245 @@
           <w:color w:val="000000"/>
           <w:sz w:val="28"/>
         </w:rPr>
-        <w:t xml:space="preserve">Правки сработали частично. Порченых фрагментов на первой попытке стало меньше, 14 против 32, тест 2 проходит стабильно, у отзыва с выдуманным эффектом теперь, как и в эталоне, положительного эффекта нет. Но регистровых ошибок в коротких фрагментах стало больше, 78 против 47, и очистка удалила больше верных элементов. Precision выросла с 0,800 до 0,843, recall упал с 0,508 до 0,476, F1 почти не изменился. Правки делались по разбору тех же 50 отзывов, на которых система оценивается, поэтому разница между прогонами показывает направление, а не точный эффект.</w:t>
+        <w:t xml:space="preserve">Полнота теряется и возвращается на разных шагах. На повторе модель, исправляя фрагменты, сокращает список элементов: верных элементов становится 170 вместо 190, сильнее всего страдают реакции (recall 0,682 и 0,534). Сборка возвращает подтвержденное из первой попытки и препараты и показания, найденные в тексте, и верных элементов становится 184 (recall реакций 0,614). Всего сборка подтвердила по тексту 25 препаратов и показаний, 21 из них верный, и удалила 25 элементов, из которых верных 7. В итоге итоговая система по F1 на уровне первой попытки version_2 (0,679 против 0,676) при заметно большей точности. При более строгих порогах совпадения значения ниже, а итоговая система первая: при пороге 0,75 F1 0,419, 0,559 и 0,572, при полном совпадении 0,360, 0,495 и 0,506.</w:t>
       </w:r>
     </w:p>
+    <w:p>
+      <w:pPr>
+        <w:keepNext w:val="0"/>
+        <w:pageBreakBefore w:val="0"/>
+        <w:widowControl/>
+        <w:spacing w:line="360" w:lineRule="auto" w:before="0" w:after="0"/>
+        <w:ind w:firstLine="709"/>
+        <w:jc w:val="both"/>
+      </w:pPr>
+      <w:r>
+        <w:rPr>
+          <w:rFonts w:ascii="Times New Roman" w:hAnsi="Times New Roman" w:eastAsia="Times New Roman" w:cs="Times New Roman"/>
+          <w:b w:val="0"/>
+          <w:color w:val="000000"/>
+          <w:sz w:val="28"/>
+        </w:rPr>
+        <w:t xml:space="preserve">Итоговая система тратит в 9,8 раза больше входных токенов, чем version_1 (3379 против 346 на отзыв): промпт длиннее, а повтор понадобился в 46 отзывах из 50. Выход почти тот же, 307 против 303 токенов. Время выросло мало, с 6,3 до 6,8 секунды на отзыв, потому что Ollama кэширует общее начало промпта, а ответы version_2 короче. На 50 отзывов ушло 96 вызовов модели и около 6 минут.</w:t>
+      </w:r>
+    </w:p>
+    <w:p>
+      <w:pPr>
+        <w:keepNext w:val="0"/>
+        <w:pageBreakBefore w:val="0"/>
+        <w:widowControl/>
+        <w:spacing w:line="360" w:lineRule="auto" w:before="0" w:after="0"/>
+        <w:ind w:firstLine="709"/>
+        <w:jc w:val="both"/>
+      </w:pPr>
+      <w:r>
+        <w:rPr>
+          <w:rFonts w:ascii="Times New Roman" w:hAnsi="Times New Roman" w:eastAsia="Times New Roman" w:cs="Times New Roman"/>
+          <w:b w:val="0"/>
+          <w:color w:val="000000"/>
+          <w:sz w:val="28"/>
+        </w:rPr>
+        <w:t xml:space="preserve">Итоговая система прогонялась три раза, все прогоны сохранены в results/dev_runs и оценены одним и тем же кодом (таблица 5). После run1 в version_2 добавлены правило о сочетании группы и формы и требование коротких фрагментов, в сообщение повтора добавлена просьба брать фрагмент из подсказанного участка с тем же регистром, в проверку добавлены отсев форм и групп, совпадение основ с опечаткой и исключение частиц отрицания. Поводы: тест 2 был нестабилен, модель портила слова при копировании длинных фрагментов, а выдуманный эффект «болезнь дочки не повторялась» проходил проверку опоры за счет слов «дочки» и «не».</w:t>
+      </w:r>
+    </w:p>
+    <w:p>
+      <w:pPr>
+        <w:keepNext w:val="0"/>
+        <w:pageBreakBefore w:val="0"/>
+        <w:widowControl/>
+        <w:spacing w:line="360" w:lineRule="auto" w:before="0" w:after="0"/>
+        <w:ind w:firstLine="709"/>
+        <w:jc w:val="both"/>
+      </w:pPr>
+      <w:r>
+        <w:rPr>
+          <w:rFonts w:ascii="Times New Roman" w:hAnsi="Times New Roman" w:eastAsia="Times New Roman" w:cs="Times New Roman"/>
+          <w:b w:val="0"/>
+          <w:color w:val="000000"/>
+          <w:sz w:val="28"/>
+        </w:rPr>
+        <w:t xml:space="preserve">После run2 код прошел независимую проверку, и найденное исправлено. Элемент без значимых слов (союз «А» в drug) проходил проверку опоры, фрагмент мог обрываться посреди слова, повтор терял подтвержденное в первой попытке, а сборка удаляла верные названия, которые есть в тексте. Пример в правиле drug совпадал с текстом теста 2 и заменен, в правило отрицаний добавлен случай с отрицанием в конце фразы, в сообщение повтора добавлена просьба не удалять элементы, которые в отзыве есть, тесты усилены. Сборка уточнялась уже после финального прогона, по разбору ошибок; вызовы модели от нее не зависят, поэтому ответы пересобраны тем же кодом из сохраненных попыток, и ноутбук это проверяет. Все правки делались по разбору тех же 50 отзывов, на которых система оценивается, поэтому разница между прогонами показывает направление, а не точный эффект.</w:t>
+      </w:r>
+    </w:p>
+    <w:p>
+      <w:pPr>
+        <w:keepNext/>
+        <w:keepLines/>
+        <w:pageBreakBefore w:val="0"/>
+        <w:widowControl/>
+        <w:spacing w:line="360" w:lineRule="auto" w:before="120" w:after="0"/>
+        <w:ind w:firstLine="0"/>
+        <w:jc w:val="left"/>
+      </w:pPr>
+      <w:r>
+        <w:rPr>
+          <w:rFonts w:ascii="Times New Roman" w:hAnsi="Times New Roman" w:eastAsia="Times New Roman" w:cs="Times New Roman"/>
+          <w:b w:val="0"/>
+          <w:color w:val="000000"/>
+          <w:sz w:val="28"/>
+        </w:rPr>
+        <w:t xml:space="preserve">Таблица 5 – Прогоны итоговой системы</w:t>
+      </w:r>
+    </w:p>
+    <w:tbl>
+      <w:tblPr>
+        <w:tblW w:type="auto" w:w="0"/>
+        <w:jc w:val="center"/>
+        <w:tblLayout w:type="fixed"/>
+        <w:tblLook w:firstColumn="1" w:firstRow="1" w:lastColumn="0" w:lastRow="0" w:noHBand="0" w:noVBand="1" w:val="04A0"/>
+      </w:tblPr>
+      <w:tblGrid>
+        <w:gridCol w:w="1500"/>
+        <w:gridCol w:w="950"/>
+        <w:gridCol w:w="1600"/>
+        <w:gridCol w:w="1100"/>
+        <w:gridCol w:w="950"/>
+        <w:gridCol w:w="950"/>
+        <w:gridCol w:w="950"/>
+        <w:gridCol w:w="1355"/>
+      </w:tblGrid>
+      <w:tr>
+        <w:trPr>
+          <w:cantSplit/>
+          <w:tblHeader/>
+        </w:trPr>
+        <w:tc>
+          <w:tcPr>
+            <w:tcW w:type="dxa" w:w="1500"/>
+            <w:vAlign w:val="center"/>
+            <w:tcBorders>
+              <w:top w:val="single" w:sz="4" w:color="D9D9D9"/>
+              <w:left w:val="single" w:sz="4" w:color="D9D9D9"/>
+              <w:bottom w:val="single" w:sz="4" w:color="D9D9D9"/>
+              <w:right w:val="single" w:sz="4" w:color="D9D9D9"/>
+            </w:tcBorders>
+            <w:tcMar>
+              <w:top w:w="70" w:type="dxa"/>
+              <w:bottom w:w="70" w:type="dxa"/>
+              <w:left w:w="70" w:type="dxa"/>
+              <w:right w:w="70" w:type="dxa"/>
+            </w:tcMar>
+            <w:shd w:fill="F2F2F2"/>
+          </w:tcPr>
+          <w:p>
+            <w:pPr>
+              <w:keepNext/>
+              <w:spacing w:line="240" w:lineRule="auto" w:before="0" w:after="0"/>
+              <w:ind w:firstLine="0"/>
+              <w:jc w:val="center"/>
+            </w:pPr>
+            <w:r>
+              <w:rPr>
+                <w:rFonts w:ascii="Times New Roman" w:hAnsi="Times New Roman" w:eastAsia="Times New Roman" w:cs="Times New Roman"/>
+                <w:b/>
+                <w:color w:val="000000"/>
+                <w:sz w:val="24"/>
+              </w:rPr>
+              <w:t xml:space="preserve">Прогон</w:t>
+            </w:r>
+          </w:p>
+        </w:tc>
+        <w:tc>
+          <w:tcPr>
+            <w:tcW w:type="dxa" w:w="950"/>
+            <w:vAlign w:val="center"/>
+            <w:tcBorders>
+              <w:top w:val="single" w:sz="4" w:color="D9D9D9"/>
+              <w:left w:val="single" w:sz="4" w:color="D9D9D9"/>
+              <w:bottom w:val="single" w:sz="4" w:color="D9D9D9"/>
+              <w:right w:val="single" w:sz="4" w:color="D9D9D9"/>
+            </w:tcBorders>
+            <w:tcMar>
+              <w:top w:w="70" w:type="dxa"/>
+              <w:bottom w:w="70" w:type="dxa"/>
+              <w:left w:w="70" w:type="dxa"/>
+              <w:right w:w="70" w:type="dxa"/>
+            </w:tcMar>
+            <w:shd w:fill="F2F2F2"/>
+          </w:tcPr>
+          <w:p>
+            <w:pPr>
+              <w:keepNext/>
+              <w:spacing w:line="240" w:lineRule="auto" w:before="0" w:after="0"/>
+              <w:ind w:firstLine="0"/>
+              <w:jc w:val="center"/>
+            </w:pPr>
+            <w:r>
+              <w:rPr>
+                <w:rFonts w:ascii="Times New Roman" w:hAnsi="Times New Roman" w:eastAsia="Times New Roman" w:cs="Times New Roman"/>
+                <w:b/>
+                <w:color w:val="000000"/>
+                <w:sz w:val="24"/>
+              </w:rPr>
+              <w:t xml:space="preserve">valid</w:t>
+            </w:r>
+          </w:p>
+        </w:tc>
+        <w:tc>
+          <w:tcPr>
+            <w:tcW w:type="dxa" w:w="1600"/>
+            <w:vAlign w:val="center"/>
+            <w:tcBorders>
+              <w:top w:val="single" w:sz="4" w:color="D9D9D9"/>
+              <w:left w:val="single" w:sz="4" w:color="D9D9D9"/>
+              <w:bottom w:val="single" w:sz="4" w:color="D9D9D9"/>
+              <w:right w:val="single" w:sz="4" w:color="D9D9D9"/>
+            </w:tcBorders>
+            <w:tcMar>
+              <w:top w:w="70" w:type="dxa"/>
+              <w:bottom w:w="70" w:type="dxa"/>
+              <w:left w:w="70" w:type="dxa"/>
+              <w:right w:w="70" w:type="dxa"/>
+            </w:tcMar>
+            <w:shd w:fill="F2F2F2"/>
+          </w:tcPr>
+          <w:p>
+            <w:pPr>
+              <w:keepNext/>
+              <w:spacing w:line="240" w:lineRule="auto" w:before="0" w:after="0"/>
+              <w:ind w:firstLine="0"/>
+              <w:jc w:val="center"/>
+            </w:pPr>
+            <w:r>
+              <w:rPr>
+                <w:rFonts w:ascii="Times New Roman" w:hAnsi="Times New Roman" w:eastAsia="Times New Roman" w:cs="Times New Roman"/>
+                <w:b/>
+                <w:color w:val="000000"/>
+                <w:sz w:val="24"/>
+              </w:rPr>
+              <w:t xml:space="preserve">fixed_by_retry</w:t>
+            </w:r>
+          </w:p>
+        </w:tc>
+        <w:tc>
+          <w:tcPr>
+            <w:tcW w:type="dxa" w:w="1100"/>
+            <w:vAlign w:val="center"/>
+            <w:tcBorders>
+              <w:top w:val="single" w:sz="4" w:color="D9D9D9"/>
+              <w:left w:val="single" w:sz="4" w:color="D9D9D9"/>
+              <w:bottom w:val="single" w:sz="4" w:color="D9D9D9"/>
+              <w:right w:val="single" w:sz="4" w:color="D9D9D9"/>
+            </w:tcBorders>
+            <w:tcMar>
+              <w:top w:w="70" w:type="dxa"/>
+              <w:bottom w:w="70" w:type="dxa"/>
+              <w:left w:w="70" w:type="dxa"/>
+              <w:right w:w="70" w:type="dxa"/>
+            </w:tcMar>
+            <w:shd w:fill="F2F2F2"/>
+          </w:tcPr>
+          <w:p>
+            <w:pPr>
+              <w:keepNext/>
+              <w:spacing w:line="240" w:lineRule="auto" w:before="0" w:after="0"/>
+              <w:ind w:firstLine="0"/>
+              <w:jc w:val="center"/>
+            </w:pPr>
+            <w:r>
+              <w:rPr>
+                <w:rFonts w:ascii="Times New Roman" w:hAnsi="Times New Roman" w:eastAsia="Times New Roman" w:cs="Times New Roman"/>
+                <w:b/>
+                <w:color w:val="000000"/>
+                <w:sz w:val="24"/>
+              </w:rPr>
+              <w:t xml:space="preserve">cleaned</w:t>
+            </w:r>
+          </w:p>
+        </w:tc>
+        <w:tc>
+          <w:tcPr>
+            <w:tcW w:type="dxa" w:w="950"/>
+            <w:vAlign w:val="center"/>
+            <w:tcBorders>
+              <w:top w:val="single" w:sz="4" w:color="D9D9D9"/>
+              <w:left w:val="single" w:sz="4" w:color="D9D9D9"/>
+              <w:bottom w:val="single" w:sz="4" w:color="D9D9D9"/>
+              <w:right w:val="single" w:sz="4" w:color="D9D9D9"/>
+            </w:tcBorders>
+            <w:tcMar>
+              <w:top w:w="70" w:type="dxa"/>
+              <w:bottom w:w="70" w:type="dxa"/>
+              <w:left w:w="70" w:type="dxa"/>
+              <w:right w:w="70" w:type="dxa"/>
+            </w:tcMar>
+            <w:shd w:fill="F2F2F2"/>
+          </w:tcPr>
+          <w:p>
+            <w:pPr>
+              <w:keepNext/>
+              <w:spacing w:line="240" w:lineRule="auto" w:before="0" w:after="0"/>
+              <w:ind w:firstLine="0"/>
+              <w:jc w:val="center"/>
+            </w:pPr>
+            <w:r>
+              <w:rPr>
+                <w:rFonts w:ascii="Times New Roman" w:hAnsi="Times New Roman" w:eastAsia="Times New Roman" w:cs="Times New Roman"/>
+                <w:b/>
+                <w:color w:val="000000"/>
+                <w:sz w:val="24"/>
+              </w:rPr>
+              <w:t xml:space="preserve">P</w:t>
+            </w:r>
+          </w:p>
+        </w:tc>
+        <w:tc>
+          <w:tcPr>
+            <w:tcW w:type="dxa" w:w="950"/>
+            <w:vAlign w:val="center"/>
+            <w:tcBorders>
+              <w:top w:val="single" w:sz="4" w:color="D9D9D9"/>
+              <w:left w:val="single" w:sz="4" w:color="D9D9D9"/>
+              <w:bottom w:val="single" w:sz="4" w:color="D9D9D9"/>
+              <w:right w:val="single" w:sz="4" w:color="D9D9D9"/>
+            </w:tcBorders>
+            <w:tcMar>
+              <w:top w:w="70" w:type="dxa"/>
+              <w:bottom w:w="70" w:type="dxa"/>
+              <w:left w:w="70" w:type="dxa"/>
+              <w:right w:w="70" w:type="dxa"/>
+            </w:tcMar>
+            <w:shd w:fill="F2F2F2"/>
+          </w:tcPr>
+          <w:p>
+            <w:pPr>
+              <w:keepNext/>
+              <w:spacing w:line="240" w:lineRule="auto" w:before="0" w:after="0"/>
+              <w:ind w:firstLine="0"/>
+              <w:jc w:val="center"/>
+            </w:pPr>
+            <w:r>
+              <w:rPr>
+                <w:rFonts w:ascii="Times New Roman" w:hAnsi="Times New Roman" w:eastAsia="Times New Roman" w:cs="Times New Roman"/>
+                <w:b/>
+                <w:color w:val="000000"/>
+                <w:sz w:val="24"/>
+              </w:rPr>
+              <w:t xml:space="preserve">R</w:t>
+            </w:r>
+          </w:p>
+        </w:tc>
+        <w:tc>
+          <w:tcPr>
+            <w:tcW w:type="dxa" w:w="950"/>
+            <w:vAlign w:val="center"/>
+            <w:tcBorders>
+              <w:top w:val="single" w:sz="4" w:color="D9D9D9"/>
+              <w:left w:val="single" w:sz="4" w:color="D9D9D9"/>
+              <w:bottom w:val="single" w:sz="4" w:color="D9D9D9"/>
+              <w:right w:val="single" w:sz="4" w:color="D9D9D9"/>
+            </w:tcBorders>
+            <w:tcMar>
+              <w:top w:w="70" w:type="dxa"/>
+              <w:bottom w:w="70" w:type="dxa"/>
+              <w:left w:w="70" w:type="dxa"/>
+              <w:right w:w="70" w:type="dxa"/>
+            </w:tcMar>
+            <w:shd w:fill="F2F2F2"/>
+          </w:tcPr>
+          <w:p>
+            <w:pPr>
+              <w:keepNext/>
+              <w:spacing w:line="240" w:lineRule="auto" w:before="0" w:after="0"/>
+              <w:ind w:firstLine="0"/>
+              <w:jc w:val="center"/>
+            </w:pPr>
+            <w:r>
+              <w:rPr>
+                <w:rFonts w:ascii="Times New Roman" w:hAnsi="Times New Roman" w:eastAsia="Times New Roman" w:cs="Times New Roman"/>
+                <w:b/>
+                <w:color w:val="000000"/>
+                <w:sz w:val="24"/>
+              </w:rPr>
+              <w:t xml:space="preserve">F1</w:t>
+            </w:r>
+          </w:p>
+        </w:tc>
+        <w:tc>
+          <w:tcPr>
+            <w:tcW w:type="dxa" w:w="1355"/>
+            <w:vAlign w:val="center"/>
+            <w:tcBorders>
+              <w:top w:val="single" w:sz="4" w:color="D9D9D9"/>
+              <w:left w:val="single" w:sz="4" w:color="D9D9D9"/>
+              <w:bottom w:val="single" w:sz="4" w:color="D9D9D9"/>
+              <w:right w:val="single" w:sz="4" w:color="D9D9D9"/>
+            </w:tcBorders>
+            <w:tcMar>
+              <w:top w:w="70" w:type="dxa"/>
+              <w:bottom w:w="70" w:type="dxa"/>
+              <w:left w:w="70" w:type="dxa"/>
+              <w:right w:w="70" w:type="dxa"/>
+            </w:tcMar>
+            <w:shd w:fill="F2F2F2"/>
+          </w:tcPr>
+          <w:p>
+            <w:pPr>
+              <w:keepNext/>
+              <w:spacing w:line="240" w:lineRule="auto" w:before="0" w:after="0"/>
+              <w:ind w:firstLine="0"/>
+              <w:jc w:val="center"/>
+            </w:pPr>
+            <w:r>
+              <w:rPr>
+                <w:rFonts w:ascii="Times New Roman" w:hAnsi="Times New Roman" w:eastAsia="Times New Roman" w:cs="Times New Roman"/>
+                <w:b/>
+                <w:color w:val="000000"/>
+                <w:sz w:val="24"/>
+              </w:rPr>
+              <w:t xml:space="preserve">F1 при отказе</w:t>
+            </w:r>
+          </w:p>
+        </w:tc>
+      </w:tr>
+      <w:tr>
+        <w:trPr>
+          <w:cantSplit/>
+        </w:trPr>
+        <w:tc>
+          <w:tcPr>
+            <w:tcW w:type="dxa" w:w="1500"/>
+            <w:vAlign w:val="center"/>
+            <w:tcBorders>
+              <w:top w:val="single" w:sz="4" w:color="D9D9D9"/>
+              <w:left w:val="single" w:sz="4" w:color="D9D9D9"/>
+              <w:bottom w:val="single" w:sz="4" w:color="D9D9D9"/>
+              <w:right w:val="single" w:sz="4" w:color="D9D9D9"/>
+            </w:tcBorders>
+            <w:tcMar>
+              <w:top w:w="70" w:type="dxa"/>
+              <w:bottom w:w="70" w:type="dxa"/>
+              <w:left w:w="70" w:type="dxa"/>
+              <w:right w:w="70" w:type="dxa"/>
+            </w:tcMar>
+          </w:tcPr>
+          <w:p>
+            <w:pPr>
+              <w:keepNext/>
+              <w:spacing w:line="240" w:lineRule="auto" w:before="0" w:after="0"/>
+              <w:ind w:firstLine="0"/>
+              <w:jc w:val="left"/>
+            </w:pPr>
+            <w:r>
+              <w:rPr>
+                <w:rFonts w:ascii="Times New Roman" w:hAnsi="Times New Roman" w:eastAsia="Times New Roman" w:cs="Times New Roman"/>
+                <w:b w:val="0"/>
+                <w:color w:val="000000"/>
+                <w:sz w:val="24"/>
+              </w:rPr>
+              <w:t xml:space="preserve">run1</w:t>
+            </w:r>
+          </w:p>
+        </w:tc>
+        <w:tc>
+          <w:tcPr>
+            <w:tcW w:type="dxa" w:w="950"/>
+            <w:vAlign w:val="center"/>
+            <w:tcBorders>
+              <w:top w:val="single" w:sz="4" w:color="D9D9D9"/>
+              <w:left w:val="single" w:sz="4" w:color="D9D9D9"/>
+              <w:bottom w:val="single" w:sz="4" w:color="D9D9D9"/>
+              <w:right w:val="single" w:sz="4" w:color="D9D9D9"/>
+            </w:tcBorders>
+            <w:tcMar>
+              <w:top w:w="70" w:type="dxa"/>
+              <w:bottom w:w="70" w:type="dxa"/>
+              <w:left w:w="70" w:type="dxa"/>
+              <w:right w:w="70" w:type="dxa"/>
+            </w:tcMar>
+          </w:tcPr>
+          <w:p>
+            <w:pPr>
+              <w:keepNext/>
+              <w:spacing w:line="240" w:lineRule="auto" w:before="0" w:after="0"/>
+              <w:ind w:firstLine="0"/>
+              <w:jc w:val="center"/>
+            </w:pPr>
+            <w:r>
+              <w:rPr>
+                <w:rFonts w:ascii="Times New Roman" w:hAnsi="Times New Roman" w:eastAsia="Times New Roman" w:cs="Times New Roman"/>
+                <w:b w:val="0"/>
+                <w:color w:val="000000"/>
+                <w:sz w:val="24"/>
+              </w:rPr>
+              <w:t xml:space="preserve">8</w:t>
+            </w:r>
+          </w:p>
+        </w:tc>
+        <w:tc>
+          <w:tcPr>
+            <w:tcW w:type="dxa" w:w="1600"/>
+            <w:vAlign w:val="center"/>
+            <w:tcBorders>
+              <w:top w:val="single" w:sz="4" w:color="D9D9D9"/>
+              <w:left w:val="single" w:sz="4" w:color="D9D9D9"/>
+              <w:bottom w:val="single" w:sz="4" w:color="D9D9D9"/>
+              <w:right w:val="single" w:sz="4" w:color="D9D9D9"/>
+            </w:tcBorders>
+            <w:tcMar>
+              <w:top w:w="70" w:type="dxa"/>
+              <w:bottom w:w="70" w:type="dxa"/>
+              <w:left w:w="70" w:type="dxa"/>
+              <w:right w:w="70" w:type="dxa"/>
+            </w:tcMar>
+          </w:tcPr>
+          <w:p>
+            <w:pPr>
+              <w:keepNext/>
+              <w:spacing w:line="240" w:lineRule="auto" w:before="0" w:after="0"/>
+              <w:ind w:firstLine="0"/>
+              <w:jc w:val="center"/>
+            </w:pPr>
+            <w:r>
+              <w:rPr>
+                <w:rFonts w:ascii="Times New Roman" w:hAnsi="Times New Roman" w:eastAsia="Times New Roman" w:cs="Times New Roman"/>
+                <w:b w:val="0"/>
+                <w:color w:val="000000"/>
+                <w:sz w:val="24"/>
+              </w:rPr>
+              <w:t xml:space="preserve">20</w:t>
+            </w:r>
+          </w:p>
+        </w:tc>
+        <w:tc>
+          <w:tcPr>
+            <w:tcW w:type="dxa" w:w="1100"/>
+            <w:vAlign w:val="center"/>
+            <w:tcBorders>
+              <w:top w:val="single" w:sz="4" w:color="D9D9D9"/>
+              <w:left w:val="single" w:sz="4" w:color="D9D9D9"/>
+              <w:bottom w:val="single" w:sz="4" w:color="D9D9D9"/>
+              <w:right w:val="single" w:sz="4" w:color="D9D9D9"/>
+            </w:tcBorders>
+            <w:tcMar>
+              <w:top w:w="70" w:type="dxa"/>
+              <w:bottom w:w="70" w:type="dxa"/>
+              <w:left w:w="70" w:type="dxa"/>
+              <w:right w:w="70" w:type="dxa"/>
+            </w:tcMar>
+          </w:tcPr>
+          <w:p>
+            <w:pPr>
+              <w:keepNext/>
+              <w:spacing w:line="240" w:lineRule="auto" w:before="0" w:after="0"/>
+              <w:ind w:firstLine="0"/>
+              <w:jc w:val="center"/>
+            </w:pPr>
+            <w:r>
+              <w:rPr>
+                <w:rFonts w:ascii="Times New Roman" w:hAnsi="Times New Roman" w:eastAsia="Times New Roman" w:cs="Times New Roman"/>
+                <w:b w:val="0"/>
+                <w:color w:val="000000"/>
+                <w:sz w:val="24"/>
+              </w:rPr>
+              <w:t xml:space="preserve">22</w:t>
+            </w:r>
+          </w:p>
+        </w:tc>
+        <w:tc>
+          <w:tcPr>
+            <w:tcW w:type="dxa" w:w="950"/>
+            <w:vAlign w:val="center"/>
+            <w:tcBorders>
+              <w:top w:val="single" w:sz="4" w:color="D9D9D9"/>
+              <w:left w:val="single" w:sz="4" w:color="D9D9D9"/>
+              <w:bottom w:val="single" w:sz="4" w:color="D9D9D9"/>
+              <w:right w:val="single" w:sz="4" w:color="D9D9D9"/>
+            </w:tcBorders>
+            <w:tcMar>
+              <w:top w:w="70" w:type="dxa"/>
+              <w:bottom w:w="70" w:type="dxa"/>
+              <w:left w:w="70" w:type="dxa"/>
+              <w:right w:w="70" w:type="dxa"/>
+            </w:tcMar>
+          </w:tcPr>
+          <w:p>
+            <w:pPr>
+              <w:keepNext/>
+              <w:spacing w:line="240" w:lineRule="auto" w:before="0" w:after="0"/>
+              <w:ind w:firstLine="0"/>
+              <w:jc w:val="center"/>
+            </w:pPr>
+            <w:r>
+              <w:rPr>
+                <w:rFonts w:ascii="Times New Roman" w:hAnsi="Times New Roman" w:eastAsia="Times New Roman" w:cs="Times New Roman"/>
+                <w:b w:val="0"/>
+                <w:color w:val="000000"/>
+                <w:sz w:val="24"/>
+              </w:rPr>
+              <w:t xml:space="preserve">0,800</w:t>
+            </w:r>
+          </w:p>
+        </w:tc>
+        <w:tc>
+          <w:tcPr>
+            <w:tcW w:type="dxa" w:w="950"/>
+            <w:vAlign w:val="center"/>
+            <w:tcBorders>
+              <w:top w:val="single" w:sz="4" w:color="D9D9D9"/>
+              <w:left w:val="single" w:sz="4" w:color="D9D9D9"/>
+              <w:bottom w:val="single" w:sz="4" w:color="D9D9D9"/>
+              <w:right w:val="single" w:sz="4" w:color="D9D9D9"/>
+            </w:tcBorders>
+            <w:tcMar>
+              <w:top w:w="70" w:type="dxa"/>
+              <w:bottom w:w="70" w:type="dxa"/>
+              <w:left w:w="70" w:type="dxa"/>
+              <w:right w:w="70" w:type="dxa"/>
+            </w:tcMar>
+          </w:tcPr>
+          <w:p>
+            <w:pPr>
+              <w:keepNext/>
+              <w:spacing w:line="240" w:lineRule="auto" w:before="0" w:after="0"/>
+              <w:ind w:firstLine="0"/>
+              <w:jc w:val="center"/>
+            </w:pPr>
+            <w:r>
+              <w:rPr>
+                <w:rFonts w:ascii="Times New Roman" w:hAnsi="Times New Roman" w:eastAsia="Times New Roman" w:cs="Times New Roman"/>
+                <w:b w:val="0"/>
+                <w:color w:val="000000"/>
+                <w:sz w:val="24"/>
+              </w:rPr>
+              <w:t xml:space="preserve">0,508</w:t>
+            </w:r>
+          </w:p>
+        </w:tc>
+        <w:tc>
+          <w:tcPr>
+            <w:tcW w:type="dxa" w:w="950"/>
+            <w:vAlign w:val="center"/>
+            <w:tcBorders>
+              <w:top w:val="single" w:sz="4" w:color="D9D9D9"/>
+              <w:left w:val="single" w:sz="4" w:color="D9D9D9"/>
+              <w:bottom w:val="single" w:sz="4" w:color="D9D9D9"/>
+              <w:right w:val="single" w:sz="4" w:color="D9D9D9"/>
+            </w:tcBorders>
+            <w:tcMar>
+              <w:top w:w="70" w:type="dxa"/>
+              <w:bottom w:w="70" w:type="dxa"/>
+              <w:left w:w="70" w:type="dxa"/>
+              <w:right w:w="70" w:type="dxa"/>
+            </w:tcMar>
+          </w:tcPr>
+          <w:p>
+            <w:pPr>
+              <w:keepNext/>
+              <w:spacing w:line="240" w:lineRule="auto" w:before="0" w:after="0"/>
+              <w:ind w:firstLine="0"/>
+              <w:jc w:val="center"/>
+            </w:pPr>
+            <w:r>
+              <w:rPr>
+                <w:rFonts w:ascii="Times New Roman" w:hAnsi="Times New Roman" w:eastAsia="Times New Roman" w:cs="Times New Roman"/>
+                <w:b w:val="0"/>
+                <w:color w:val="000000"/>
+                <w:sz w:val="24"/>
+              </w:rPr>
+              <w:t xml:space="preserve">0,621</w:t>
+            </w:r>
+          </w:p>
+        </w:tc>
+        <w:tc>
+          <w:tcPr>
+            <w:tcW w:type="dxa" w:w="1355"/>
+            <w:vAlign w:val="center"/>
+            <w:tcBorders>
+              <w:top w:val="single" w:sz="4" w:color="D9D9D9"/>
+              <w:left w:val="single" w:sz="4" w:color="D9D9D9"/>
+              <w:bottom w:val="single" w:sz="4" w:color="D9D9D9"/>
+              <w:right w:val="single" w:sz="4" w:color="D9D9D9"/>
+            </w:tcBorders>
+            <w:tcMar>
+              <w:top w:w="70" w:type="dxa"/>
+              <w:bottom w:w="70" w:type="dxa"/>
+              <w:left w:w="70" w:type="dxa"/>
+              <w:right w:w="70" w:type="dxa"/>
+            </w:tcMar>
+          </w:tcPr>
+          <w:p>
+            <w:pPr>
+              <w:keepNext/>
+              <w:spacing w:line="240" w:lineRule="auto" w:before="0" w:after="0"/>
+              <w:ind w:firstLine="0"/>
+              <w:jc w:val="center"/>
+            </w:pPr>
+            <w:r>
+              <w:rPr>
+                <w:rFonts w:ascii="Times New Roman" w:hAnsi="Times New Roman" w:eastAsia="Times New Roman" w:cs="Times New Roman"/>
+                <w:b w:val="0"/>
+                <w:color w:val="000000"/>
+                <w:sz w:val="24"/>
+              </w:rPr>
+              <w:t xml:space="preserve">0,447</w:t>
+            </w:r>
+          </w:p>
+        </w:tc>
+      </w:tr>
+      <w:tr>
+        <w:trPr>
+          <w:cantSplit/>
+        </w:trPr>
+        <w:tc>
+          <w:tcPr>
+            <w:tcW w:type="dxa" w:w="1500"/>
+            <w:vAlign w:val="center"/>
+            <w:tcBorders>
+              <w:top w:val="single" w:sz="4" w:color="D9D9D9"/>
+              <w:left w:val="single" w:sz="4" w:color="D9D9D9"/>
+              <w:bottom w:val="single" w:sz="4" w:color="D9D9D9"/>
+              <w:right w:val="single" w:sz="4" w:color="D9D9D9"/>
+            </w:tcBorders>
+            <w:tcMar>
+              <w:top w:w="70" w:type="dxa"/>
+              <w:bottom w:w="70" w:type="dxa"/>
+              <w:left w:w="70" w:type="dxa"/>
+              <w:right w:w="70" w:type="dxa"/>
+            </w:tcMar>
+          </w:tcPr>
+          <w:p>
+            <w:pPr>
+              <w:keepNext/>
+              <w:spacing w:line="240" w:lineRule="auto" w:before="0" w:after="0"/>
+              <w:ind w:firstLine="0"/>
+              <w:jc w:val="left"/>
+            </w:pPr>
+            <w:r>
+              <w:rPr>
+                <w:rFonts w:ascii="Times New Roman" w:hAnsi="Times New Roman" w:eastAsia="Times New Roman" w:cs="Times New Roman"/>
+                <w:b w:val="0"/>
+                <w:color w:val="000000"/>
+                <w:sz w:val="24"/>
+              </w:rPr>
+              <w:t xml:space="preserve">run2</w:t>
+            </w:r>
+          </w:p>
+        </w:tc>
+        <w:tc>
+          <w:tcPr>
+            <w:tcW w:type="dxa" w:w="950"/>
+            <w:vAlign w:val="center"/>
+            <w:tcBorders>
+              <w:top w:val="single" w:sz="4" w:color="D9D9D9"/>
+              <w:left w:val="single" w:sz="4" w:color="D9D9D9"/>
+              <w:bottom w:val="single" w:sz="4" w:color="D9D9D9"/>
+              <w:right w:val="single" w:sz="4" w:color="D9D9D9"/>
+            </w:tcBorders>
+            <w:tcMar>
+              <w:top w:w="70" w:type="dxa"/>
+              <w:bottom w:w="70" w:type="dxa"/>
+              <w:left w:w="70" w:type="dxa"/>
+              <w:right w:w="70" w:type="dxa"/>
+            </w:tcMar>
+          </w:tcPr>
+          <w:p>
+            <w:pPr>
+              <w:keepNext/>
+              <w:spacing w:line="240" w:lineRule="auto" w:before="0" w:after="0"/>
+              <w:ind w:firstLine="0"/>
+              <w:jc w:val="center"/>
+            </w:pPr>
+            <w:r>
+              <w:rPr>
+                <w:rFonts w:ascii="Times New Roman" w:hAnsi="Times New Roman" w:eastAsia="Times New Roman" w:cs="Times New Roman"/>
+                <w:b w:val="0"/>
+                <w:color w:val="000000"/>
+                <w:sz w:val="24"/>
+              </w:rPr>
+              <w:t xml:space="preserve">5</w:t>
+            </w:r>
+          </w:p>
+        </w:tc>
+        <w:tc>
+          <w:tcPr>
+            <w:tcW w:type="dxa" w:w="1600"/>
+            <w:vAlign w:val="center"/>
+            <w:tcBorders>
+              <w:top w:val="single" w:sz="4" w:color="D9D9D9"/>
+              <w:left w:val="single" w:sz="4" w:color="D9D9D9"/>
+              <w:bottom w:val="single" w:sz="4" w:color="D9D9D9"/>
+              <w:right w:val="single" w:sz="4" w:color="D9D9D9"/>
+            </w:tcBorders>
+            <w:tcMar>
+              <w:top w:w="70" w:type="dxa"/>
+              <w:bottom w:w="70" w:type="dxa"/>
+              <w:left w:w="70" w:type="dxa"/>
+              <w:right w:w="70" w:type="dxa"/>
+            </w:tcMar>
+          </w:tcPr>
+          <w:p>
+            <w:pPr>
+              <w:keepNext/>
+              <w:spacing w:line="240" w:lineRule="auto" w:before="0" w:after="0"/>
+              <w:ind w:firstLine="0"/>
+              <w:jc w:val="center"/>
+            </w:pPr>
+            <w:r>
+              <w:rPr>
+                <w:rFonts w:ascii="Times New Roman" w:hAnsi="Times New Roman" w:eastAsia="Times New Roman" w:cs="Times New Roman"/>
+                <w:b w:val="0"/>
+                <w:color w:val="000000"/>
+                <w:sz w:val="24"/>
+              </w:rPr>
+              <w:t xml:space="preserve">23</w:t>
+            </w:r>
+          </w:p>
+        </w:tc>
+        <w:tc>
+          <w:tcPr>
+            <w:tcW w:type="dxa" w:w="1100"/>
+            <w:vAlign w:val="center"/>
+            <w:tcBorders>
+              <w:top w:val="single" w:sz="4" w:color="D9D9D9"/>
+              <w:left w:val="single" w:sz="4" w:color="D9D9D9"/>
+              <w:bottom w:val="single" w:sz="4" w:color="D9D9D9"/>
+              <w:right w:val="single" w:sz="4" w:color="D9D9D9"/>
+            </w:tcBorders>
+            <w:tcMar>
+              <w:top w:w="70" w:type="dxa"/>
+              <w:bottom w:w="70" w:type="dxa"/>
+              <w:left w:w="70" w:type="dxa"/>
+              <w:right w:w="70" w:type="dxa"/>
+            </w:tcMar>
+          </w:tcPr>
+          <w:p>
+            <w:pPr>
+              <w:keepNext/>
+              <w:spacing w:line="240" w:lineRule="auto" w:before="0" w:after="0"/>
+              <w:ind w:firstLine="0"/>
+              <w:jc w:val="center"/>
+            </w:pPr>
+            <w:r>
+              <w:rPr>
+                <w:rFonts w:ascii="Times New Roman" w:hAnsi="Times New Roman" w:eastAsia="Times New Roman" w:cs="Times New Roman"/>
+                <w:b w:val="0"/>
+                <w:color w:val="000000"/>
+                <w:sz w:val="24"/>
+              </w:rPr>
+              <w:t xml:space="preserve">22</w:t>
+            </w:r>
+          </w:p>
+        </w:tc>
+        <w:tc>
+          <w:tcPr>
+            <w:tcW w:type="dxa" w:w="950"/>
+            <w:vAlign w:val="center"/>
+            <w:tcBorders>
+              <w:top w:val="single" w:sz="4" w:color="D9D9D9"/>
+              <w:left w:val="single" w:sz="4" w:color="D9D9D9"/>
+              <w:bottom w:val="single" w:sz="4" w:color="D9D9D9"/>
+              <w:right w:val="single" w:sz="4" w:color="D9D9D9"/>
+            </w:tcBorders>
+            <w:tcMar>
+              <w:top w:w="70" w:type="dxa"/>
+              <w:bottom w:w="70" w:type="dxa"/>
+              <w:left w:w="70" w:type="dxa"/>
+              <w:right w:w="70" w:type="dxa"/>
+            </w:tcMar>
+          </w:tcPr>
+          <w:p>
+            <w:pPr>
+              <w:keepNext/>
+              <w:spacing w:line="240" w:lineRule="auto" w:before="0" w:after="0"/>
+              <w:ind w:firstLine="0"/>
+              <w:jc w:val="center"/>
+            </w:pPr>
+            <w:r>
+              <w:rPr>
+                <w:rFonts w:ascii="Times New Roman" w:hAnsi="Times New Roman" w:eastAsia="Times New Roman" w:cs="Times New Roman"/>
+                <w:b w:val="0"/>
+                <w:color w:val="000000"/>
+                <w:sz w:val="24"/>
+              </w:rPr>
+              <w:t xml:space="preserve">0,843</w:t>
+            </w:r>
+          </w:p>
+        </w:tc>
+        <w:tc>
+          <w:tcPr>
+            <w:tcW w:type="dxa" w:w="950"/>
+            <w:vAlign w:val="center"/>
+            <w:tcBorders>
+              <w:top w:val="single" w:sz="4" w:color="D9D9D9"/>
+              <w:left w:val="single" w:sz="4" w:color="D9D9D9"/>
+              <w:bottom w:val="single" w:sz="4" w:color="D9D9D9"/>
+              <w:right w:val="single" w:sz="4" w:color="D9D9D9"/>
+            </w:tcBorders>
+            <w:tcMar>
+              <w:top w:w="70" w:type="dxa"/>
+              <w:bottom w:w="70" w:type="dxa"/>
+              <w:left w:w="70" w:type="dxa"/>
+              <w:right w:w="70" w:type="dxa"/>
+            </w:tcMar>
+          </w:tcPr>
+          <w:p>
+            <w:pPr>
+              <w:keepNext/>
+              <w:spacing w:line="240" w:lineRule="auto" w:before="0" w:after="0"/>
+              <w:ind w:firstLine="0"/>
+              <w:jc w:val="center"/>
+            </w:pPr>
+            <w:r>
+              <w:rPr>
+                <w:rFonts w:ascii="Times New Roman" w:hAnsi="Times New Roman" w:eastAsia="Times New Roman" w:cs="Times New Roman"/>
+                <w:b w:val="0"/>
+                <w:color w:val="000000"/>
+                <w:sz w:val="24"/>
+              </w:rPr>
+              <w:t xml:space="preserve">0,476</w:t>
+            </w:r>
+          </w:p>
+        </w:tc>
+        <w:tc>
+          <w:tcPr>
+            <w:tcW w:type="dxa" w:w="950"/>
+            <w:vAlign w:val="center"/>
+            <w:tcBorders>
+              <w:top w:val="single" w:sz="4" w:color="D9D9D9"/>
+              <w:left w:val="single" w:sz="4" w:color="D9D9D9"/>
+              <w:bottom w:val="single" w:sz="4" w:color="D9D9D9"/>
+              <w:right w:val="single" w:sz="4" w:color="D9D9D9"/>
+            </w:tcBorders>
+            <w:tcMar>
+              <w:top w:w="70" w:type="dxa"/>
+              <w:bottom w:w="70" w:type="dxa"/>
+              <w:left w:w="70" w:type="dxa"/>
+              <w:right w:w="70" w:type="dxa"/>
+            </w:tcMar>
+          </w:tcPr>
+          <w:p>
+            <w:pPr>
+              <w:keepNext/>
+              <w:spacing w:line="240" w:lineRule="auto" w:before="0" w:after="0"/>
+              <w:ind w:firstLine="0"/>
+              <w:jc w:val="center"/>
+            </w:pPr>
+            <w:r>
+              <w:rPr>
+                <w:rFonts w:ascii="Times New Roman" w:hAnsi="Times New Roman" w:eastAsia="Times New Roman" w:cs="Times New Roman"/>
+                <w:b w:val="0"/>
+                <w:color w:val="000000"/>
+                <w:sz w:val="24"/>
+              </w:rPr>
+              <w:t xml:space="preserve">0,609</w:t>
+            </w:r>
+          </w:p>
+        </w:tc>
+        <w:tc>
+          <w:tcPr>
+            <w:tcW w:type="dxa" w:w="1355"/>
+            <w:vAlign w:val="center"/>
+            <w:tcBorders>
+              <w:top w:val="single" w:sz="4" w:color="D9D9D9"/>
+              <w:left w:val="single" w:sz="4" w:color="D9D9D9"/>
+              <w:bottom w:val="single" w:sz="4" w:color="D9D9D9"/>
+              <w:right w:val="single" w:sz="4" w:color="D9D9D9"/>
+            </w:tcBorders>
+            <w:tcMar>
+              <w:top w:w="70" w:type="dxa"/>
+              <w:bottom w:w="70" w:type="dxa"/>
+              <w:left w:w="70" w:type="dxa"/>
+              <w:right w:w="70" w:type="dxa"/>
+            </w:tcMar>
+          </w:tcPr>
+          <w:p>
+            <w:pPr>
+              <w:keepNext/>
+              <w:spacing w:line="240" w:lineRule="auto" w:before="0" w:after="0"/>
+              <w:ind w:firstLine="0"/>
+              <w:jc w:val="center"/>
+            </w:pPr>
+            <w:r>
+              <w:rPr>
+                <w:rFonts w:ascii="Times New Roman" w:hAnsi="Times New Roman" w:eastAsia="Times New Roman" w:cs="Times New Roman"/>
+                <w:b w:val="0"/>
+                <w:color w:val="000000"/>
+                <w:sz w:val="24"/>
+              </w:rPr>
+              <w:t xml:space="preserve">0,440</w:t>
+            </w:r>
+          </w:p>
+        </w:tc>
+      </w:tr>
+      <w:tr>
+        <w:trPr>
+          <w:cantSplit/>
+        </w:trPr>
+        <w:tc>
+          <w:tcPr>
+            <w:tcW w:type="dxa" w:w="1500"/>
+            <w:vAlign w:val="center"/>
+            <w:tcBorders>
+              <w:top w:val="single" w:sz="4" w:color="D9D9D9"/>
+              <w:left w:val="single" w:sz="4" w:color="D9D9D9"/>
+              <w:bottom w:val="single" w:sz="4" w:color="D9D9D9"/>
+              <w:right w:val="single" w:sz="4" w:color="D9D9D9"/>
+            </w:tcBorders>
+            <w:tcMar>
+              <w:top w:w="70" w:type="dxa"/>
+              <w:bottom w:w="70" w:type="dxa"/>
+              <w:left w:w="70" w:type="dxa"/>
+              <w:right w:w="70" w:type="dxa"/>
+            </w:tcMar>
+          </w:tcPr>
+          <w:p>
+            <w:pPr>
+              <w:spacing w:line="240" w:lineRule="auto" w:before="0" w:after="0"/>
+              <w:ind w:firstLine="0"/>
+              <w:jc w:val="left"/>
+            </w:pPr>
+            <w:r>
+              <w:rPr>
+                <w:rFonts w:ascii="Times New Roman" w:hAnsi="Times New Roman" w:eastAsia="Times New Roman" w:cs="Times New Roman"/>
+                <w:b w:val="0"/>
+                <w:color w:val="000000"/>
+                <w:sz w:val="24"/>
+              </w:rPr>
+              <w:t xml:space="preserve">итоговый</w:t>
+            </w:r>
+          </w:p>
+        </w:tc>
+        <w:tc>
+          <w:tcPr>
+            <w:tcW w:type="dxa" w:w="950"/>
+            <w:vAlign w:val="center"/>
+            <w:tcBorders>
+              <w:top w:val="single" w:sz="4" w:color="D9D9D9"/>
+              <w:left w:val="single" w:sz="4" w:color="D9D9D9"/>
+              <w:bottom w:val="single" w:sz="4" w:color="D9D9D9"/>
+              <w:right w:val="single" w:sz="4" w:color="D9D9D9"/>
+            </w:tcBorders>
+            <w:tcMar>
+              <w:top w:w="70" w:type="dxa"/>
+              <w:bottom w:w="70" w:type="dxa"/>
+              <w:left w:w="70" w:type="dxa"/>
+              <w:right w:w="70" w:type="dxa"/>
+            </w:tcMar>
+          </w:tcPr>
+          <w:p>
+            <w:pPr>
+              <w:spacing w:line="240" w:lineRule="auto" w:before="0" w:after="0"/>
+              <w:ind w:firstLine="0"/>
+              <w:jc w:val="center"/>
+            </w:pPr>
+            <w:r>
+              <w:rPr>
+                <w:rFonts w:ascii="Times New Roman" w:hAnsi="Times New Roman" w:eastAsia="Times New Roman" w:cs="Times New Roman"/>
+                <w:b w:val="0"/>
+                <w:color w:val="000000"/>
+                <w:sz w:val="24"/>
+              </w:rPr>
+              <w:t xml:space="preserve">4</w:t>
+            </w:r>
+          </w:p>
+        </w:tc>
+        <w:tc>
+          <w:tcPr>
+            <w:tcW w:type="dxa" w:w="1600"/>
+            <w:vAlign w:val="center"/>
+            <w:tcBorders>
+              <w:top w:val="single" w:sz="4" w:color="D9D9D9"/>
+              <w:left w:val="single" w:sz="4" w:color="D9D9D9"/>
+              <w:bottom w:val="single" w:sz="4" w:color="D9D9D9"/>
+              <w:right w:val="single" w:sz="4" w:color="D9D9D9"/>
+            </w:tcBorders>
+            <w:tcMar>
+              <w:top w:w="70" w:type="dxa"/>
+              <w:bottom w:w="70" w:type="dxa"/>
+              <w:left w:w="70" w:type="dxa"/>
+              <w:right w:w="70" w:type="dxa"/>
+            </w:tcMar>
+          </w:tcPr>
+          <w:p>
+            <w:pPr>
+              <w:spacing w:line="240" w:lineRule="auto" w:before="0" w:after="0"/>
+              <w:ind w:firstLine="0"/>
+              <w:jc w:val="center"/>
+            </w:pPr>
+            <w:r>
+              <w:rPr>
+                <w:rFonts w:ascii="Times New Roman" w:hAnsi="Times New Roman" w:eastAsia="Times New Roman" w:cs="Times New Roman"/>
+                <w:b w:val="0"/>
+                <w:color w:val="000000"/>
+                <w:sz w:val="24"/>
+              </w:rPr>
+              <w:t xml:space="preserve">21</w:t>
+            </w:r>
+          </w:p>
+        </w:tc>
+        <w:tc>
+          <w:tcPr>
+            <w:tcW w:type="dxa" w:w="1100"/>
+            <w:vAlign w:val="center"/>
+            <w:tcBorders>
+              <w:top w:val="single" w:sz="4" w:color="D9D9D9"/>
+              <w:left w:val="single" w:sz="4" w:color="D9D9D9"/>
+              <w:bottom w:val="single" w:sz="4" w:color="D9D9D9"/>
+              <w:right w:val="single" w:sz="4" w:color="D9D9D9"/>
+            </w:tcBorders>
+            <w:tcMar>
+              <w:top w:w="70" w:type="dxa"/>
+              <w:bottom w:w="70" w:type="dxa"/>
+              <w:left w:w="70" w:type="dxa"/>
+              <w:right w:w="70" w:type="dxa"/>
+            </w:tcMar>
+          </w:tcPr>
+          <w:p>
+            <w:pPr>
+              <w:spacing w:line="240" w:lineRule="auto" w:before="0" w:after="0"/>
+              <w:ind w:firstLine="0"/>
+              <w:jc w:val="center"/>
+            </w:pPr>
+            <w:r>
+              <w:rPr>
+                <w:rFonts w:ascii="Times New Roman" w:hAnsi="Times New Roman" w:eastAsia="Times New Roman" w:cs="Times New Roman"/>
+                <w:b w:val="0"/>
+                <w:color w:val="000000"/>
+                <w:sz w:val="24"/>
+              </w:rPr>
+              <w:t xml:space="preserve">25</w:t>
+            </w:r>
+          </w:p>
+        </w:tc>
+        <w:tc>
+          <w:tcPr>
+            <w:tcW w:type="dxa" w:w="950"/>
+            <w:vAlign w:val="center"/>
+            <w:tcBorders>
+              <w:top w:val="single" w:sz="4" w:color="D9D9D9"/>
+              <w:left w:val="single" w:sz="4" w:color="D9D9D9"/>
+              <w:bottom w:val="single" w:sz="4" w:color="D9D9D9"/>
+              <w:right w:val="single" w:sz="4" w:color="D9D9D9"/>
+            </w:tcBorders>
+            <w:tcMar>
+              <w:top w:w="70" w:type="dxa"/>
+              <w:bottom w:w="70" w:type="dxa"/>
+              <w:left w:w="70" w:type="dxa"/>
+              <w:right w:w="70" w:type="dxa"/>
+            </w:tcMar>
+          </w:tcPr>
+          <w:p>
+            <w:pPr>
+              <w:spacing w:line="240" w:lineRule="auto" w:before="0" w:after="0"/>
+              <w:ind w:firstLine="0"/>
+              <w:jc w:val="center"/>
+            </w:pPr>
+            <w:r>
+              <w:rPr>
+                <w:rFonts w:ascii="Times New Roman" w:hAnsi="Times New Roman" w:eastAsia="Times New Roman" w:cs="Times New Roman"/>
+                <w:b w:val="0"/>
+                <w:color w:val="000000"/>
+                <w:sz w:val="24"/>
+              </w:rPr>
+              <w:t xml:space="preserve">0,811</w:t>
+            </w:r>
+          </w:p>
+        </w:tc>
+        <w:tc>
+          <w:tcPr>
+            <w:tcW w:type="dxa" w:w="950"/>
+            <w:vAlign w:val="center"/>
+            <w:tcBorders>
+              <w:top w:val="single" w:sz="4" w:color="D9D9D9"/>
+              <w:left w:val="single" w:sz="4" w:color="D9D9D9"/>
+              <w:bottom w:val="single" w:sz="4" w:color="D9D9D9"/>
+              <w:right w:val="single" w:sz="4" w:color="D9D9D9"/>
+            </w:tcBorders>
+            <w:tcMar>
+              <w:top w:w="70" w:type="dxa"/>
+              <w:bottom w:w="70" w:type="dxa"/>
+              <w:left w:w="70" w:type="dxa"/>
+              <w:right w:w="70" w:type="dxa"/>
+            </w:tcMar>
+          </w:tcPr>
+          <w:p>
+            <w:pPr>
+              <w:spacing w:line="240" w:lineRule="auto" w:before="0" w:after="0"/>
+              <w:ind w:firstLine="0"/>
+              <w:jc w:val="center"/>
+            </w:pPr>
+            <w:r>
+              <w:rPr>
+                <w:rFonts w:ascii="Times New Roman" w:hAnsi="Times New Roman" w:eastAsia="Times New Roman" w:cs="Times New Roman"/>
+                <w:b w:val="0"/>
+                <w:color w:val="000000"/>
+                <w:sz w:val="24"/>
+              </w:rPr>
+              <w:t xml:space="preserve">0,584</w:t>
+            </w:r>
+          </w:p>
+        </w:tc>
+        <w:tc>
+          <w:tcPr>
+            <w:tcW w:type="dxa" w:w="950"/>
+            <w:vAlign w:val="center"/>
+            <w:tcBorders>
+              <w:top w:val="single" w:sz="4" w:color="D9D9D9"/>
+              <w:left w:val="single" w:sz="4" w:color="D9D9D9"/>
+              <w:bottom w:val="single" w:sz="4" w:color="D9D9D9"/>
+              <w:right w:val="single" w:sz="4" w:color="D9D9D9"/>
+            </w:tcBorders>
+            <w:tcMar>
+              <w:top w:w="70" w:type="dxa"/>
+              <w:bottom w:w="70" w:type="dxa"/>
+              <w:left w:w="70" w:type="dxa"/>
+              <w:right w:w="70" w:type="dxa"/>
+            </w:tcMar>
+          </w:tcPr>
+          <w:p>
+            <w:pPr>
+              <w:spacing w:line="240" w:lineRule="auto" w:before="0" w:after="0"/>
+              <w:ind w:firstLine="0"/>
+              <w:jc w:val="center"/>
+            </w:pPr>
+            <w:r>
+              <w:rPr>
+                <w:rFonts w:ascii="Times New Roman" w:hAnsi="Times New Roman" w:eastAsia="Times New Roman" w:cs="Times New Roman"/>
+                <w:b w:val="0"/>
+                <w:color w:val="000000"/>
+                <w:sz w:val="24"/>
+              </w:rPr>
+              <w:t xml:space="preserve">0,679</w:t>
+            </w:r>
+          </w:p>
+        </w:tc>
+        <w:tc>
+          <w:tcPr>
+            <w:tcW w:type="dxa" w:w="1355"/>
+            <w:vAlign w:val="center"/>
+            <w:tcBorders>
+              <w:top w:val="single" w:sz="4" w:color="D9D9D9"/>
+              <w:left w:val="single" w:sz="4" w:color="D9D9D9"/>
+              <w:bottom w:val="single" w:sz="4" w:color="D9D9D9"/>
+              <w:right w:val="single" w:sz="4" w:color="D9D9D9"/>
+            </w:tcBorders>
+            <w:tcMar>
+              <w:top w:w="70" w:type="dxa"/>
+              <w:bottom w:w="70" w:type="dxa"/>
+              <w:left w:w="70" w:type="dxa"/>
+              <w:right w:w="70" w:type="dxa"/>
+            </w:tcMar>
+          </w:tcPr>
+          <w:p>
+            <w:pPr>
+              <w:spacing w:line="240" w:lineRule="auto" w:before="0" w:after="0"/>
+              <w:ind w:firstLine="0"/>
+              <w:jc w:val="center"/>
+            </w:pPr>
+            <w:r>
+              <w:rPr>
+                <w:rFonts w:ascii="Times New Roman" w:hAnsi="Times New Roman" w:eastAsia="Times New Roman" w:cs="Times New Roman"/>
+                <w:b w:val="0"/>
+                <w:color w:val="000000"/>
+                <w:sz w:val="24"/>
+              </w:rPr>
+              <w:t xml:space="preserve">0,408</w:t>
+            </w:r>
+          </w:p>
+        </w:tc>
+      </w:tr>
+    </w:tbl>
     <w:p>
       <w:pPr>
         <w:pStyle w:val="Heading1"/>
@@ -6611,7 +7591,7 @@
           <w:color w:val="000000"/>
           <w:sz w:val="28"/>
         </w:rPr>
-        <w:t xml:space="preserve">Ошибки взяты из ответов итоговой системы (results/errors_final.csv) и сверены с текстом отзыва и попытками модели в results/raw_final.jsonl. Выбраны разные поля и разные причины.</w:t>
+        <w:t xml:space="preserve">Случаи выбраны из всех расхождений итоговой системы с эталоном (results/errors_final.csv) так, чтобы различались поле и источник ошибки. Для каждого просмотрены текст отзыва и обе попытки модели (results/raw_final.jsonl). Сводка в таблице 6.</w:t>
       </w:r>
     </w:p>
     <w:p>
@@ -6631,7 +7611,7 @@
           <w:color w:val="000000"/>
           <w:sz w:val="28"/>
         </w:rPr>
-        <w:t xml:space="preserve">Таблица 5 – Разобранные ошибки</w:t>
+        <w:t xml:space="preserve">Таблица 6 – Разобранные ошибки</w:t>
       </w:r>
     </w:p>
     <w:tbl>
@@ -6829,7 +7809,7 @@
                 <w:color w:val="000000"/>
                 <w:sz w:val="24"/>
               </w:rPr>
-              <w:t xml:space="preserve">Чья ошибка</w:t>
+              <w:t xml:space="preserve">Источник ошибки</w:t>
             </w:r>
           </w:p>
         </w:tc>
@@ -6904,7 +7884,7 @@
                 <w:color w:val="000000"/>
                 <w:sz w:val="24"/>
               </w:rPr>
-              <w:t xml:space="preserve">811884</w:t>
+              <w:t xml:space="preserve">2424525</w:t>
             </w:r>
           </w:p>
         </w:tc>
@@ -6939,7 +7919,7 @@
                 <w:color w:val="000000"/>
                 <w:sz w:val="24"/>
               </w:rPr>
-              <w:t xml:space="preserve">drug, indication</w:t>
+              <w:t xml:space="preserve">adverse_reaction</w:t>
             </w:r>
           </w:p>
         </w:tc>
@@ -6974,7 +7954,7 @@
                 <w:color w:val="000000"/>
                 <w:sz w:val="24"/>
               </w:rPr>
-              <w:t xml:space="preserve">повтор не исправил регистр в evidence, очистка удалила верные элементы</w:t>
+              <w:t xml:space="preserve">регистр во фрагменте не исправлен повтором, реакции потеряны; реакция из слов врача прошла проверку</w:t>
             </w:r>
           </w:p>
         </w:tc>
@@ -7009,7 +7989,7 @@
                 <w:color w:val="000000"/>
                 <w:sz w:val="24"/>
               </w:rPr>
-              <w:t xml:space="preserve">проверка</w:t>
+              <w:t xml:space="preserve">модель и проверка</w:t>
             </w:r>
           </w:p>
         </w:tc>
@@ -7084,7 +8064,7 @@
                 <w:color w:val="000000"/>
                 <w:sz w:val="24"/>
               </w:rPr>
-              <w:t xml:space="preserve">2515768</w:t>
+              <w:t xml:space="preserve">6993980</w:t>
             </w:r>
           </w:p>
         </w:tc>
@@ -7119,7 +8099,7 @@
                 <w:color w:val="000000"/>
                 <w:sz w:val="24"/>
               </w:rPr>
-              <w:t xml:space="preserve">drug, indication</w:t>
+              <w:t xml:space="preserve">indication</w:t>
             </w:r>
           </w:p>
         </w:tc>
@@ -7154,7 +8134,7 @@
                 <w:color w:val="000000"/>
                 <w:sz w:val="24"/>
               </w:rPr>
-              <w:t xml:space="preserve">очистка удалила показание из примера промпта и верное название без фрагмента</w:t>
+              <w:t xml:space="preserve">общее слово «болезни» подтверждено по тексту как показание</w:t>
             </w:r>
           </w:p>
         </w:tc>
@@ -7189,7 +8169,7 @@
                 <w:color w:val="000000"/>
                 <w:sz w:val="24"/>
               </w:rPr>
-              <w:t xml:space="preserve">модель и проверка</w:t>
+              <w:t xml:space="preserve">сборка</w:t>
             </w:r>
           </w:p>
         </w:tc>
@@ -7264,7 +8244,7 @@
                 <w:color w:val="000000"/>
                 <w:sz w:val="24"/>
               </w:rPr>
-              <w:t xml:space="preserve">2703065</w:t>
+              <w:t xml:space="preserve">978728</w:t>
             </w:r>
           </w:p>
         </w:tc>
@@ -7334,7 +8314,7 @@
                 <w:color w:val="000000"/>
                 <w:sz w:val="24"/>
               </w:rPr>
-              <w:t xml:space="preserve">группа средств с указательным словом прошла фильтр названий</w:t>
+              <w:t xml:space="preserve">деепричастие «Скинув» записано как название препарата</w:t>
             </w:r>
           </w:p>
         </w:tc>
@@ -7369,7 +8349,7 @@
                 <w:color w:val="000000"/>
                 <w:sz w:val="24"/>
               </w:rPr>
-              <w:t xml:space="preserve">словарь в коде</w:t>
+              <w:t xml:space="preserve">модель</w:t>
             </w:r>
           </w:p>
         </w:tc>
@@ -7549,7 +8529,7 @@
                 <w:color w:val="000000"/>
                 <w:sz w:val="24"/>
               </w:rPr>
-              <w:t xml:space="preserve">модель</w:t>
+              <w:t xml:space="preserve">модель и правило</w:t>
             </w:r>
           </w:p>
         </w:tc>
@@ -7746,7 +8726,7 @@
           <w:color w:val="000000"/>
           <w:sz w:val="28"/>
         </w:rPr>
-        <w:t xml:space="preserve">1. Отзыв 811884, Лемсип.</w:t>
+        <w:t xml:space="preserve">1. Отзыв 2424525, Когитум.</w:t>
       </w:r>
       <w:r>
         <w:rPr>
@@ -7755,7 +8735,7 @@
           <w:color w:val="000000"/>
           <w:sz w:val="28"/>
         </w:rPr>
-        <w:t xml:space="preserve"> В первой попытке модель скопировала название с ошибкой: «Reckitt Benckiser "Лемс и п"». Повторный запрос показал ближайший участок текста, и во второй попытке название скопировано верно, но фрагмент начался со строчной буквы: «в аптеке фармацевт посоветовала мне средство», а в тексте «В аптеке фармацевт посоветовала мне средство». Проверка снова отклонила фрагмент, и при очистке вместе с ним ушли все элементы, которые на нем держались: препарат «Лемсип» и показания «простуды» и «гриппа», все три есть в эталоне. Такой же регистровой ошибкой объясняются все 9 недословных фрагментов, оставшихся после повтора. Различие только в регистре не меняет смысла фрагмента, поэтому фрагмент можно искать без учета регистра и подставлять в ответ точную подстроку текста. Дословность при этом сохраняется, а верные элементы не теряются.</w:t>
+        <w:t xml:space="preserve"> Ребенку стало хуже: «Ребенок весь день "стоит на ушах", угомонить невозможно», дальше «постоянная беготня по дому, прыжки с дивана на пол, кувырки». В первой попытке модель назвала эти реакции, но два фрагмента начала со строчной: «ребенок весь день "стоит на ушах"» и «весь день у ребенка проходил в ритме ракеты». Повтор показал участки текста с заглавной буквой, а модель повторила те же фрагменты и оставила в списке одну реакцию. Беготня и прыжки остались без опоры и удалены, хотя они есть в эталоне. Зато прошла реакция «ему стало возбуждено»: это пересказ предупреждения врача «на фоне приема может быть эмоциональное возбуждение», то есть модель нарушила правило 4. Проверка опоры лексическая, она нашла основу «возбужд» в дословном фрагменте и не отличила предупреждение от наблюдения. По той же причине прошло «я в нервотрепке», состояние матери, а не пациента. Исправить можно в коде: искать фрагмент без учета регистра и подставлять точную подстроку текста, а реакцию, которая опирается только на фрагмент со словами «может быть», «возможны», не принимать.</w:t>
       </w:r>
     </w:p>
     <w:p>
@@ -7774,7 +8754,7 @@
           <w:color w:val="000000"/>
           <w:sz w:val="28"/>
         </w:rPr>
-        <w:t xml:space="preserve">2. Отзыв 2515768, антигриппин.</w:t>
+        <w:t xml:space="preserve">2. Отзыв 6993980, «болезни».</w:t>
       </w:r>
       <w:r>
         <w:rPr>
@@ -7783,7 +8763,7 @@
           <w:color w:val="000000"/>
           <w:sz w:val="28"/>
         </w:rPr>
-        <w:t xml:space="preserve"> В первой попытке в indication появилось «гриппе», которого в отзыве нет: слово перенесено из первого примера промпта («При гриппе врач выписал мне...»). Проверка не нашла для него опоры, в повторе модель его не убрала, и при очистке элемент был удален. Это правильное срабатывание, проверка поймала перенос из примера. Но во второй попытке модель перестроила evidence и потеряла фрагмент с названием: в отзыве есть «обычной аллергией на антигриппин», а в evidence этих слов не оказалось. Очистка удалила и верный препарат. Из 30 удаленных в итоговом прогоне элементов 18 совпадали с эталоном. Если элемент дословно встречается в тексте, система может сама найти для него фрагмент и добавить его в evidence, а удалять только то, чего в тексте нет. Перенос из примеров стоит снизить, взяв в примеры более редкие болезни.</w:t>
+        <w:t xml:space="preserve"> Названия препарата в отзыве нет, автор начинает так: «хотелось бы рассказать о таблетках, которые при болезни приходится принимать». Модель в обеих попытках записала в drug союз «А» из фразы «А наобратной стороне как раз расписано прием». В run2 такой элемент проходил проверку, теперь шаг 4 его отсеивает. Но в indication модель записала «болезни» и не дала фрагмента, и сборка подтвердила это слово по тексту: оно действительно стоит в отзыве. Подтверждение по тексту проверяет, что слово есть, но не то, что оно называет причину приема. В эталоне показаний здесь нет. Слишком общие слова («болезнь», «заболевание», «лечение») стоит не подтверждать по тексту, а оставлять только с фрагментом от модели.</w:t>
       </w:r>
     </w:p>
     <w:p>
@@ -7802,7 +8782,7 @@
           <w:color w:val="000000"/>
           <w:sz w:val="28"/>
         </w:rPr>
-        <w:t xml:space="preserve">3. Отзыв 2703065, «этот противовирусный препарат».</w:t>
+        <w:t xml:space="preserve">3. Отзыв 978728, «Скинув».</w:t>
       </w:r>
       <w:r>
         <w:rPr>
@@ -7811,7 +8791,7 @@
           <w:color w:val="000000"/>
           <w:sz w:val="28"/>
         </w:rPr>
-        <w:t xml:space="preserve"> Название препарата в отзыве не указано: «купила в аптеке этот противовирусный препарат». Модель записала эти слова в drug, хотя правило промпта прямо запрещает группы средств. Шаг 4 проверки должен был это поймать, но слова «этот» нет ни в стоп-словах, ни в словаре форм и групп, поэтому элемент не признан общим. В том же ответе модель правильно взяла «Ринзу Сип», которое упомянуто только для сравнения. Словарный фильтр закрывает частые случаи, за прогон он сработал 4 раза («мазь», «свечи», «противовирусный препарат»), но перечислить все слова нельзя. Указательные слова («этот», «данный») надо пропускать при проверке так же, как служебные.</w:t>
+        <w:t xml:space="preserve"> Отзыв начинается так: «причиной тому стал высокий холестерин, Скинув до нормы бесоницы больше нет». Модель записала «Скинув» в drug, видимо, из-за заглавной буквы после запятой, и дала дословный фрагмент «Скинув до нормы бесоницы больше нет». Проверка ошибку не видит: слово есть в тексте и не входит в словарь форм и групп. Из того же предложения модель взяла эффект «бесоницы больше нет», хотя сон наладился от снижения холестерина, а не от Донормила. При этом в drug нет пустырника, валерианки и боярышника из перечня «смесь пустырник-валерианка-боярышник». Это ошибки модели. Деепричастие в названии ловится морфологическим анализатором: название препарата должно быть существительным.</w:t>
       </w:r>
     </w:p>
     <w:p>
@@ -7839,7 +8819,7 @@
           <w:color w:val="000000"/>
           <w:sz w:val="28"/>
         </w:rPr>
-        <w:t xml:space="preserve"> После укола у ребенка начались крик, рвота, его не могли разбудить. Врач скорой посоветовала дать шоколадку: «5 минут ребенок ожил даже заулыбался, попросил кушать». Модель записала в positive_effect «ребенок ожил», «попросил кушать» и «танцует и радуется жизни», хотя улучшение наступило от шоколадки, а последняя фраза описывает смену плача и веселья в течение дня. Все три фрагмента есть в тексте, поэтому проверка их пропустила: она подтверждает, что слова взяты из отзыва, но не проверяет, связан ли эффект с препаратом. Это ошибка модели. В правило для positive_effect нужно добавить, что улучшение должно наступить от препарата, а не от другого вмешательства, и дать пример такого случая.</w:t>
+        <w:t xml:space="preserve"> После укола у ребенка начались крик, рвота, его не могли разбудить. Врач скорой «сказала дать шоколадку», и «5 минут ребенок ожил даже заулыбался, попросил кушать». Модель записала в positive_effect «ребенок ожил», «заулыбался», «попросил кушать» и «танцует и радуется жизни», хотя улучшение наступило от шоколадки, а последняя фраза описывает смену плача и веселья в течение дня. Модель следовала правилу буквально: в нем сказано «после приема», а не «от препарата». Граница не выдержана и в эталоне: в отзыве 2515768 туда попало облегчение от антигистаминного. Нужно уточнить правило, добавить пример с другим вмешательством и поправить эталон. Кроме того, «Утром был дикий ужас» превратилось в реакцию «ужас».</w:t>
       </w:r>
     </w:p>
     <w:p>
@@ -7867,7 +8847,7 @@
           <w:color w:val="000000"/>
           <w:sz w:val="28"/>
         </w:rPr>
-        <w:t xml:space="preserve"> Автор пишет: «Хорошо расслабляет, снимает усталость, прекрасно засыпаешь после приема». В RuDReC «расслабляет» и «засыпаешь» размечены как ADR, модель записала их в positive_effect, и это совпало с отдельной разметкой положительного эффекта. По adverse_reaction это дало два пропуска, которые на деле ошибки эталона. Такие же случаи есть еще в четырех отзывах: «Успокаивает» (940903), «спокойней» (2538754) и «нос пробило» (893239) размечены как реакции, хотя это эффект, «боль в сердце» (2685800) это показание, а «аллергия» в 893239 только предположение («Может быть конечно аллергия на сам бальзам»). Всего 7 из 41 пропуска по adverse_reaction идут от эталона, поэтому F1 0,653 по этому полю занижен.</w:t>
+        <w:t xml:space="preserve"> Автор пишет: «Хорошо расслабляет, снимает усталость, прекрасно засыпаешь после приема "настойки Пустырника"». В RuDReC «расслабляет» и «засыпаешь» размечены как ADR. Модель записала их в positive_effect, и это совпало с отдельной разметкой эффекта, но по adverse_reaction дало два пропуска. Такие же спорные элементы есть еще в четырех отзывах: «Успокаивает» (940903), «спокойней» (2538754) и «нос пробило» (893239) размечены как реакции, хотя это эффект, «боль в сердце» (2685800) это показание, а «аллергия» в 893239 только предположение («Может быть конечно аллергия на сам бальзам»). Из 34 пропусков итоговой системы по adverse_reaction 6 приходятся на такие элементы. Если их не учитывать, F1 по этому полю 0,707 вместо 0,688. Спорные элементы стоит пометить в эталоне и считать метрики с ними и без них.</w:t>
       </w:r>
     </w:p>
     <w:p>
@@ -7886,7 +8866,7 @@
           <w:color w:val="000000"/>
           <w:sz w:val="28"/>
         </w:rPr>
-        <w:t xml:space="preserve">Больше всего итоговая система теряет на строгости подтверждения: регистр в evidence и отсутствие фрагмента для верного элемента приводят к удалению правильных данных. Это ошибки не извлечения, а подтверждения, и их можно закрыть в коде без новых вызовов модели. Ошибки самой модели проверка ловит, только когда слов нет в тексте, как с переносом из примера. Смысловую связь эффекта с препаратом она не проверяет.</w:t>
+        <w:t xml:space="preserve">Ошибки делятся на два вида. Ошибки подтверждения (регистр, общие слова) закрываются в коде без новых вызовов модели. Ошибки смысла (предупреждение вместо наблюдения, эффект не от препарата, слово не того типа) проверка не ловит, потому что слова в них взяты из отзыва; это задача промпта и примеров.</w:t>
       </w:r>
     </w:p>
     <w:p>
@@ -7926,7 +8906,7 @@
           <w:color w:val="000000"/>
           <w:sz w:val="28"/>
         </w:rPr>
-        <w:t xml:space="preserve">1. Схема, проверка и один повторный запрос делают ответ модели проверяемым. В ответах итоговой системы нет фрагментов evidence вне текста и элементов без опоры, у version_1 таких 14% фрагментов и 23% элементов.</w:t>
+        <w:t xml:space="preserve">1. Схема, проверка, один повтор и сборка дают ответ, в котором каждый элемент опирается на дословный фрагмент отзыва. У version_1 без проверок 14% фрагментов evidence нет в тексте, а 23% элементов не опираются на evidence.</w:t>
       </w:r>
     </w:p>
     <w:p>
@@ -7945,7 +8925,7 @@
           <w:color w:val="000000"/>
           <w:sz w:val="28"/>
         </w:rPr>
-        <w:t xml:space="preserve">2. Для синтаксиса схема на этой модели почти не понадобилась: все ответы были валидным JSON и прошли схему. Основная работа проверки приходится на evidence. Небольшая модель плохо копирует текст дословно: меняет регистр, портит слова, исправляет опечатки и типографику автора.</w:t>
+        <w:t xml:space="preserve">2. Синтаксис JSON эта модель не ломает: все ответы разобрались и прошли схему. Почти все ошибки, которые находит проверка, относятся к evidence: модель пишет первую букву фрагмента строчной, искажает слова при копировании и пересказывает.</w:t>
       </w:r>
     </w:p>
     <w:p>
@@ -7964,7 +8944,7 @@
           <w:color w:val="000000"/>
           <w:sz w:val="28"/>
         </w:rPr>
-        <w:t xml:space="preserve">3. Повтор с описанием ошибки и подсказкой ближайшего участка текста работает: из 99 недословных фрагментов первой попытки после повтора осталось 9, все регистровые. Одного повтора хватает, если подсказка конкретная.</w:t>
+        <w:t xml:space="preserve">3. Повтор с подсказкой исправляет почти все недословные фрагменты, из 102 осталось 8, но после него проверку целиком прошел только 21 ответ из 46: модель сокращает список элементов и иногда повторяет ту же ошибку регистра. Сборка из обеих попыток возвращает подтвержденное и делает результат стабильнее, чем одна последняя попытка.</w:t>
       </w:r>
     </w:p>
     <w:p>
@@ -7983,7 +8963,7 @@
           <w:color w:val="000000"/>
           <w:sz w:val="28"/>
         </w:rPr>
-        <w:t xml:space="preserve">4. Правила version_2 подняли precision с 0,537 до 0,779, проверка с очисткой до 0,843. Recall при этом падает, потому что очистка удаляет и верные элементы без фрагмента. Очистка все равно лучше отказа от всего ответа: F1 0,609 против 0,440. По F1 итоговая система лучше version_1 (0,609 против 0,575), но хуже первой попытки version_2 без проверок (0,680), за счет того, что выдает только подтвержденное.</w:t>
+        <w:t xml:space="preserve">4. Итоговая система точнее version_1 (precision 0,811 против 0,537), по F1 не уступает первой попытке version_2 без проверок (0,679 против 0,676) и лучше обеих при строгих порогах совпадения. Плата: в 9,8 раза больше входных токенов и второй вызов почти на каждый отзыв.</w:t>
       </w:r>
     </w:p>
     <w:p>
@@ -8002,7 +8982,7 @@
           <w:color w:val="000000"/>
           <w:sz w:val="28"/>
         </w:rPr>
-        <w:t xml:space="preserve">5. Тесты работают как спецификация, но тест с моделью при температуре 0 может то проходить, то падать, поэтому они запускаются трижды. Тест 2 не удалось починить промптом, правило пришлось перенести в код.</w:t>
+        <w:t xml:space="preserve">5. Тесты фиксируют ожидаемое поведение на граничных случаях, но с моделью их нужно запускать несколько раз: при температуре 0 ответы не полностью детерминированы. Случай без названия препарата промптом не решился, его закрыл шаг 5 в коде.</w:t>
       </w:r>
     </w:p>
     <w:p>
@@ -8021,7 +9001,7 @@
           <w:color w:val="000000"/>
           <w:sz w:val="28"/>
         </w:rPr>
-        <w:t xml:space="preserve">6. Что улучшить дальше: искать evidence без учета регистра с подстановкой точной подстроки текста; если у элемента нет фрагмента, искать опору в самом тексте и удалять только то, чего в тексте нет; пропускать указательные слова в фильтре drug; добавить в правило positive_effect связь эффекта с препаратом; разнообразить примеры, чтобы модель не переносила из них слова.</w:t>
+        <w:t xml:space="preserve">6. Проверка лексическая: она гарантирует, что слова взяты из отзыва, но не смысл. Дальше стоит искать фрагменты без учета регистра с подстановкой точного текста, не принимать реакции только по предупреждениям, не подтверждать по тексту общие слова, проверять часть речи у названий и уточнить правило о причине улучшения.</w:t>
       </w:r>
     </w:p>
     <w:p>
@@ -8040,7 +9020,7 @@
           <w:color w:val="000000"/>
           <w:sz w:val="28"/>
         </w:rPr>
-        <w:t xml:space="preserve">Ограничения: эталон positive_effect размечен одним разметчиком; в эталоне RuDReC есть спорные ADR и DI; сопоставление по основам слов приближенное; правки системы делались по разбору тех же 50 отзывов, на которых она оценивается.</w:t>
+        <w:t xml:space="preserve">Ограничения: разметку positive_effect делал один человек по тем же правилам, что даны модели, и граница «после приема или от препарата» в нем выдержана не везде; в разметке RuDReC есть спорные ADR и DI; совпадение с эталоном определяется по основам слов приближенно; конструкцию «нервничать меньше я не стала» модель понимает неверно; правки системы делались по разбору тех же 50 отзывов, на которых она оценивается.</w:t>
       </w:r>
     </w:p>
     <w:p>
@@ -8059,7 +9039,7 @@
           <w:color w:val="000000"/>
           <w:sz w:val="28"/>
         </w:rPr>
-        <w:t xml:space="preserve">К отчету приложены: промпты version_1 и version_2, Pydantic-схема schema.py, тесты test_extractor.py, таблица результатов results.csv (по строке на отзыв и систему: статус, ошибки проверки, поля ответа, удаленные элементы, токены, время, эталон и текст отзыва) и ноутбук со всем кодом и выводами.</w:t>
+        <w:t xml:space="preserve">К отчету приложены: промпты version_1 и version_2, Pydantic-схема schema.py, модуль проверки extractor.py, тесты test_extractor.py, таблица результатов results.csv (по строке на отзыв и систему: статус, ошибки проверки, поля ответа, удаленные и подтвержденные по тексту элементы, токены, время, эталон и текст отзыва), ноутбук со всем кодом и выводами и архив lab4.zip с полным проектом: данные, сырые ответы модели по попыткам, ранние прогоны и логи тестов. Тесты запускаются командой python -m pytest -v из папки lab4; семи тестам с пометкой llm нужна Ollama с моделью qwen3:4b-instruct-2507-q4_K_M, без нее они пропускаются.</w:t>
       </w:r>
     </w:p>
     <w:sectPr>

--- a/Daniil_Meshcheryakov/lab4/report.docx
+++ b/Daniil_Meshcheryakov/lab4/report.docx
@@ -1342,7 +1342,7 @@
           <w:color w:val="000000"/>
           <w:sz w:val="28"/>
         </w:rPr>
-        <w:t xml:space="preserve">version_1 состоит из одного сообщения: просьба извлечь пять полей, пустой шаблон JSON и текст отзыва, всего 290 символов без отзыва. Определений полей, правил и примеров в нем нет.</w:t>
+        <w:t xml:space="preserve">version_1 состоит из одного сообщения: просьба извлечь пять полей, пустой шаблон JSON и текст отзыва, всего 282 символа без отзыва. Определений полей, правил и примеров в нем нет.</w:t>
       </w:r>
     </w:p>
     <w:p>
@@ -1361,7 +1361,7 @@
           <w:color w:val="000000"/>
           <w:sz w:val="28"/>
         </w:rPr>
-        <w:t xml:space="preserve">version_2 это системное сообщение с правилами и два размеченных примера в виде пар сообщений user и assistant, вместе 3627 символов, в 12 с лишним раз длиннее version_1. Правила задают:</w:t>
+        <w:t xml:space="preserve">version_2 это системное сообщение с правилами и два размеченных примера в виде пар сообщений user и assistant, вместе 3627 символов, почти в 13 раз длиннее version_1. Правила задают:</w:t>
       </w:r>
     </w:p>
     <w:p>
@@ -3000,7 +3000,7 @@
           <w:color w:val="000000"/>
           <w:sz w:val="28"/>
         </w:rPr>
-        <w:t xml:space="preserve">При температуре 0 и фиксированном seed ответы модели все равно не полностью детерминированы, вероятная причина в кэше общего начала промпта в Ollama. Поэтому ноутбук запускает тесты трижды, и все три раза проходят 26 из 26 (results/pytest.log). До правок это проявилось на тесте 2: в одном запуске он прошел, в другом упал (results/dev_runs/run1/pytest.log). Тест 4 сначала был с фразой «Нервничать меньше я не стала»: модель стабильно записывала ее в положительный эффект даже после уточнения правила отрицаний. В итоговом тесте другая фраза, а эта конструкция отнесена к ограничениям.</w:t>
+        <w:t xml:space="preserve">При температуре 0 и фиксированном seed ответы модели все равно не полностью детерминированы, вероятная причина в кэше общего начала промпта в Ollama. Поэтому ноутбук запускает тесты трижды, и все три раза проходят 26 из 26 (results/pytest.log). До правок это проявилось на тесте 2: при ручном запуске он проходил, а в логе run1 (results/dev_runs/run1/pytest.log) упал, модель записала в drug «успокоительные капли». Тест 4 сначала был с фразой «Нервничать меньше я не стала»: модель стабильно записывала ее в положительный эффект даже после уточнения правила отрицаний. В итоговом тесте другая фраза, а эта конструкция отнесена к ограничениям.</w:t>
       </w:r>
     </w:p>
     <w:p>
@@ -6296,7 +6296,7 @@
           <w:color w:val="000000"/>
           <w:sz w:val="28"/>
         </w:rPr>
-        <w:t xml:space="preserve">Правила version_2 повысили precision с 0,537 до 0,769. Они убрали из ответов свойства препарата, чужой опыт и отрицания: version_1, например, записала для оксолиновой мази в реакции «запах не приятный», «жирная» и даже «остальное самовнушение». F1 по positive_effect вырос с 0,470 до 0,644, по adverse_reaction с 0,549 до 0,719. Лучше всего итоговая система извлекает препараты (F1 0,840). Показания у всех систем около 0,57-0,58: RuDReC размечает как DI каждое упоминание болезни или симптома, а промпт просит только причину приема.</w:t>
+        <w:t xml:space="preserve">Правила version_2 повысили precision с 0,537 до 0,769. Они почти убрали из ответов свойства препарата, чужой опыт и отрицания (в итоговом ответе для 2685800 осталась реакция «запах»): version_1, например, записала для оксолиновой мази в реакции «запах не приятный», «жирная» и даже «остальное самовнушение». F1 по positive_effect вырос с 0,470 до 0,644, по adverse_reaction с 0,549 до 0,719. Лучше всего итоговая система извлекает препараты (F1 0,840). Показания у всех систем около 0,57-0,58: RuDReC размечает как DI каждое упоминание болезни или симптома, а промпт просит только причину приема.</w:t>
       </w:r>
     </w:p>
     <w:p>
@@ -7954,7 +7954,7 @@
                 <w:color w:val="000000"/>
                 <w:sz w:val="24"/>
               </w:rPr>
-              <w:t xml:space="preserve">регистр во фрагменте не исправлен повтором, реакции потеряны; реакция из слов врача прошла проверку</w:t>
+              <w:t xml:space="preserve">на повторе модель убрала реакции без фрагментов вместо того, чтобы их подтвердить; реакция из слов врача прошла проверку</w:t>
             </w:r>
           </w:p>
         </w:tc>
@@ -8735,7 +8735,7 @@
           <w:color w:val="000000"/>
           <w:sz w:val="28"/>
         </w:rPr>
-        <w:t xml:space="preserve"> Ребенку стало хуже: «Ребенок весь день "стоит на ушах", угомонить невозможно», дальше «постоянная беготня по дому, прыжки с дивана на пол, кувырки». В первой попытке модель назвала эти реакции, но два фрагмента начала со строчной: «ребенок весь день "стоит на ушах"» и «весь день у ребенка проходил в ритме ракеты». Повтор показал участки текста с заглавной буквой, а модель повторила те же фрагменты и оставила в списке одну реакцию. Беготня и прыжки остались без опоры и удалены, хотя они есть в эталоне. Зато прошла реакция «ему стало возбуждено»: это пересказ предупреждения врача «на фоне приема может быть эмоциональное возбуждение», то есть модель нарушила правило 4. Проверка опоры лексическая, она нашла основу «возбужд» в дословном фрагменте и не отличила предупреждение от наблюдения. По той же причине прошло «я в нервотрепке», состояние матери, а не пациента. Исправить можно в коде: искать фрагмент без учета регистра и подставлять точную подстроку текста, а реакцию, которая опирается только на фрагмент со словами «может быть», «возможны», не принимать.</w:t>
+        <w:t xml:space="preserve"> Ребенку стало хуже: «Ребенок весь день "стоит на ушах", угомонить невозможно», дальше «постоянная беготня по дому, прыжки с дивана на пол, кувырки». В первой попытке модель назвала беготню, прыжки и кувырки, но фрагментов для них не дала, а еще три фрагмента начала со строчной буквы. Сообщение повтора перечислило эти реакции как неподтвержденные, и модель вместо фрагментов убрала их из списка, оставив одну реакцию; два фрагмента со строчной она повторила без изменений. Беготня и прыжки удалены, хотя они есть в эталоне. Зато прошла реакция «ему стало возбуждено»: это пересказ предупреждения врача «на фоне приема может быть эмоциональное возбуждение», то есть модель нарушила правило 4. Проверка опоры лексическая, она нашла основу «возбужд» в дословном фрагменте и не отличила предупреждение от наблюдения. По той же причине прошло «я в нервотрепке», состояние матери, а не пациента. Поиск без учета регистра здесь не помог бы: для потерянных реакций фрагментов не было вовсе. Нужно в сообщении повтора отдельно перечислять элементы без фрагментов и просить фрагмент для каждого, а реакцию, которая опирается только на фрагмент со словами «может быть», «возможны», не принимать.</w:t>
       </w:r>
     </w:p>
     <w:p>
@@ -8791,7 +8791,7 @@
           <w:color w:val="000000"/>
           <w:sz w:val="28"/>
         </w:rPr>
-        <w:t xml:space="preserve"> Отзыв начинается так: «причиной тому стал высокий холестерин, Скинув до нормы бесоницы больше нет». Модель записала «Скинув» в drug, видимо, из-за заглавной буквы после запятой, и дала дословный фрагмент «Скинув до нормы бесоницы больше нет». Проверка ошибку не видит: слово есть в тексте и не входит в словарь форм и групп. Из того же предложения модель взяла эффект «бесоницы больше нет», хотя сон наладился от снижения холестерина, а не от Донормила. При этом в drug нет пустырника, валерианки и боярышника из перечня «смесь пустырник-валерианка-боярышник». Это ошибки модели. Деепричастие в названии ловится морфологическим анализатором: название препарата должно быть существительным.</w:t>
+        <w:t xml:space="preserve"> В первом предложении: «причиной тому стал высокий холестерин, Скинув до нормы бесоницы больше нет». Модель записала «Скинув» в drug, видимо, из-за заглавной буквы после запятой, и дала дословный фрагмент «Скинув до нормы бесоницы больше нет». Проверка ошибку не видит: слово есть в тексте и не входит в словарь форм и групп. Из того же предложения модель взяла эффект «бесоницы больше нет», хотя сон наладился от снижения холестерина, а не от Донормила. При этом в drug нет пустырника, валерианки и боярышника из перечня «смесь пустырник-валерианка-боярышник». Это ошибки модели. Деепричастие в названии ловится морфологическим анализатором: название препарата должно быть существительным.</w:t>
       </w:r>
     </w:p>
     <w:p>
@@ -9001,7 +9001,7 @@
           <w:color w:val="000000"/>
           <w:sz w:val="28"/>
         </w:rPr>
-        <w:t xml:space="preserve">6. Проверка лексическая: она гарантирует, что слова взяты из отзыва, но не смысл. Дальше стоит искать фрагменты без учета регистра с подстановкой точного текста, не принимать реакции только по предупреждениям, не подтверждать по тексту общие слова, проверять часть речи у названий и уточнить правило о причине улучшения.</w:t>
+        <w:t xml:space="preserve">6. Проверка лексическая: она гарантирует, что слова взяты из отзыва, но не смысл. Дальше стоит в сообщении повтора просить фрагмент для каждого элемента без опоры, искать фрагменты без учета регистра с подстановкой точного текста, не принимать реакции только по предупреждениям, не подтверждать по тексту общие слова, проверять часть речи у названий и уточнить правило о причине улучшения.</w:t>
       </w:r>
     </w:p>
     <w:p>
